--- a/Spring-Boot/from-docs/springboot-notes-04.docx
+++ b/Spring-Boot/from-docs/springboot-notes-04.docx
@@ -2,6 +2,5971 @@
 <file path=word/document.xml><?xml version="1.0" encoding="utf-8"?>
 <w:document xmlns:wpc="http://schemas.microsoft.com/office/word/2010/wordprocessingCanvas" xmlns:cx="http://schemas.microsoft.com/office/drawing/2014/chartex" xmlns:cx1="http://schemas.microsoft.com/office/drawing/2015/9/8/chartex" xmlns:cx2="http://schemas.microsoft.com/office/drawing/2015/10/21/chartex" xmlns:cx3="http://schemas.microsoft.com/office/drawing/2016/5/9/chartex" xmlns:cx4="http://schemas.microsoft.com/office/drawing/2016/5/10/chartex" xmlns:cx5="http://schemas.microsoft.com/office/drawing/2016/5/11/chartex" xmlns:cx6="http://schemas.microsoft.com/office/drawing/2016/5/12/chartex" xmlns:cx7="http://schemas.microsoft.com/office/drawing/2016/5/13/chartex" xmlns:cx8="http://schemas.microsoft.com/office/drawing/2016/5/14/chartex" xmlns:mc="http://schemas.openxmlformats.org/markup-compatibility/2006" xmlns:aink="http://schemas.microsoft.com/office/drawing/2016/ink" xmlns:am3d="http://schemas.microsoft.com/office/drawing/2017/model3d" xmlns:o="urn:schemas-microsoft-com:office:office" xmlns:oel="http://schemas.microsoft.com/office/2019/extlst" xmlns:r="http://schemas.openxmlformats.org/officeDocument/2006/relationships" xmlns:m="http://schemas.openxmlformats.org/officeDocument/2006/math" xmlns:v="urn:schemas-microsoft-com:vml" xmlns:wp14="http://schemas.microsoft.com/office/word/2010/wordprocessingDrawing" xmlns:wp="http://schemas.openxmlformats.org/drawingml/2006/wordprocessingDrawing" xmlns:w10="urn:schemas-microsoft-com:office:word" xmlns:w="http://schemas.openxmlformats.org/wordprocessingml/2006/main" xmlns:w14="http://schemas.microsoft.com/office/word/2010/wordml" xmlns:w15="http://schemas.microsoft.com/office/word/2012/wordml" xmlns:w16cex="http://schemas.microsoft.com/office/word/2018/wordml/cex" xmlns:w16cid="http://schemas.microsoft.com/office/word/2016/wordml/cid" xmlns:w16="http://schemas.microsoft.com/office/word/2018/wordml" xmlns:w16du="http://schemas.microsoft.com/office/word/2023/wordml/word16du" xmlns:w16sdtdh="http://schemas.microsoft.com/office/word/2020/wordml/sdtdatahash" xmlns:w16sdtfl="http://schemas.microsoft.com/office/word/2024/wordml/sdtformatlock" xmlns:w16se="http://schemas.microsoft.com/office/word/2015/wordml/symex" xmlns:wpg="http://schemas.microsoft.com/office/word/2010/wordprocessingGroup" xmlns:wpi="http://schemas.microsoft.com/office/word/2010/wordprocessingInk" xmlns:wne="http://schemas.microsoft.com/office/word/2006/wordml" xmlns:wps="http://schemas.microsoft.com/office/word/2010/wordprocessingShape" mc:Ignorable="w14 w15 w16se w16cid w16 w16cex w16sdtdh w16sdtfl w16du wp14">
   <w:body>
+    <w:p>
+      <w:pPr>
+        <w:rPr>
+          <w:rFonts w:ascii="Sakkal Majalla" w:hAnsi="Sakkal Majalla" w:cs="Sakkal Majalla"/>
+          <w:sz w:val="28"/>
+          <w:szCs w:val="28"/>
+        </w:rPr>
+      </w:pPr>
+      <w:r>
+        <w:rPr>
+          <w:rFonts w:ascii="Sakkal Majalla" w:hAnsi="Sakkal Majalla" w:cs="Sakkal Majalla"/>
+          <w:sz w:val="28"/>
+          <w:szCs w:val="28"/>
+        </w:rPr>
+        <w:t>To validate request body:</w:t>
+      </w:r>
+    </w:p>
+    <w:p>
+      <w:pPr>
+        <w:pStyle w:val="ListParagraph"/>
+        <w:numPr>
+          <w:ilvl w:val="0"/>
+          <w:numId w:val="1"/>
+        </w:numPr>
+        <w:rPr>
+          <w:rFonts w:ascii="Sakkal Majalla" w:hAnsi="Sakkal Majalla" w:cs="Sakkal Majalla"/>
+          <w:sz w:val="28"/>
+          <w:szCs w:val="28"/>
+        </w:rPr>
+      </w:pPr>
+      <w:r>
+        <w:rPr>
+          <w:rFonts w:ascii="Sakkal Majalla" w:hAnsi="Sakkal Majalla" w:cs="Sakkal Majalla"/>
+          <w:sz w:val="28"/>
+          <w:szCs w:val="28"/>
+        </w:rPr>
+        <w:t>In pom.xml file:</w:t>
+      </w:r>
+    </w:p>
+    <w:p>
+      <w:pPr>
+        <w:shd w:val="clear" w:color="auto" w:fill="FFFFFF"/>
+        <w:spacing w:after="0" w:line="285" w:lineRule="atLeast"/>
+        <w:rPr>
+          <w:rFonts w:ascii="Consolas" w:eastAsia="Times New Roman" w:hAnsi="Consolas" w:cs="Times New Roman"/>
+          <w:color w:val="3B3B3B"/>
+          <w:kern w:val="0"/>
+          <w:sz w:val="21"/>
+          <w:szCs w:val="21"/>
+          <w14:ligatures w14:val="none"/>
+        </w:rPr>
+      </w:pPr>
+      <w:r>
+        <w:rPr>
+          <w:rFonts w:ascii="Consolas" w:eastAsia="Times New Roman" w:hAnsi="Consolas" w:cs="Times New Roman"/>
+          <w:color w:val="800000"/>
+          <w:kern w:val="0"/>
+          <w:sz w:val="21"/>
+          <w:szCs w:val="21"/>
+          <w14:ligatures w14:val="none"/>
+        </w:rPr>
+        <w:t>&lt;dependency&gt;</w:t>
+      </w:r>
+    </w:p>
+    <w:p>
+      <w:pPr>
+        <w:shd w:val="clear" w:color="auto" w:fill="FFFFFF"/>
+        <w:spacing w:after="0" w:line="285" w:lineRule="atLeast"/>
+        <w:ind w:firstLine="720"/>
+        <w:rPr>
+          <w:rFonts w:ascii="Consolas" w:eastAsia="Times New Roman" w:hAnsi="Consolas" w:cs="Times New Roman"/>
+          <w:color w:val="3B3B3B"/>
+          <w:kern w:val="0"/>
+          <w:sz w:val="21"/>
+          <w:szCs w:val="21"/>
+          <w14:ligatures w14:val="none"/>
+        </w:rPr>
+      </w:pPr>
+      <w:proofErr w:type="gramStart"/>
+      <w:r>
+        <w:rPr>
+          <w:rFonts w:ascii="Consolas" w:eastAsia="Times New Roman" w:hAnsi="Consolas" w:cs="Times New Roman"/>
+          <w:color w:val="800000"/>
+          <w:kern w:val="0"/>
+          <w:sz w:val="21"/>
+          <w:szCs w:val="21"/>
+          <w14:ligatures w14:val="none"/>
+        </w:rPr>
+        <w:t>&lt;groupId&gt;</w:t>
+      </w:r>
+      <w:r>
+        <w:rPr>
+          <w:rFonts w:ascii="Consolas" w:eastAsia="Times New Roman" w:hAnsi="Consolas" w:cs="Times New Roman"/>
+          <w:color w:val="3B3B3B"/>
+          <w:kern w:val="0"/>
+          <w:sz w:val="21"/>
+          <w:szCs w:val="21"/>
+          <w14:ligatures w14:val="none"/>
+        </w:rPr>
+        <w:t>org.springframework.boot</w:t>
+      </w:r>
+      <w:proofErr w:type="gramEnd"/>
+      <w:r>
+        <w:rPr>
+          <w:rFonts w:ascii="Consolas" w:eastAsia="Times New Roman" w:hAnsi="Consolas" w:cs="Times New Roman"/>
+          <w:color w:val="800000"/>
+          <w:kern w:val="0"/>
+          <w:sz w:val="21"/>
+          <w:szCs w:val="21"/>
+          <w14:ligatures w14:val="none"/>
+        </w:rPr>
+        <w:t>&lt;/groupId&gt;</w:t>
+      </w:r>
+    </w:p>
+    <w:p>
+      <w:pPr>
+        <w:shd w:val="clear" w:color="auto" w:fill="FFFFFF"/>
+        <w:spacing w:after="0" w:line="285" w:lineRule="atLeast"/>
+        <w:rPr>
+          <w:rFonts w:ascii="Consolas" w:eastAsia="Times New Roman" w:hAnsi="Consolas" w:cs="Times New Roman"/>
+          <w:color w:val="3B3B3B"/>
+          <w:kern w:val="0"/>
+          <w:sz w:val="21"/>
+          <w:szCs w:val="21"/>
+          <w14:ligatures w14:val="none"/>
+        </w:rPr>
+      </w:pPr>
+      <w:r>
+        <w:rPr>
+          <w:rFonts w:ascii="Consolas" w:eastAsia="Times New Roman" w:hAnsi="Consolas" w:cs="Times New Roman"/>
+          <w:color w:val="3B3B3B"/>
+          <w:kern w:val="0"/>
+          <w:sz w:val="21"/>
+          <w:szCs w:val="21"/>
+          <w14:ligatures w14:val="none"/>
+        </w:rPr>
+        <w:t>     </w:t>
+      </w:r>
+      <w:r>
+        <w:rPr>
+          <w:rFonts w:ascii="Consolas" w:eastAsia="Times New Roman" w:hAnsi="Consolas" w:cs="Times New Roman"/>
+          <w:color w:val="3B3B3B"/>
+          <w:kern w:val="0"/>
+          <w:sz w:val="21"/>
+          <w:szCs w:val="21"/>
+          <w14:ligatures w14:val="none"/>
+        </w:rPr>
+        <w:t xml:space="preserve"> </w:t>
+      </w:r>
+      <w:r>
+        <w:rPr>
+          <w:rFonts w:ascii="Consolas" w:eastAsia="Times New Roman" w:hAnsi="Consolas" w:cs="Times New Roman"/>
+          <w:color w:val="800000"/>
+          <w:kern w:val="0"/>
+          <w:sz w:val="21"/>
+          <w:szCs w:val="21"/>
+          <w14:ligatures w14:val="none"/>
+        </w:rPr>
+        <w:t>&lt;artifactId&gt;</w:t>
+      </w:r>
+      <w:r>
+        <w:rPr>
+          <w:rFonts w:ascii="Consolas" w:eastAsia="Times New Roman" w:hAnsi="Consolas" w:cs="Times New Roman"/>
+          <w:color w:val="3B3B3B"/>
+          <w:kern w:val="0"/>
+          <w:sz w:val="21"/>
+          <w:szCs w:val="21"/>
+          <w14:ligatures w14:val="none"/>
+        </w:rPr>
+        <w:t>spring-boot-starter-validation</w:t>
+      </w:r>
+      <w:r>
+        <w:rPr>
+          <w:rFonts w:ascii="Consolas" w:eastAsia="Times New Roman" w:hAnsi="Consolas" w:cs="Times New Roman"/>
+          <w:color w:val="800000"/>
+          <w:kern w:val="0"/>
+          <w:sz w:val="21"/>
+          <w:szCs w:val="21"/>
+          <w14:ligatures w14:val="none"/>
+        </w:rPr>
+        <w:t>&lt;/artifactId&gt;</w:t>
+      </w:r>
+    </w:p>
+    <w:p>
+      <w:pPr>
+        <w:shd w:val="clear" w:color="auto" w:fill="FFFFFF"/>
+        <w:spacing w:after="0" w:line="285" w:lineRule="atLeast"/>
+        <w:rPr>
+          <w:rFonts w:ascii="Consolas" w:eastAsia="Times New Roman" w:hAnsi="Consolas" w:cs="Times New Roman"/>
+          <w:color w:val="3B3B3B"/>
+          <w:kern w:val="0"/>
+          <w:sz w:val="21"/>
+          <w:szCs w:val="21"/>
+          <w14:ligatures w14:val="none"/>
+        </w:rPr>
+      </w:pPr>
+      <w:r>
+        <w:rPr>
+          <w:rFonts w:ascii="Consolas" w:eastAsia="Times New Roman" w:hAnsi="Consolas" w:cs="Times New Roman"/>
+          <w:color w:val="800000"/>
+          <w:kern w:val="0"/>
+          <w:sz w:val="21"/>
+          <w:szCs w:val="21"/>
+          <w14:ligatures w14:val="none"/>
+        </w:rPr>
+        <w:t>&lt;/dependency&gt;</w:t>
+      </w:r>
+    </w:p>
+    <w:p>
+      <w:pPr>
+        <w:rPr>
+          <w:rFonts w:ascii="Sakkal Majalla" w:hAnsi="Sakkal Majalla" w:cs="Sakkal Majalla"/>
+          <w:sz w:val="28"/>
+          <w:szCs w:val="28"/>
+        </w:rPr>
+      </w:pPr>
+      <w:r>
+        <w:rPr>
+          <w:rFonts w:ascii="Sakkal Majalla" w:hAnsi="Sakkal Majalla" w:cs="Sakkal Majalla"/>
+          <w:sz w:val="28"/>
+          <w:szCs w:val="28"/>
+        </w:rPr>
+        <w:tab/>
+      </w:r>
+      <w:r>
+        <w:rPr>
+          <w:rFonts w:ascii="Sakkal Majalla" w:hAnsi="Sakkal Majalla" w:cs="Sakkal Majalla"/>
+          <w:sz w:val="28"/>
+          <w:szCs w:val="28"/>
+        </w:rPr>
+        <w:tab/>
+        <w:t>------------------------------------------------------------------------</w:t>
+      </w:r>
+    </w:p>
+    <w:p>
+      <w:pPr>
+        <w:rPr>
+          <w:rFonts w:ascii="Sakkal Majalla" w:hAnsi="Sakkal Majalla" w:cs="Sakkal Majalla"/>
+          <w:sz w:val="28"/>
+          <w:szCs w:val="28"/>
+        </w:rPr>
+      </w:pPr>
+      <w:r>
+        <w:rPr>
+          <w:rFonts w:ascii="Sakkal Majalla" w:hAnsi="Sakkal Majalla" w:cs="Sakkal Majalla"/>
+          <w:sz w:val="28"/>
+          <w:szCs w:val="28"/>
+        </w:rPr>
+        <w:t>Then for entities or models we add the validations:</w:t>
+      </w:r>
+    </w:p>
+    <w:p>
+      <w:pPr>
+        <w:shd w:val="clear" w:color="auto" w:fill="FFFFFF"/>
+        <w:spacing w:after="0" w:line="285" w:lineRule="atLeast"/>
+        <w:rPr>
+          <w:rFonts w:ascii="Consolas" w:eastAsia="Times New Roman" w:hAnsi="Consolas" w:cs="Times New Roman"/>
+          <w:color w:val="3B3B3B"/>
+          <w:kern w:val="0"/>
+          <w:sz w:val="21"/>
+          <w:szCs w:val="21"/>
+          <w14:ligatures w14:val="none"/>
+        </w:rPr>
+      </w:pPr>
+      <w:r>
+        <w:rPr>
+          <w:rFonts w:ascii="Consolas" w:eastAsia="Times New Roman" w:hAnsi="Consolas" w:cs="Times New Roman"/>
+          <w:color w:val="0000FF"/>
+          <w:kern w:val="0"/>
+          <w:sz w:val="21"/>
+          <w:szCs w:val="21"/>
+          <w14:ligatures w14:val="none"/>
+        </w:rPr>
+        <w:t>import</w:t>
+      </w:r>
+      <w:r>
+        <w:rPr>
+          <w:rFonts w:ascii="Consolas" w:eastAsia="Times New Roman" w:hAnsi="Consolas" w:cs="Times New Roman"/>
+          <w:color w:val="3B3B3B"/>
+          <w:kern w:val="0"/>
+          <w:sz w:val="21"/>
+          <w:szCs w:val="21"/>
+          <w14:ligatures w14:val="none"/>
+        </w:rPr>
+        <w:t xml:space="preserve"> </w:t>
+      </w:r>
+      <w:proofErr w:type="gramStart"/>
+      <w:r>
+        <w:rPr>
+          <w:rFonts w:ascii="Consolas" w:eastAsia="Times New Roman" w:hAnsi="Consolas" w:cs="Times New Roman"/>
+          <w:color w:val="267F99"/>
+          <w:kern w:val="0"/>
+          <w:sz w:val="21"/>
+          <w:szCs w:val="21"/>
+          <w14:ligatures w14:val="none"/>
+        </w:rPr>
+        <w:t>jakarta</w:t>
+      </w:r>
+      <w:r>
+        <w:rPr>
+          <w:rFonts w:ascii="Consolas" w:eastAsia="Times New Roman" w:hAnsi="Consolas" w:cs="Times New Roman"/>
+          <w:color w:val="000000"/>
+          <w:kern w:val="0"/>
+          <w:sz w:val="21"/>
+          <w:szCs w:val="21"/>
+          <w14:ligatures w14:val="none"/>
+        </w:rPr>
+        <w:t>.</w:t>
+      </w:r>
+      <w:r>
+        <w:rPr>
+          <w:rFonts w:ascii="Consolas" w:eastAsia="Times New Roman" w:hAnsi="Consolas" w:cs="Times New Roman"/>
+          <w:color w:val="267F99"/>
+          <w:kern w:val="0"/>
+          <w:sz w:val="21"/>
+          <w:szCs w:val="21"/>
+          <w14:ligatures w14:val="none"/>
+        </w:rPr>
+        <w:t>annotation</w:t>
+      </w:r>
+      <w:proofErr w:type="gramEnd"/>
+      <w:r>
+        <w:rPr>
+          <w:rFonts w:ascii="Consolas" w:eastAsia="Times New Roman" w:hAnsi="Consolas" w:cs="Times New Roman"/>
+          <w:color w:val="000000"/>
+          <w:kern w:val="0"/>
+          <w:sz w:val="21"/>
+          <w:szCs w:val="21"/>
+          <w14:ligatures w14:val="none"/>
+        </w:rPr>
+        <w:t>.</w:t>
+      </w:r>
+      <w:r>
+        <w:rPr>
+          <w:rFonts w:ascii="Consolas" w:eastAsia="Times New Roman" w:hAnsi="Consolas" w:cs="Times New Roman"/>
+          <w:color w:val="267F99"/>
+          <w:kern w:val="0"/>
+          <w:sz w:val="21"/>
+          <w:szCs w:val="21"/>
+          <w14:ligatures w14:val="none"/>
+        </w:rPr>
+        <w:t>Nullable</w:t>
+      </w:r>
+      <w:r>
+        <w:rPr>
+          <w:rFonts w:ascii="Consolas" w:eastAsia="Times New Roman" w:hAnsi="Consolas" w:cs="Times New Roman"/>
+          <w:color w:val="3B3B3B"/>
+          <w:kern w:val="0"/>
+          <w:sz w:val="21"/>
+          <w:szCs w:val="21"/>
+          <w14:ligatures w14:val="none"/>
+        </w:rPr>
+        <w:t>;</w:t>
+      </w:r>
+    </w:p>
+    <w:p>
+      <w:pPr>
+        <w:shd w:val="clear" w:color="auto" w:fill="FFFFFF"/>
+        <w:spacing w:after="0" w:line="285" w:lineRule="atLeast"/>
+        <w:rPr>
+          <w:rFonts w:ascii="Consolas" w:eastAsia="Times New Roman" w:hAnsi="Consolas" w:cs="Times New Roman"/>
+          <w:color w:val="3B3B3B"/>
+          <w:kern w:val="0"/>
+          <w:sz w:val="21"/>
+          <w:szCs w:val="21"/>
+          <w14:ligatures w14:val="none"/>
+        </w:rPr>
+      </w:pPr>
+      <w:r>
+        <w:rPr>
+          <w:rFonts w:ascii="Consolas" w:eastAsia="Times New Roman" w:hAnsi="Consolas" w:cs="Times New Roman"/>
+          <w:color w:val="0000FF"/>
+          <w:kern w:val="0"/>
+          <w:sz w:val="21"/>
+          <w:szCs w:val="21"/>
+          <w14:ligatures w14:val="none"/>
+        </w:rPr>
+        <w:t>import</w:t>
+      </w:r>
+      <w:r>
+        <w:rPr>
+          <w:rFonts w:ascii="Consolas" w:eastAsia="Times New Roman" w:hAnsi="Consolas" w:cs="Times New Roman"/>
+          <w:color w:val="3B3B3B"/>
+          <w:kern w:val="0"/>
+          <w:sz w:val="21"/>
+          <w:szCs w:val="21"/>
+          <w14:ligatures w14:val="none"/>
+        </w:rPr>
+        <w:t xml:space="preserve"> </w:t>
+      </w:r>
+      <w:proofErr w:type="gramStart"/>
+      <w:r>
+        <w:rPr>
+          <w:rFonts w:ascii="Consolas" w:eastAsia="Times New Roman" w:hAnsi="Consolas" w:cs="Times New Roman"/>
+          <w:color w:val="267F99"/>
+          <w:kern w:val="0"/>
+          <w:sz w:val="21"/>
+          <w:szCs w:val="21"/>
+          <w14:ligatures w14:val="none"/>
+        </w:rPr>
+        <w:t>jakarta</w:t>
+      </w:r>
+      <w:r>
+        <w:rPr>
+          <w:rFonts w:ascii="Consolas" w:eastAsia="Times New Roman" w:hAnsi="Consolas" w:cs="Times New Roman"/>
+          <w:color w:val="000000"/>
+          <w:kern w:val="0"/>
+          <w:sz w:val="21"/>
+          <w:szCs w:val="21"/>
+          <w14:ligatures w14:val="none"/>
+        </w:rPr>
+        <w:t>.</w:t>
+      </w:r>
+      <w:r>
+        <w:rPr>
+          <w:rFonts w:ascii="Consolas" w:eastAsia="Times New Roman" w:hAnsi="Consolas" w:cs="Times New Roman"/>
+          <w:color w:val="267F99"/>
+          <w:kern w:val="0"/>
+          <w:sz w:val="21"/>
+          <w:szCs w:val="21"/>
+          <w14:ligatures w14:val="none"/>
+        </w:rPr>
+        <w:t>validation</w:t>
+      </w:r>
+      <w:proofErr w:type="gramEnd"/>
+      <w:r>
+        <w:rPr>
+          <w:rFonts w:ascii="Consolas" w:eastAsia="Times New Roman" w:hAnsi="Consolas" w:cs="Times New Roman"/>
+          <w:color w:val="000000"/>
+          <w:kern w:val="0"/>
+          <w:sz w:val="21"/>
+          <w:szCs w:val="21"/>
+          <w14:ligatures w14:val="none"/>
+        </w:rPr>
+        <w:t>.</w:t>
+      </w:r>
+      <w:r>
+        <w:rPr>
+          <w:rFonts w:ascii="Consolas" w:eastAsia="Times New Roman" w:hAnsi="Consolas" w:cs="Times New Roman"/>
+          <w:color w:val="267F99"/>
+          <w:kern w:val="0"/>
+          <w:sz w:val="21"/>
+          <w:szCs w:val="21"/>
+          <w14:ligatures w14:val="none"/>
+        </w:rPr>
+        <w:t>Valid</w:t>
+      </w:r>
+      <w:r>
+        <w:rPr>
+          <w:rFonts w:ascii="Consolas" w:eastAsia="Times New Roman" w:hAnsi="Consolas" w:cs="Times New Roman"/>
+          <w:color w:val="3B3B3B"/>
+          <w:kern w:val="0"/>
+          <w:sz w:val="21"/>
+          <w:szCs w:val="21"/>
+          <w14:ligatures w14:val="none"/>
+        </w:rPr>
+        <w:t>;</w:t>
+      </w:r>
+    </w:p>
+    <w:p>
+      <w:pPr>
+        <w:shd w:val="clear" w:color="auto" w:fill="FFFFFF"/>
+        <w:spacing w:after="0" w:line="285" w:lineRule="atLeast"/>
+        <w:rPr>
+          <w:rFonts w:ascii="Consolas" w:eastAsia="Times New Roman" w:hAnsi="Consolas" w:cs="Times New Roman"/>
+          <w:color w:val="3B3B3B"/>
+          <w:kern w:val="0"/>
+          <w:sz w:val="21"/>
+          <w:szCs w:val="21"/>
+          <w14:ligatures w14:val="none"/>
+        </w:rPr>
+      </w:pPr>
+      <w:r>
+        <w:rPr>
+          <w:rFonts w:ascii="Consolas" w:eastAsia="Times New Roman" w:hAnsi="Consolas" w:cs="Times New Roman"/>
+          <w:color w:val="0000FF"/>
+          <w:kern w:val="0"/>
+          <w:sz w:val="21"/>
+          <w:szCs w:val="21"/>
+          <w14:ligatures w14:val="none"/>
+        </w:rPr>
+        <w:t>import</w:t>
+      </w:r>
+      <w:r>
+        <w:rPr>
+          <w:rFonts w:ascii="Consolas" w:eastAsia="Times New Roman" w:hAnsi="Consolas" w:cs="Times New Roman"/>
+          <w:color w:val="3B3B3B"/>
+          <w:kern w:val="0"/>
+          <w:sz w:val="21"/>
+          <w:szCs w:val="21"/>
+          <w14:ligatures w14:val="none"/>
+        </w:rPr>
+        <w:t xml:space="preserve"> </w:t>
+      </w:r>
+      <w:proofErr w:type="gramStart"/>
+      <w:r>
+        <w:rPr>
+          <w:rFonts w:ascii="Consolas" w:eastAsia="Times New Roman" w:hAnsi="Consolas" w:cs="Times New Roman"/>
+          <w:color w:val="267F99"/>
+          <w:kern w:val="0"/>
+          <w:sz w:val="21"/>
+          <w:szCs w:val="21"/>
+          <w14:ligatures w14:val="none"/>
+        </w:rPr>
+        <w:t>jakarta</w:t>
+      </w:r>
+      <w:r>
+        <w:rPr>
+          <w:rFonts w:ascii="Consolas" w:eastAsia="Times New Roman" w:hAnsi="Consolas" w:cs="Times New Roman"/>
+          <w:color w:val="000000"/>
+          <w:kern w:val="0"/>
+          <w:sz w:val="21"/>
+          <w:szCs w:val="21"/>
+          <w14:ligatures w14:val="none"/>
+        </w:rPr>
+        <w:t>.</w:t>
+      </w:r>
+      <w:r>
+        <w:rPr>
+          <w:rFonts w:ascii="Consolas" w:eastAsia="Times New Roman" w:hAnsi="Consolas" w:cs="Times New Roman"/>
+          <w:color w:val="267F99"/>
+          <w:kern w:val="0"/>
+          <w:sz w:val="21"/>
+          <w:szCs w:val="21"/>
+          <w14:ligatures w14:val="none"/>
+        </w:rPr>
+        <w:t>validation</w:t>
+      </w:r>
+      <w:proofErr w:type="gramEnd"/>
+      <w:r>
+        <w:rPr>
+          <w:rFonts w:ascii="Consolas" w:eastAsia="Times New Roman" w:hAnsi="Consolas" w:cs="Times New Roman"/>
+          <w:color w:val="000000"/>
+          <w:kern w:val="0"/>
+          <w:sz w:val="21"/>
+          <w:szCs w:val="21"/>
+          <w14:ligatures w14:val="none"/>
+        </w:rPr>
+        <w:t>.</w:t>
+      </w:r>
+      <w:proofErr w:type="gramStart"/>
+      <w:r>
+        <w:rPr>
+          <w:rFonts w:ascii="Consolas" w:eastAsia="Times New Roman" w:hAnsi="Consolas" w:cs="Times New Roman"/>
+          <w:color w:val="267F99"/>
+          <w:kern w:val="0"/>
+          <w:sz w:val="21"/>
+          <w:szCs w:val="21"/>
+          <w14:ligatures w14:val="none"/>
+        </w:rPr>
+        <w:t>constraints</w:t>
+      </w:r>
+      <w:r>
+        <w:rPr>
+          <w:rFonts w:ascii="Consolas" w:eastAsia="Times New Roman" w:hAnsi="Consolas" w:cs="Times New Roman"/>
+          <w:color w:val="000000"/>
+          <w:kern w:val="0"/>
+          <w:sz w:val="21"/>
+          <w:szCs w:val="21"/>
+          <w14:ligatures w14:val="none"/>
+        </w:rPr>
+        <w:t>.</w:t>
+      </w:r>
+      <w:r>
+        <w:rPr>
+          <w:rFonts w:ascii="Consolas" w:eastAsia="Times New Roman" w:hAnsi="Consolas" w:cs="Times New Roman"/>
+          <w:color w:val="267F99"/>
+          <w:kern w:val="0"/>
+          <w:sz w:val="21"/>
+          <w:szCs w:val="21"/>
+          <w14:ligatures w14:val="none"/>
+        </w:rPr>
+        <w:t>NotNull</w:t>
+      </w:r>
+      <w:proofErr w:type="gramEnd"/>
+      <w:r>
+        <w:rPr>
+          <w:rFonts w:ascii="Consolas" w:eastAsia="Times New Roman" w:hAnsi="Consolas" w:cs="Times New Roman"/>
+          <w:color w:val="3B3B3B"/>
+          <w:kern w:val="0"/>
+          <w:sz w:val="21"/>
+          <w:szCs w:val="21"/>
+          <w14:ligatures w14:val="none"/>
+        </w:rPr>
+        <w:t>;</w:t>
+      </w:r>
+    </w:p>
+    <w:p>
+      <w:pPr>
+        <w:shd w:val="clear" w:color="auto" w:fill="FFFFFF"/>
+        <w:spacing w:after="0" w:line="285" w:lineRule="atLeast"/>
+        <w:rPr>
+          <w:rFonts w:ascii="Consolas" w:eastAsia="Times New Roman" w:hAnsi="Consolas" w:cs="Times New Roman"/>
+          <w:color w:val="3B3B3B"/>
+          <w:kern w:val="0"/>
+          <w:sz w:val="21"/>
+          <w:szCs w:val="21"/>
+          <w14:ligatures w14:val="none"/>
+        </w:rPr>
+      </w:pPr>
+      <w:r>
+        <w:rPr>
+          <w:rFonts w:ascii="Consolas" w:eastAsia="Times New Roman" w:hAnsi="Consolas" w:cs="Times New Roman"/>
+          <w:color w:val="0000FF"/>
+          <w:kern w:val="0"/>
+          <w:sz w:val="21"/>
+          <w:szCs w:val="21"/>
+          <w14:ligatures w14:val="none"/>
+        </w:rPr>
+        <w:t>import</w:t>
+      </w:r>
+      <w:r>
+        <w:rPr>
+          <w:rFonts w:ascii="Consolas" w:eastAsia="Times New Roman" w:hAnsi="Consolas" w:cs="Times New Roman"/>
+          <w:color w:val="3B3B3B"/>
+          <w:kern w:val="0"/>
+          <w:sz w:val="21"/>
+          <w:szCs w:val="21"/>
+          <w14:ligatures w14:val="none"/>
+        </w:rPr>
+        <w:t xml:space="preserve"> </w:t>
+      </w:r>
+      <w:proofErr w:type="gramStart"/>
+      <w:r>
+        <w:rPr>
+          <w:rFonts w:ascii="Consolas" w:eastAsia="Times New Roman" w:hAnsi="Consolas" w:cs="Times New Roman"/>
+          <w:color w:val="267F99"/>
+          <w:kern w:val="0"/>
+          <w:sz w:val="21"/>
+          <w:szCs w:val="21"/>
+          <w14:ligatures w14:val="none"/>
+        </w:rPr>
+        <w:t>jakarta</w:t>
+      </w:r>
+      <w:r>
+        <w:rPr>
+          <w:rFonts w:ascii="Consolas" w:eastAsia="Times New Roman" w:hAnsi="Consolas" w:cs="Times New Roman"/>
+          <w:color w:val="000000"/>
+          <w:kern w:val="0"/>
+          <w:sz w:val="21"/>
+          <w:szCs w:val="21"/>
+          <w14:ligatures w14:val="none"/>
+        </w:rPr>
+        <w:t>.</w:t>
+      </w:r>
+      <w:r>
+        <w:rPr>
+          <w:rFonts w:ascii="Consolas" w:eastAsia="Times New Roman" w:hAnsi="Consolas" w:cs="Times New Roman"/>
+          <w:color w:val="267F99"/>
+          <w:kern w:val="0"/>
+          <w:sz w:val="21"/>
+          <w:szCs w:val="21"/>
+          <w14:ligatures w14:val="none"/>
+        </w:rPr>
+        <w:t>validation</w:t>
+      </w:r>
+      <w:proofErr w:type="gramEnd"/>
+      <w:r>
+        <w:rPr>
+          <w:rFonts w:ascii="Consolas" w:eastAsia="Times New Roman" w:hAnsi="Consolas" w:cs="Times New Roman"/>
+          <w:color w:val="000000"/>
+          <w:kern w:val="0"/>
+          <w:sz w:val="21"/>
+          <w:szCs w:val="21"/>
+          <w14:ligatures w14:val="none"/>
+        </w:rPr>
+        <w:t>.</w:t>
+      </w:r>
+      <w:proofErr w:type="gramStart"/>
+      <w:r>
+        <w:rPr>
+          <w:rFonts w:ascii="Consolas" w:eastAsia="Times New Roman" w:hAnsi="Consolas" w:cs="Times New Roman"/>
+          <w:color w:val="267F99"/>
+          <w:kern w:val="0"/>
+          <w:sz w:val="21"/>
+          <w:szCs w:val="21"/>
+          <w14:ligatures w14:val="none"/>
+        </w:rPr>
+        <w:t>constraints</w:t>
+      </w:r>
+      <w:r>
+        <w:rPr>
+          <w:rFonts w:ascii="Consolas" w:eastAsia="Times New Roman" w:hAnsi="Consolas" w:cs="Times New Roman"/>
+          <w:color w:val="000000"/>
+          <w:kern w:val="0"/>
+          <w:sz w:val="21"/>
+          <w:szCs w:val="21"/>
+          <w14:ligatures w14:val="none"/>
+        </w:rPr>
+        <w:t>.</w:t>
+      </w:r>
+      <w:r>
+        <w:rPr>
+          <w:rFonts w:ascii="Consolas" w:eastAsia="Times New Roman" w:hAnsi="Consolas" w:cs="Times New Roman"/>
+          <w:color w:val="267F99"/>
+          <w:kern w:val="0"/>
+          <w:sz w:val="21"/>
+          <w:szCs w:val="21"/>
+          <w14:ligatures w14:val="none"/>
+        </w:rPr>
+        <w:t>Size</w:t>
+      </w:r>
+      <w:proofErr w:type="gramEnd"/>
+      <w:r>
+        <w:rPr>
+          <w:rFonts w:ascii="Consolas" w:eastAsia="Times New Roman" w:hAnsi="Consolas" w:cs="Times New Roman"/>
+          <w:color w:val="3B3B3B"/>
+          <w:kern w:val="0"/>
+          <w:sz w:val="21"/>
+          <w:szCs w:val="21"/>
+          <w14:ligatures w14:val="none"/>
+        </w:rPr>
+        <w:t>;</w:t>
+      </w:r>
+    </w:p>
+    <w:p>
+      <w:pPr>
+        <w:shd w:val="clear" w:color="auto" w:fill="FFFFFF"/>
+        <w:spacing w:after="0" w:line="285" w:lineRule="atLeast"/>
+        <w:rPr>
+          <w:rFonts w:ascii="Consolas" w:eastAsia="Times New Roman" w:hAnsi="Consolas" w:cs="Times New Roman"/>
+          <w:color w:val="3B3B3B"/>
+          <w:kern w:val="0"/>
+          <w:sz w:val="21"/>
+          <w:szCs w:val="21"/>
+          <w14:ligatures w14:val="none"/>
+        </w:rPr>
+      </w:pPr>
+    </w:p>
+    <w:p>
+      <w:pPr>
+        <w:shd w:val="clear" w:color="auto" w:fill="FFFFFF"/>
+        <w:spacing w:after="0" w:line="285" w:lineRule="atLeast"/>
+        <w:rPr>
+          <w:rFonts w:ascii="Consolas" w:eastAsia="Times New Roman" w:hAnsi="Consolas" w:cs="Times New Roman"/>
+          <w:color w:val="3B3B3B"/>
+          <w:kern w:val="0"/>
+          <w:sz w:val="21"/>
+          <w:szCs w:val="21"/>
+          <w14:ligatures w14:val="none"/>
+        </w:rPr>
+      </w:pPr>
+      <w:r>
+        <w:rPr>
+          <w:rFonts w:ascii="Consolas" w:eastAsia="Times New Roman" w:hAnsi="Consolas" w:cs="Times New Roman"/>
+          <w:color w:val="0000FF"/>
+          <w:kern w:val="0"/>
+          <w:sz w:val="21"/>
+          <w:szCs w:val="21"/>
+          <w14:ligatures w14:val="none"/>
+        </w:rPr>
+        <w:t>public</w:t>
+      </w:r>
+      <w:r>
+        <w:rPr>
+          <w:rFonts w:ascii="Consolas" w:eastAsia="Times New Roman" w:hAnsi="Consolas" w:cs="Times New Roman"/>
+          <w:color w:val="3B3B3B"/>
+          <w:kern w:val="0"/>
+          <w:sz w:val="21"/>
+          <w:szCs w:val="21"/>
+          <w14:ligatures w14:val="none"/>
+        </w:rPr>
+        <w:t xml:space="preserve"> </w:t>
+      </w:r>
+      <w:r>
+        <w:rPr>
+          <w:rFonts w:ascii="Consolas" w:eastAsia="Times New Roman" w:hAnsi="Consolas" w:cs="Times New Roman"/>
+          <w:color w:val="0000FF"/>
+          <w:kern w:val="0"/>
+          <w:sz w:val="21"/>
+          <w:szCs w:val="21"/>
+          <w14:ligatures w14:val="none"/>
+        </w:rPr>
+        <w:t>class</w:t>
+      </w:r>
+      <w:r>
+        <w:rPr>
+          <w:rFonts w:ascii="Consolas" w:eastAsia="Times New Roman" w:hAnsi="Consolas" w:cs="Times New Roman"/>
+          <w:color w:val="3B3B3B"/>
+          <w:kern w:val="0"/>
+          <w:sz w:val="21"/>
+          <w:szCs w:val="21"/>
+          <w14:ligatures w14:val="none"/>
+        </w:rPr>
+        <w:t xml:space="preserve"> </w:t>
+      </w:r>
+      <w:r>
+        <w:rPr>
+          <w:rFonts w:ascii="Consolas" w:eastAsia="Times New Roman" w:hAnsi="Consolas" w:cs="Times New Roman"/>
+          <w:color w:val="267F99"/>
+          <w:kern w:val="0"/>
+          <w:sz w:val="21"/>
+          <w:szCs w:val="21"/>
+          <w14:ligatures w14:val="none"/>
+        </w:rPr>
+        <w:t>Profile</w:t>
+      </w:r>
+      <w:r>
+        <w:rPr>
+          <w:rFonts w:ascii="Consolas" w:eastAsia="Times New Roman" w:hAnsi="Consolas" w:cs="Times New Roman"/>
+          <w:color w:val="3B3B3B"/>
+          <w:kern w:val="0"/>
+          <w:sz w:val="21"/>
+          <w:szCs w:val="21"/>
+          <w14:ligatures w14:val="none"/>
+        </w:rPr>
+        <w:t xml:space="preserve"> {</w:t>
+      </w:r>
+    </w:p>
+    <w:p>
+      <w:pPr>
+        <w:shd w:val="clear" w:color="auto" w:fill="FFFFFF"/>
+        <w:spacing w:after="0" w:line="285" w:lineRule="atLeast"/>
+        <w:rPr>
+          <w:rFonts w:ascii="Consolas" w:eastAsia="Times New Roman" w:hAnsi="Consolas" w:cs="Times New Roman"/>
+          <w:color w:val="3B3B3B"/>
+          <w:kern w:val="0"/>
+          <w:sz w:val="21"/>
+          <w:szCs w:val="21"/>
+          <w14:ligatures w14:val="none"/>
+        </w:rPr>
+      </w:pPr>
+      <w:r>
+        <w:rPr>
+          <w:rFonts w:ascii="Consolas" w:eastAsia="Times New Roman" w:hAnsi="Consolas" w:cs="Times New Roman"/>
+          <w:color w:val="3B3B3B"/>
+          <w:kern w:val="0"/>
+          <w:sz w:val="21"/>
+          <w:szCs w:val="21"/>
+          <w14:ligatures w14:val="none"/>
+        </w:rPr>
+        <w:t>    @</w:t>
+      </w:r>
+      <w:proofErr w:type="gramStart"/>
+      <w:r>
+        <w:rPr>
+          <w:rFonts w:ascii="Consolas" w:eastAsia="Times New Roman" w:hAnsi="Consolas" w:cs="Times New Roman"/>
+          <w:color w:val="267F99"/>
+          <w:kern w:val="0"/>
+          <w:sz w:val="21"/>
+          <w:szCs w:val="21"/>
+          <w14:ligatures w14:val="none"/>
+        </w:rPr>
+        <w:t>NotNull</w:t>
+      </w:r>
+      <w:r>
+        <w:rPr>
+          <w:rFonts w:ascii="Consolas" w:eastAsia="Times New Roman" w:hAnsi="Consolas" w:cs="Times New Roman"/>
+          <w:color w:val="3B3B3B"/>
+          <w:kern w:val="0"/>
+          <w:sz w:val="21"/>
+          <w:szCs w:val="21"/>
+          <w14:ligatures w14:val="none"/>
+        </w:rPr>
+        <w:t>(</w:t>
+      </w:r>
+      <w:proofErr w:type="gramEnd"/>
+      <w:r>
+        <w:rPr>
+          <w:rFonts w:ascii="Consolas" w:eastAsia="Times New Roman" w:hAnsi="Consolas" w:cs="Times New Roman"/>
+          <w:color w:val="795E26"/>
+          <w:kern w:val="0"/>
+          <w:sz w:val="21"/>
+          <w:szCs w:val="21"/>
+          <w14:ligatures w14:val="none"/>
+        </w:rPr>
+        <w:t>message</w:t>
+      </w:r>
+      <w:r>
+        <w:rPr>
+          <w:rFonts w:ascii="Consolas" w:eastAsia="Times New Roman" w:hAnsi="Consolas" w:cs="Times New Roman"/>
+          <w:color w:val="3B3B3B"/>
+          <w:kern w:val="0"/>
+          <w:sz w:val="21"/>
+          <w:szCs w:val="21"/>
+          <w14:ligatures w14:val="none"/>
+        </w:rPr>
+        <w:t xml:space="preserve"> </w:t>
+      </w:r>
+      <w:r>
+        <w:rPr>
+          <w:rFonts w:ascii="Consolas" w:eastAsia="Times New Roman" w:hAnsi="Consolas" w:cs="Times New Roman"/>
+          <w:color w:val="000000"/>
+          <w:kern w:val="0"/>
+          <w:sz w:val="21"/>
+          <w:szCs w:val="21"/>
+          <w14:ligatures w14:val="none"/>
+        </w:rPr>
+        <w:t>=</w:t>
+      </w:r>
+      <w:r>
+        <w:rPr>
+          <w:rFonts w:ascii="Consolas" w:eastAsia="Times New Roman" w:hAnsi="Consolas" w:cs="Times New Roman"/>
+          <w:color w:val="3B3B3B"/>
+          <w:kern w:val="0"/>
+          <w:sz w:val="21"/>
+          <w:szCs w:val="21"/>
+          <w14:ligatures w14:val="none"/>
+        </w:rPr>
+        <w:t xml:space="preserve"> </w:t>
+      </w:r>
+      <w:r>
+        <w:rPr>
+          <w:rFonts w:ascii="Consolas" w:eastAsia="Times New Roman" w:hAnsi="Consolas" w:cs="Times New Roman"/>
+          <w:color w:val="A31515"/>
+          <w:kern w:val="0"/>
+          <w:sz w:val="21"/>
+          <w:szCs w:val="21"/>
+          <w14:ligatures w14:val="none"/>
+        </w:rPr>
+        <w:t>"User can't be null"</w:t>
+      </w:r>
+      <w:r>
+        <w:rPr>
+          <w:rFonts w:ascii="Consolas" w:eastAsia="Times New Roman" w:hAnsi="Consolas" w:cs="Times New Roman"/>
+          <w:color w:val="3B3B3B"/>
+          <w:kern w:val="0"/>
+          <w:sz w:val="21"/>
+          <w:szCs w:val="21"/>
+          <w14:ligatures w14:val="none"/>
+        </w:rPr>
+        <w:t>)</w:t>
+      </w:r>
+    </w:p>
+    <w:p>
+      <w:pPr>
+        <w:shd w:val="clear" w:color="auto" w:fill="FFFFFF"/>
+        <w:spacing w:after="0" w:line="285" w:lineRule="atLeast"/>
+        <w:rPr>
+          <w:rFonts w:ascii="Consolas" w:eastAsia="Times New Roman" w:hAnsi="Consolas" w:cs="Times New Roman"/>
+          <w:color w:val="3B3B3B"/>
+          <w:kern w:val="0"/>
+          <w:sz w:val="21"/>
+          <w:szCs w:val="21"/>
+          <w14:ligatures w14:val="none"/>
+        </w:rPr>
+      </w:pPr>
+      <w:r>
+        <w:rPr>
+          <w:rFonts w:ascii="Consolas" w:eastAsia="Times New Roman" w:hAnsi="Consolas" w:cs="Times New Roman"/>
+          <w:color w:val="3B3B3B"/>
+          <w:kern w:val="0"/>
+          <w:sz w:val="21"/>
+          <w:szCs w:val="21"/>
+          <w14:ligatures w14:val="none"/>
+        </w:rPr>
+        <w:t>    @</w:t>
+      </w:r>
+      <w:r>
+        <w:rPr>
+          <w:rFonts w:ascii="Consolas" w:eastAsia="Times New Roman" w:hAnsi="Consolas" w:cs="Times New Roman"/>
+          <w:color w:val="267F99"/>
+          <w:kern w:val="0"/>
+          <w:sz w:val="21"/>
+          <w:szCs w:val="21"/>
+          <w14:ligatures w14:val="none"/>
+        </w:rPr>
+        <w:t>Valid</w:t>
+      </w:r>
+    </w:p>
+    <w:p>
+      <w:pPr>
+        <w:shd w:val="clear" w:color="auto" w:fill="FFFFFF"/>
+        <w:spacing w:after="0" w:line="285" w:lineRule="atLeast"/>
+        <w:rPr>
+          <w:rFonts w:ascii="Consolas" w:eastAsia="Times New Roman" w:hAnsi="Consolas" w:cs="Times New Roman"/>
+          <w:color w:val="3B3B3B"/>
+          <w:kern w:val="0"/>
+          <w:sz w:val="21"/>
+          <w:szCs w:val="21"/>
+          <w14:ligatures w14:val="none"/>
+        </w:rPr>
+      </w:pPr>
+      <w:r>
+        <w:rPr>
+          <w:rFonts w:ascii="Consolas" w:eastAsia="Times New Roman" w:hAnsi="Consolas" w:cs="Times New Roman"/>
+          <w:color w:val="3B3B3B"/>
+          <w:kern w:val="0"/>
+          <w:sz w:val="21"/>
+          <w:szCs w:val="21"/>
+          <w14:ligatures w14:val="none"/>
+        </w:rPr>
+        <w:t xml:space="preserve">    </w:t>
+      </w:r>
+      <w:r>
+        <w:rPr>
+          <w:rFonts w:ascii="Consolas" w:eastAsia="Times New Roman" w:hAnsi="Consolas" w:cs="Times New Roman"/>
+          <w:color w:val="0000FF"/>
+          <w:kern w:val="0"/>
+          <w:sz w:val="21"/>
+          <w:szCs w:val="21"/>
+          <w14:ligatures w14:val="none"/>
+        </w:rPr>
+        <w:t>private</w:t>
+      </w:r>
+      <w:r>
+        <w:rPr>
+          <w:rFonts w:ascii="Consolas" w:eastAsia="Times New Roman" w:hAnsi="Consolas" w:cs="Times New Roman"/>
+          <w:color w:val="3B3B3B"/>
+          <w:kern w:val="0"/>
+          <w:sz w:val="21"/>
+          <w:szCs w:val="21"/>
+          <w14:ligatures w14:val="none"/>
+        </w:rPr>
+        <w:t xml:space="preserve"> </w:t>
+      </w:r>
+      <w:r>
+        <w:rPr>
+          <w:rFonts w:ascii="Consolas" w:eastAsia="Times New Roman" w:hAnsi="Consolas" w:cs="Times New Roman"/>
+          <w:color w:val="267F99"/>
+          <w:kern w:val="0"/>
+          <w:sz w:val="21"/>
+          <w:szCs w:val="21"/>
+          <w14:ligatures w14:val="none"/>
+        </w:rPr>
+        <w:t>User</w:t>
+      </w:r>
+      <w:r>
+        <w:rPr>
+          <w:rFonts w:ascii="Consolas" w:eastAsia="Times New Roman" w:hAnsi="Consolas" w:cs="Times New Roman"/>
+          <w:color w:val="3B3B3B"/>
+          <w:kern w:val="0"/>
+          <w:sz w:val="21"/>
+          <w:szCs w:val="21"/>
+          <w14:ligatures w14:val="none"/>
+        </w:rPr>
+        <w:t xml:space="preserve"> </w:t>
+      </w:r>
+      <w:proofErr w:type="spellStart"/>
+      <w:r>
+        <w:rPr>
+          <w:rFonts w:ascii="Consolas" w:eastAsia="Times New Roman" w:hAnsi="Consolas" w:cs="Times New Roman"/>
+          <w:color w:val="001080"/>
+          <w:kern w:val="0"/>
+          <w:sz w:val="21"/>
+          <w:szCs w:val="21"/>
+          <w14:ligatures w14:val="none"/>
+        </w:rPr>
+        <w:t>user</w:t>
+      </w:r>
+      <w:proofErr w:type="spellEnd"/>
+      <w:r>
+        <w:rPr>
+          <w:rFonts w:ascii="Consolas" w:eastAsia="Times New Roman" w:hAnsi="Consolas" w:cs="Times New Roman"/>
+          <w:color w:val="3B3B3B"/>
+          <w:kern w:val="0"/>
+          <w:sz w:val="21"/>
+          <w:szCs w:val="21"/>
+          <w14:ligatures w14:val="none"/>
+        </w:rPr>
+        <w:t>;</w:t>
+      </w:r>
+    </w:p>
+    <w:p>
+      <w:pPr>
+        <w:shd w:val="clear" w:color="auto" w:fill="FFFFFF"/>
+        <w:spacing w:after="0" w:line="285" w:lineRule="atLeast"/>
+        <w:rPr>
+          <w:rFonts w:ascii="Consolas" w:eastAsia="Times New Roman" w:hAnsi="Consolas" w:cs="Times New Roman"/>
+          <w:color w:val="3B3B3B"/>
+          <w:kern w:val="0"/>
+          <w:sz w:val="21"/>
+          <w:szCs w:val="21"/>
+          <w14:ligatures w14:val="none"/>
+        </w:rPr>
+      </w:pPr>
+    </w:p>
+    <w:p>
+      <w:pPr>
+        <w:shd w:val="clear" w:color="auto" w:fill="FFFFFF"/>
+        <w:spacing w:after="0" w:line="285" w:lineRule="atLeast"/>
+        <w:rPr>
+          <w:rFonts w:ascii="Consolas" w:eastAsia="Times New Roman" w:hAnsi="Consolas" w:cs="Times New Roman"/>
+          <w:color w:val="3B3B3B"/>
+          <w:kern w:val="0"/>
+          <w:sz w:val="21"/>
+          <w:szCs w:val="21"/>
+          <w14:ligatures w14:val="none"/>
+        </w:rPr>
+      </w:pPr>
+      <w:r>
+        <w:rPr>
+          <w:rFonts w:ascii="Consolas" w:eastAsia="Times New Roman" w:hAnsi="Consolas" w:cs="Times New Roman"/>
+          <w:color w:val="3B3B3B"/>
+          <w:kern w:val="0"/>
+          <w:sz w:val="21"/>
+          <w:szCs w:val="21"/>
+          <w14:ligatures w14:val="none"/>
+        </w:rPr>
+        <w:t>    @</w:t>
+      </w:r>
+      <w:proofErr w:type="gramStart"/>
+      <w:r>
+        <w:rPr>
+          <w:rFonts w:ascii="Consolas" w:eastAsia="Times New Roman" w:hAnsi="Consolas" w:cs="Times New Roman"/>
+          <w:color w:val="267F99"/>
+          <w:kern w:val="0"/>
+          <w:sz w:val="21"/>
+          <w:szCs w:val="21"/>
+          <w14:ligatures w14:val="none"/>
+        </w:rPr>
+        <w:t>Size</w:t>
+      </w:r>
+      <w:r>
+        <w:rPr>
+          <w:rFonts w:ascii="Consolas" w:eastAsia="Times New Roman" w:hAnsi="Consolas" w:cs="Times New Roman"/>
+          <w:color w:val="3B3B3B"/>
+          <w:kern w:val="0"/>
+          <w:sz w:val="21"/>
+          <w:szCs w:val="21"/>
+          <w14:ligatures w14:val="none"/>
+        </w:rPr>
+        <w:t>(</w:t>
+      </w:r>
+      <w:proofErr w:type="gramEnd"/>
+      <w:r>
+        <w:rPr>
+          <w:rFonts w:ascii="Consolas" w:eastAsia="Times New Roman" w:hAnsi="Consolas" w:cs="Times New Roman"/>
+          <w:color w:val="795E26"/>
+          <w:kern w:val="0"/>
+          <w:sz w:val="21"/>
+          <w:szCs w:val="21"/>
+          <w14:ligatures w14:val="none"/>
+        </w:rPr>
+        <w:t>min</w:t>
+      </w:r>
+      <w:r>
+        <w:rPr>
+          <w:rFonts w:ascii="Consolas" w:eastAsia="Times New Roman" w:hAnsi="Consolas" w:cs="Times New Roman"/>
+          <w:color w:val="3B3B3B"/>
+          <w:kern w:val="0"/>
+          <w:sz w:val="21"/>
+          <w:szCs w:val="21"/>
+          <w14:ligatures w14:val="none"/>
+        </w:rPr>
+        <w:t xml:space="preserve"> </w:t>
+      </w:r>
+      <w:r>
+        <w:rPr>
+          <w:rFonts w:ascii="Consolas" w:eastAsia="Times New Roman" w:hAnsi="Consolas" w:cs="Times New Roman"/>
+          <w:color w:val="000000"/>
+          <w:kern w:val="0"/>
+          <w:sz w:val="21"/>
+          <w:szCs w:val="21"/>
+          <w14:ligatures w14:val="none"/>
+        </w:rPr>
+        <w:t>=</w:t>
+      </w:r>
+      <w:r>
+        <w:rPr>
+          <w:rFonts w:ascii="Consolas" w:eastAsia="Times New Roman" w:hAnsi="Consolas" w:cs="Times New Roman"/>
+          <w:color w:val="3B3B3B"/>
+          <w:kern w:val="0"/>
+          <w:sz w:val="21"/>
+          <w:szCs w:val="21"/>
+          <w14:ligatures w14:val="none"/>
+        </w:rPr>
+        <w:t xml:space="preserve"> </w:t>
+      </w:r>
+      <w:r>
+        <w:rPr>
+          <w:rFonts w:ascii="Consolas" w:eastAsia="Times New Roman" w:hAnsi="Consolas" w:cs="Times New Roman"/>
+          <w:color w:val="098658"/>
+          <w:kern w:val="0"/>
+          <w:sz w:val="21"/>
+          <w:szCs w:val="21"/>
+          <w14:ligatures w14:val="none"/>
+        </w:rPr>
+        <w:t>1</w:t>
+      </w:r>
+      <w:r>
+        <w:rPr>
+          <w:rFonts w:ascii="Consolas" w:eastAsia="Times New Roman" w:hAnsi="Consolas" w:cs="Times New Roman"/>
+          <w:color w:val="3B3B3B"/>
+          <w:kern w:val="0"/>
+          <w:sz w:val="21"/>
+          <w:szCs w:val="21"/>
+          <w14:ligatures w14:val="none"/>
+        </w:rPr>
+        <w:t xml:space="preserve">, </w:t>
+      </w:r>
+      <w:r>
+        <w:rPr>
+          <w:rFonts w:ascii="Consolas" w:eastAsia="Times New Roman" w:hAnsi="Consolas" w:cs="Times New Roman"/>
+          <w:color w:val="795E26"/>
+          <w:kern w:val="0"/>
+          <w:sz w:val="21"/>
+          <w:szCs w:val="21"/>
+          <w14:ligatures w14:val="none"/>
+        </w:rPr>
+        <w:t>max</w:t>
+      </w:r>
+      <w:r>
+        <w:rPr>
+          <w:rFonts w:ascii="Consolas" w:eastAsia="Times New Roman" w:hAnsi="Consolas" w:cs="Times New Roman"/>
+          <w:color w:val="000000"/>
+          <w:kern w:val="0"/>
+          <w:sz w:val="21"/>
+          <w:szCs w:val="21"/>
+          <w14:ligatures w14:val="none"/>
+        </w:rPr>
+        <w:t>=</w:t>
+      </w:r>
+      <w:r>
+        <w:rPr>
+          <w:rFonts w:ascii="Consolas" w:eastAsia="Times New Roman" w:hAnsi="Consolas" w:cs="Times New Roman"/>
+          <w:color w:val="3B3B3B"/>
+          <w:kern w:val="0"/>
+          <w:sz w:val="21"/>
+          <w:szCs w:val="21"/>
+          <w14:ligatures w14:val="none"/>
+        </w:rPr>
+        <w:t xml:space="preserve"> </w:t>
+      </w:r>
+      <w:r>
+        <w:rPr>
+          <w:rFonts w:ascii="Consolas" w:eastAsia="Times New Roman" w:hAnsi="Consolas" w:cs="Times New Roman"/>
+          <w:color w:val="098658"/>
+          <w:kern w:val="0"/>
+          <w:sz w:val="21"/>
+          <w:szCs w:val="21"/>
+          <w14:ligatures w14:val="none"/>
+        </w:rPr>
+        <w:t>5000</w:t>
+      </w:r>
+      <w:r>
+        <w:rPr>
+          <w:rFonts w:ascii="Consolas" w:eastAsia="Times New Roman" w:hAnsi="Consolas" w:cs="Times New Roman"/>
+          <w:color w:val="3B3B3B"/>
+          <w:kern w:val="0"/>
+          <w:sz w:val="21"/>
+          <w:szCs w:val="21"/>
+          <w14:ligatures w14:val="none"/>
+        </w:rPr>
+        <w:t>)</w:t>
+      </w:r>
+    </w:p>
+    <w:p>
+      <w:pPr>
+        <w:shd w:val="clear" w:color="auto" w:fill="FFFFFF"/>
+        <w:spacing w:after="0" w:line="285" w:lineRule="atLeast"/>
+        <w:rPr>
+          <w:rFonts w:ascii="Consolas" w:eastAsia="Times New Roman" w:hAnsi="Consolas" w:cs="Times New Roman"/>
+          <w:color w:val="3B3B3B"/>
+          <w:kern w:val="0"/>
+          <w:sz w:val="21"/>
+          <w:szCs w:val="21"/>
+          <w14:ligatures w14:val="none"/>
+        </w:rPr>
+      </w:pPr>
+      <w:r>
+        <w:rPr>
+          <w:rFonts w:ascii="Consolas" w:eastAsia="Times New Roman" w:hAnsi="Consolas" w:cs="Times New Roman"/>
+          <w:color w:val="3B3B3B"/>
+          <w:kern w:val="0"/>
+          <w:sz w:val="21"/>
+          <w:szCs w:val="21"/>
+          <w14:ligatures w14:val="none"/>
+        </w:rPr>
+        <w:t>    @</w:t>
+      </w:r>
+      <w:r>
+        <w:rPr>
+          <w:rFonts w:ascii="Consolas" w:eastAsia="Times New Roman" w:hAnsi="Consolas" w:cs="Times New Roman"/>
+          <w:color w:val="267F99"/>
+          <w:kern w:val="0"/>
+          <w:sz w:val="21"/>
+          <w:szCs w:val="21"/>
+          <w14:ligatures w14:val="none"/>
+        </w:rPr>
+        <w:t>Nullable</w:t>
+      </w:r>
+    </w:p>
+    <w:p>
+      <w:pPr>
+        <w:shd w:val="clear" w:color="auto" w:fill="FFFFFF"/>
+        <w:spacing w:after="0" w:line="285" w:lineRule="atLeast"/>
+        <w:rPr>
+          <w:rFonts w:ascii="Consolas" w:eastAsia="Times New Roman" w:hAnsi="Consolas" w:cs="Times New Roman"/>
+          <w:color w:val="3B3B3B"/>
+          <w:kern w:val="0"/>
+          <w:sz w:val="21"/>
+          <w:szCs w:val="21"/>
+          <w14:ligatures w14:val="none"/>
+        </w:rPr>
+      </w:pPr>
+      <w:r>
+        <w:rPr>
+          <w:rFonts w:ascii="Consolas" w:eastAsia="Times New Roman" w:hAnsi="Consolas" w:cs="Times New Roman"/>
+          <w:color w:val="3B3B3B"/>
+          <w:kern w:val="0"/>
+          <w:sz w:val="21"/>
+          <w:szCs w:val="21"/>
+          <w14:ligatures w14:val="none"/>
+        </w:rPr>
+        <w:t xml:space="preserve">    </w:t>
+      </w:r>
+      <w:r>
+        <w:rPr>
+          <w:rFonts w:ascii="Consolas" w:eastAsia="Times New Roman" w:hAnsi="Consolas" w:cs="Times New Roman"/>
+          <w:color w:val="0000FF"/>
+          <w:kern w:val="0"/>
+          <w:sz w:val="21"/>
+          <w:szCs w:val="21"/>
+          <w14:ligatures w14:val="none"/>
+        </w:rPr>
+        <w:t>private</w:t>
+      </w:r>
+      <w:r>
+        <w:rPr>
+          <w:rFonts w:ascii="Consolas" w:eastAsia="Times New Roman" w:hAnsi="Consolas" w:cs="Times New Roman"/>
+          <w:color w:val="3B3B3B"/>
+          <w:kern w:val="0"/>
+          <w:sz w:val="21"/>
+          <w:szCs w:val="21"/>
+          <w14:ligatures w14:val="none"/>
+        </w:rPr>
+        <w:t xml:space="preserve"> </w:t>
+      </w:r>
+      <w:r>
+        <w:rPr>
+          <w:rFonts w:ascii="Consolas" w:eastAsia="Times New Roman" w:hAnsi="Consolas" w:cs="Times New Roman"/>
+          <w:color w:val="267F99"/>
+          <w:kern w:val="0"/>
+          <w:sz w:val="21"/>
+          <w:szCs w:val="21"/>
+          <w14:ligatures w14:val="none"/>
+        </w:rPr>
+        <w:t>String</w:t>
+      </w:r>
+      <w:r>
+        <w:rPr>
+          <w:rFonts w:ascii="Consolas" w:eastAsia="Times New Roman" w:hAnsi="Consolas" w:cs="Times New Roman"/>
+          <w:color w:val="3B3B3B"/>
+          <w:kern w:val="0"/>
+          <w:sz w:val="21"/>
+          <w:szCs w:val="21"/>
+          <w14:ligatures w14:val="none"/>
+        </w:rPr>
+        <w:t xml:space="preserve"> </w:t>
+      </w:r>
+      <w:r>
+        <w:rPr>
+          <w:rFonts w:ascii="Consolas" w:eastAsia="Times New Roman" w:hAnsi="Consolas" w:cs="Times New Roman"/>
+          <w:color w:val="001080"/>
+          <w:kern w:val="0"/>
+          <w:sz w:val="21"/>
+          <w:szCs w:val="21"/>
+          <w14:ligatures w14:val="none"/>
+        </w:rPr>
+        <w:t>bio</w:t>
+      </w:r>
+      <w:r>
+        <w:rPr>
+          <w:rFonts w:ascii="Consolas" w:eastAsia="Times New Roman" w:hAnsi="Consolas" w:cs="Times New Roman"/>
+          <w:color w:val="3B3B3B"/>
+          <w:kern w:val="0"/>
+          <w:sz w:val="21"/>
+          <w:szCs w:val="21"/>
+          <w14:ligatures w14:val="none"/>
+        </w:rPr>
+        <w:t>;</w:t>
+      </w:r>
+    </w:p>
+    <w:p>
+      <w:pPr>
+        <w:shd w:val="clear" w:color="auto" w:fill="FFFFFF"/>
+        <w:spacing w:after="0" w:line="285" w:lineRule="atLeast"/>
+        <w:rPr>
+          <w:rFonts w:ascii="Consolas" w:eastAsia="Times New Roman" w:hAnsi="Consolas" w:cs="Times New Roman"/>
+          <w:color w:val="3B3B3B"/>
+          <w:kern w:val="0"/>
+          <w:sz w:val="21"/>
+          <w:szCs w:val="21"/>
+          <w14:ligatures w14:val="none"/>
+        </w:rPr>
+      </w:pPr>
+    </w:p>
+    <w:p>
+      <w:pPr>
+        <w:shd w:val="clear" w:color="auto" w:fill="FFFFFF"/>
+        <w:spacing w:after="0" w:line="285" w:lineRule="atLeast"/>
+        <w:rPr>
+          <w:rFonts w:ascii="Consolas" w:eastAsia="Times New Roman" w:hAnsi="Consolas" w:cs="Times New Roman"/>
+          <w:color w:val="3B3B3B"/>
+          <w:kern w:val="0"/>
+          <w:sz w:val="21"/>
+          <w:szCs w:val="21"/>
+          <w14:ligatures w14:val="none"/>
+        </w:rPr>
+      </w:pPr>
+      <w:r>
+        <w:rPr>
+          <w:rFonts w:ascii="Consolas" w:eastAsia="Times New Roman" w:hAnsi="Consolas" w:cs="Times New Roman"/>
+          <w:color w:val="3B3B3B"/>
+          <w:kern w:val="0"/>
+          <w:sz w:val="21"/>
+          <w:szCs w:val="21"/>
+          <w14:ligatures w14:val="none"/>
+        </w:rPr>
+        <w:t xml:space="preserve">    </w:t>
+      </w:r>
+      <w:r>
+        <w:rPr>
+          <w:rFonts w:ascii="Consolas" w:eastAsia="Times New Roman" w:hAnsi="Consolas" w:cs="Times New Roman"/>
+          <w:color w:val="008000"/>
+          <w:kern w:val="0"/>
+          <w:sz w:val="21"/>
+          <w:szCs w:val="21"/>
+          <w14:ligatures w14:val="none"/>
+        </w:rPr>
+        <w:t>// Constructors</w:t>
+      </w:r>
+    </w:p>
+    <w:p>
+      <w:pPr>
+        <w:shd w:val="clear" w:color="auto" w:fill="FFFFFF"/>
+        <w:spacing w:after="0" w:line="285" w:lineRule="atLeast"/>
+        <w:rPr>
+          <w:rFonts w:ascii="Consolas" w:eastAsia="Times New Roman" w:hAnsi="Consolas" w:cs="Times New Roman"/>
+          <w:color w:val="3B3B3B"/>
+          <w:kern w:val="0"/>
+          <w:sz w:val="21"/>
+          <w:szCs w:val="21"/>
+          <w14:ligatures w14:val="none"/>
+        </w:rPr>
+      </w:pPr>
+      <w:r>
+        <w:rPr>
+          <w:rFonts w:ascii="Consolas" w:eastAsia="Times New Roman" w:hAnsi="Consolas" w:cs="Times New Roman"/>
+          <w:color w:val="3B3B3B"/>
+          <w:kern w:val="0"/>
+          <w:sz w:val="21"/>
+          <w:szCs w:val="21"/>
+          <w14:ligatures w14:val="none"/>
+        </w:rPr>
+        <w:t xml:space="preserve">    </w:t>
+      </w:r>
+      <w:r>
+        <w:rPr>
+          <w:rFonts w:ascii="Consolas" w:eastAsia="Times New Roman" w:hAnsi="Consolas" w:cs="Times New Roman"/>
+          <w:color w:val="0000FF"/>
+          <w:kern w:val="0"/>
+          <w:sz w:val="21"/>
+          <w:szCs w:val="21"/>
+          <w14:ligatures w14:val="none"/>
+        </w:rPr>
+        <w:t>public</w:t>
+      </w:r>
+      <w:r>
+        <w:rPr>
+          <w:rFonts w:ascii="Consolas" w:eastAsia="Times New Roman" w:hAnsi="Consolas" w:cs="Times New Roman"/>
+          <w:color w:val="3B3B3B"/>
+          <w:kern w:val="0"/>
+          <w:sz w:val="21"/>
+          <w:szCs w:val="21"/>
+          <w14:ligatures w14:val="none"/>
+        </w:rPr>
+        <w:t xml:space="preserve"> </w:t>
+      </w:r>
+      <w:proofErr w:type="gramStart"/>
+      <w:r>
+        <w:rPr>
+          <w:rFonts w:ascii="Consolas" w:eastAsia="Times New Roman" w:hAnsi="Consolas" w:cs="Times New Roman"/>
+          <w:color w:val="795E26"/>
+          <w:kern w:val="0"/>
+          <w:sz w:val="21"/>
+          <w:szCs w:val="21"/>
+          <w14:ligatures w14:val="none"/>
+        </w:rPr>
+        <w:t>Profile</w:t>
+      </w:r>
+      <w:r>
+        <w:rPr>
+          <w:rFonts w:ascii="Consolas" w:eastAsia="Times New Roman" w:hAnsi="Consolas" w:cs="Times New Roman"/>
+          <w:color w:val="3B3B3B"/>
+          <w:kern w:val="0"/>
+          <w:sz w:val="21"/>
+          <w:szCs w:val="21"/>
+          <w14:ligatures w14:val="none"/>
+        </w:rPr>
+        <w:t>(</w:t>
+      </w:r>
+      <w:proofErr w:type="gramEnd"/>
+      <w:r>
+        <w:rPr>
+          <w:rFonts w:ascii="Consolas" w:eastAsia="Times New Roman" w:hAnsi="Consolas" w:cs="Times New Roman"/>
+          <w:color w:val="3B3B3B"/>
+          <w:kern w:val="0"/>
+          <w:sz w:val="21"/>
+          <w:szCs w:val="21"/>
+          <w14:ligatures w14:val="none"/>
+        </w:rPr>
+        <w:t>) {}</w:t>
+      </w:r>
+    </w:p>
+    <w:p>
+      <w:pPr>
+        <w:shd w:val="clear" w:color="auto" w:fill="FFFFFF"/>
+        <w:spacing w:after="0" w:line="285" w:lineRule="atLeast"/>
+        <w:rPr>
+          <w:rFonts w:ascii="Consolas" w:eastAsia="Times New Roman" w:hAnsi="Consolas" w:cs="Times New Roman"/>
+          <w:color w:val="3B3B3B"/>
+          <w:kern w:val="0"/>
+          <w:sz w:val="21"/>
+          <w:szCs w:val="21"/>
+          <w14:ligatures w14:val="none"/>
+        </w:rPr>
+      </w:pPr>
+      <w:r>
+        <w:rPr>
+          <w:rFonts w:ascii="Consolas" w:eastAsia="Times New Roman" w:hAnsi="Consolas" w:cs="Times New Roman"/>
+          <w:color w:val="3B3B3B"/>
+          <w:kern w:val="0"/>
+          <w:sz w:val="21"/>
+          <w:szCs w:val="21"/>
+          <w14:ligatures w14:val="none"/>
+        </w:rPr>
+        <w:t xml:space="preserve">    </w:t>
+      </w:r>
+    </w:p>
+    <w:p>
+      <w:pPr>
+        <w:shd w:val="clear" w:color="auto" w:fill="FFFFFF"/>
+        <w:spacing w:after="0" w:line="285" w:lineRule="atLeast"/>
+        <w:rPr>
+          <w:rFonts w:ascii="Consolas" w:eastAsia="Times New Roman" w:hAnsi="Consolas" w:cs="Times New Roman"/>
+          <w:color w:val="3B3B3B"/>
+          <w:kern w:val="0"/>
+          <w:sz w:val="21"/>
+          <w:szCs w:val="21"/>
+          <w14:ligatures w14:val="none"/>
+        </w:rPr>
+      </w:pPr>
+      <w:r>
+        <w:rPr>
+          <w:rFonts w:ascii="Consolas" w:eastAsia="Times New Roman" w:hAnsi="Consolas" w:cs="Times New Roman"/>
+          <w:color w:val="3B3B3B"/>
+          <w:kern w:val="0"/>
+          <w:sz w:val="21"/>
+          <w:szCs w:val="21"/>
+          <w14:ligatures w14:val="none"/>
+        </w:rPr>
+        <w:t xml:space="preserve">    </w:t>
+      </w:r>
+      <w:r>
+        <w:rPr>
+          <w:rFonts w:ascii="Consolas" w:eastAsia="Times New Roman" w:hAnsi="Consolas" w:cs="Times New Roman"/>
+          <w:color w:val="0000FF"/>
+          <w:kern w:val="0"/>
+          <w:sz w:val="21"/>
+          <w:szCs w:val="21"/>
+          <w14:ligatures w14:val="none"/>
+        </w:rPr>
+        <w:t>public</w:t>
+      </w:r>
+      <w:r>
+        <w:rPr>
+          <w:rFonts w:ascii="Consolas" w:eastAsia="Times New Roman" w:hAnsi="Consolas" w:cs="Times New Roman"/>
+          <w:color w:val="3B3B3B"/>
+          <w:kern w:val="0"/>
+          <w:sz w:val="21"/>
+          <w:szCs w:val="21"/>
+          <w14:ligatures w14:val="none"/>
+        </w:rPr>
+        <w:t xml:space="preserve"> </w:t>
+      </w:r>
+      <w:proofErr w:type="gramStart"/>
+      <w:r>
+        <w:rPr>
+          <w:rFonts w:ascii="Consolas" w:eastAsia="Times New Roman" w:hAnsi="Consolas" w:cs="Times New Roman"/>
+          <w:color w:val="795E26"/>
+          <w:kern w:val="0"/>
+          <w:sz w:val="21"/>
+          <w:szCs w:val="21"/>
+          <w14:ligatures w14:val="none"/>
+        </w:rPr>
+        <w:t>Profile</w:t>
+      </w:r>
+      <w:r>
+        <w:rPr>
+          <w:rFonts w:ascii="Consolas" w:eastAsia="Times New Roman" w:hAnsi="Consolas" w:cs="Times New Roman"/>
+          <w:color w:val="3B3B3B"/>
+          <w:kern w:val="0"/>
+          <w:sz w:val="21"/>
+          <w:szCs w:val="21"/>
+          <w14:ligatures w14:val="none"/>
+        </w:rPr>
+        <w:t>(</w:t>
+      </w:r>
+      <w:proofErr w:type="gramEnd"/>
+      <w:r>
+        <w:rPr>
+          <w:rFonts w:ascii="Consolas" w:eastAsia="Times New Roman" w:hAnsi="Consolas" w:cs="Times New Roman"/>
+          <w:color w:val="267F99"/>
+          <w:kern w:val="0"/>
+          <w:sz w:val="21"/>
+          <w:szCs w:val="21"/>
+          <w14:ligatures w14:val="none"/>
+        </w:rPr>
+        <w:t>User</w:t>
+      </w:r>
+      <w:r>
+        <w:rPr>
+          <w:rFonts w:ascii="Consolas" w:eastAsia="Times New Roman" w:hAnsi="Consolas" w:cs="Times New Roman"/>
+          <w:color w:val="3B3B3B"/>
+          <w:kern w:val="0"/>
+          <w:sz w:val="21"/>
+          <w:szCs w:val="21"/>
+          <w14:ligatures w14:val="none"/>
+        </w:rPr>
+        <w:t xml:space="preserve"> </w:t>
+      </w:r>
+      <w:proofErr w:type="spellStart"/>
+      <w:r>
+        <w:rPr>
+          <w:rFonts w:ascii="Consolas" w:eastAsia="Times New Roman" w:hAnsi="Consolas" w:cs="Times New Roman"/>
+          <w:color w:val="001080"/>
+          <w:kern w:val="0"/>
+          <w:sz w:val="21"/>
+          <w:szCs w:val="21"/>
+          <w14:ligatures w14:val="none"/>
+        </w:rPr>
+        <w:t>user</w:t>
+      </w:r>
+      <w:proofErr w:type="spellEnd"/>
+      <w:r>
+        <w:rPr>
+          <w:rFonts w:ascii="Consolas" w:eastAsia="Times New Roman" w:hAnsi="Consolas" w:cs="Times New Roman"/>
+          <w:color w:val="3B3B3B"/>
+          <w:kern w:val="0"/>
+          <w:sz w:val="21"/>
+          <w:szCs w:val="21"/>
+          <w14:ligatures w14:val="none"/>
+        </w:rPr>
+        <w:t xml:space="preserve">, </w:t>
+      </w:r>
+      <w:r>
+        <w:rPr>
+          <w:rFonts w:ascii="Consolas" w:eastAsia="Times New Roman" w:hAnsi="Consolas" w:cs="Times New Roman"/>
+          <w:color w:val="267F99"/>
+          <w:kern w:val="0"/>
+          <w:sz w:val="21"/>
+          <w:szCs w:val="21"/>
+          <w14:ligatures w14:val="none"/>
+        </w:rPr>
+        <w:t>String</w:t>
+      </w:r>
+      <w:r>
+        <w:rPr>
+          <w:rFonts w:ascii="Consolas" w:eastAsia="Times New Roman" w:hAnsi="Consolas" w:cs="Times New Roman"/>
+          <w:color w:val="3B3B3B"/>
+          <w:kern w:val="0"/>
+          <w:sz w:val="21"/>
+          <w:szCs w:val="21"/>
+          <w14:ligatures w14:val="none"/>
+        </w:rPr>
+        <w:t xml:space="preserve"> </w:t>
+      </w:r>
+      <w:r>
+        <w:rPr>
+          <w:rFonts w:ascii="Consolas" w:eastAsia="Times New Roman" w:hAnsi="Consolas" w:cs="Times New Roman"/>
+          <w:color w:val="001080"/>
+          <w:kern w:val="0"/>
+          <w:sz w:val="21"/>
+          <w:szCs w:val="21"/>
+          <w14:ligatures w14:val="none"/>
+        </w:rPr>
+        <w:t>bio</w:t>
+      </w:r>
+      <w:r>
+        <w:rPr>
+          <w:rFonts w:ascii="Consolas" w:eastAsia="Times New Roman" w:hAnsi="Consolas" w:cs="Times New Roman"/>
+          <w:color w:val="3B3B3B"/>
+          <w:kern w:val="0"/>
+          <w:sz w:val="21"/>
+          <w:szCs w:val="21"/>
+          <w14:ligatures w14:val="none"/>
+        </w:rPr>
+        <w:t>) {</w:t>
+      </w:r>
+    </w:p>
+    <w:p>
+      <w:pPr>
+        <w:shd w:val="clear" w:color="auto" w:fill="FFFFFF"/>
+        <w:spacing w:after="0" w:line="285" w:lineRule="atLeast"/>
+        <w:rPr>
+          <w:rFonts w:ascii="Consolas" w:eastAsia="Times New Roman" w:hAnsi="Consolas" w:cs="Times New Roman"/>
+          <w:color w:val="3B3B3B"/>
+          <w:kern w:val="0"/>
+          <w:sz w:val="21"/>
+          <w:szCs w:val="21"/>
+          <w14:ligatures w14:val="none"/>
+        </w:rPr>
+      </w:pPr>
+      <w:r>
+        <w:rPr>
+          <w:rFonts w:ascii="Consolas" w:eastAsia="Times New Roman" w:hAnsi="Consolas" w:cs="Times New Roman"/>
+          <w:color w:val="3B3B3B"/>
+          <w:kern w:val="0"/>
+          <w:sz w:val="21"/>
+          <w:szCs w:val="21"/>
+          <w14:ligatures w14:val="none"/>
+        </w:rPr>
+        <w:t xml:space="preserve">        </w:t>
+      </w:r>
+      <w:r>
+        <w:rPr>
+          <w:rFonts w:ascii="Consolas" w:eastAsia="Times New Roman" w:hAnsi="Consolas" w:cs="Times New Roman"/>
+          <w:color w:val="0000FF"/>
+          <w:kern w:val="0"/>
+          <w:sz w:val="21"/>
+          <w:szCs w:val="21"/>
+          <w14:ligatures w14:val="none"/>
+        </w:rPr>
+        <w:t>this</w:t>
+      </w:r>
+      <w:r>
+        <w:rPr>
+          <w:rFonts w:ascii="Consolas" w:eastAsia="Times New Roman" w:hAnsi="Consolas" w:cs="Times New Roman"/>
+          <w:color w:val="3B3B3B"/>
+          <w:kern w:val="0"/>
+          <w:sz w:val="21"/>
+          <w:szCs w:val="21"/>
+          <w14:ligatures w14:val="none"/>
+        </w:rPr>
+        <w:t>.</w:t>
+      </w:r>
+      <w:r>
+        <w:rPr>
+          <w:rFonts w:ascii="Consolas" w:eastAsia="Times New Roman" w:hAnsi="Consolas" w:cs="Times New Roman"/>
+          <w:color w:val="001080"/>
+          <w:kern w:val="0"/>
+          <w:sz w:val="21"/>
+          <w:szCs w:val="21"/>
+          <w14:ligatures w14:val="none"/>
+        </w:rPr>
+        <w:t>user</w:t>
+      </w:r>
+      <w:r>
+        <w:rPr>
+          <w:rFonts w:ascii="Consolas" w:eastAsia="Times New Roman" w:hAnsi="Consolas" w:cs="Times New Roman"/>
+          <w:color w:val="3B3B3B"/>
+          <w:kern w:val="0"/>
+          <w:sz w:val="21"/>
+          <w:szCs w:val="21"/>
+          <w14:ligatures w14:val="none"/>
+        </w:rPr>
+        <w:t xml:space="preserve"> </w:t>
+      </w:r>
+      <w:r>
+        <w:rPr>
+          <w:rFonts w:ascii="Consolas" w:eastAsia="Times New Roman" w:hAnsi="Consolas" w:cs="Times New Roman"/>
+          <w:color w:val="000000"/>
+          <w:kern w:val="0"/>
+          <w:sz w:val="21"/>
+          <w:szCs w:val="21"/>
+          <w14:ligatures w14:val="none"/>
+        </w:rPr>
+        <w:t>=</w:t>
+      </w:r>
+      <w:r>
+        <w:rPr>
+          <w:rFonts w:ascii="Consolas" w:eastAsia="Times New Roman" w:hAnsi="Consolas" w:cs="Times New Roman"/>
+          <w:color w:val="3B3B3B"/>
+          <w:kern w:val="0"/>
+          <w:sz w:val="21"/>
+          <w:szCs w:val="21"/>
+          <w14:ligatures w14:val="none"/>
+        </w:rPr>
+        <w:t xml:space="preserve"> </w:t>
+      </w:r>
+      <w:r>
+        <w:rPr>
+          <w:rFonts w:ascii="Consolas" w:eastAsia="Times New Roman" w:hAnsi="Consolas" w:cs="Times New Roman"/>
+          <w:color w:val="001080"/>
+          <w:kern w:val="0"/>
+          <w:sz w:val="21"/>
+          <w:szCs w:val="21"/>
+          <w14:ligatures w14:val="none"/>
+        </w:rPr>
+        <w:t>user</w:t>
+      </w:r>
+      <w:r>
+        <w:rPr>
+          <w:rFonts w:ascii="Consolas" w:eastAsia="Times New Roman" w:hAnsi="Consolas" w:cs="Times New Roman"/>
+          <w:color w:val="3B3B3B"/>
+          <w:kern w:val="0"/>
+          <w:sz w:val="21"/>
+          <w:szCs w:val="21"/>
+          <w14:ligatures w14:val="none"/>
+        </w:rPr>
+        <w:t>;</w:t>
+      </w:r>
+    </w:p>
+    <w:p>
+      <w:pPr>
+        <w:shd w:val="clear" w:color="auto" w:fill="FFFFFF"/>
+        <w:spacing w:after="0" w:line="285" w:lineRule="atLeast"/>
+        <w:rPr>
+          <w:rFonts w:ascii="Consolas" w:eastAsia="Times New Roman" w:hAnsi="Consolas" w:cs="Times New Roman"/>
+          <w:color w:val="3B3B3B"/>
+          <w:kern w:val="0"/>
+          <w:sz w:val="21"/>
+          <w:szCs w:val="21"/>
+          <w14:ligatures w14:val="none"/>
+        </w:rPr>
+      </w:pPr>
+      <w:r>
+        <w:rPr>
+          <w:rFonts w:ascii="Consolas" w:eastAsia="Times New Roman" w:hAnsi="Consolas" w:cs="Times New Roman"/>
+          <w:color w:val="3B3B3B"/>
+          <w:kern w:val="0"/>
+          <w:sz w:val="21"/>
+          <w:szCs w:val="21"/>
+          <w14:ligatures w14:val="none"/>
+        </w:rPr>
+        <w:t xml:space="preserve">        </w:t>
+      </w:r>
+      <w:r>
+        <w:rPr>
+          <w:rFonts w:ascii="Consolas" w:eastAsia="Times New Roman" w:hAnsi="Consolas" w:cs="Times New Roman"/>
+          <w:color w:val="0000FF"/>
+          <w:kern w:val="0"/>
+          <w:sz w:val="21"/>
+          <w:szCs w:val="21"/>
+          <w14:ligatures w14:val="none"/>
+        </w:rPr>
+        <w:t>this</w:t>
+      </w:r>
+      <w:r>
+        <w:rPr>
+          <w:rFonts w:ascii="Consolas" w:eastAsia="Times New Roman" w:hAnsi="Consolas" w:cs="Times New Roman"/>
+          <w:color w:val="3B3B3B"/>
+          <w:kern w:val="0"/>
+          <w:sz w:val="21"/>
+          <w:szCs w:val="21"/>
+          <w14:ligatures w14:val="none"/>
+        </w:rPr>
+        <w:t>.</w:t>
+      </w:r>
+      <w:r>
+        <w:rPr>
+          <w:rFonts w:ascii="Consolas" w:eastAsia="Times New Roman" w:hAnsi="Consolas" w:cs="Times New Roman"/>
+          <w:color w:val="001080"/>
+          <w:kern w:val="0"/>
+          <w:sz w:val="21"/>
+          <w:szCs w:val="21"/>
+          <w14:ligatures w14:val="none"/>
+        </w:rPr>
+        <w:t>bio</w:t>
+      </w:r>
+      <w:r>
+        <w:rPr>
+          <w:rFonts w:ascii="Consolas" w:eastAsia="Times New Roman" w:hAnsi="Consolas" w:cs="Times New Roman"/>
+          <w:color w:val="3B3B3B"/>
+          <w:kern w:val="0"/>
+          <w:sz w:val="21"/>
+          <w:szCs w:val="21"/>
+          <w14:ligatures w14:val="none"/>
+        </w:rPr>
+        <w:t xml:space="preserve"> </w:t>
+      </w:r>
+      <w:r>
+        <w:rPr>
+          <w:rFonts w:ascii="Consolas" w:eastAsia="Times New Roman" w:hAnsi="Consolas" w:cs="Times New Roman"/>
+          <w:color w:val="000000"/>
+          <w:kern w:val="0"/>
+          <w:sz w:val="21"/>
+          <w:szCs w:val="21"/>
+          <w14:ligatures w14:val="none"/>
+        </w:rPr>
+        <w:t>=</w:t>
+      </w:r>
+      <w:r>
+        <w:rPr>
+          <w:rFonts w:ascii="Consolas" w:eastAsia="Times New Roman" w:hAnsi="Consolas" w:cs="Times New Roman"/>
+          <w:color w:val="3B3B3B"/>
+          <w:kern w:val="0"/>
+          <w:sz w:val="21"/>
+          <w:szCs w:val="21"/>
+          <w14:ligatures w14:val="none"/>
+        </w:rPr>
+        <w:t xml:space="preserve"> </w:t>
+      </w:r>
+      <w:r>
+        <w:rPr>
+          <w:rFonts w:ascii="Consolas" w:eastAsia="Times New Roman" w:hAnsi="Consolas" w:cs="Times New Roman"/>
+          <w:color w:val="001080"/>
+          <w:kern w:val="0"/>
+          <w:sz w:val="21"/>
+          <w:szCs w:val="21"/>
+          <w14:ligatures w14:val="none"/>
+        </w:rPr>
+        <w:t>bio</w:t>
+      </w:r>
+      <w:r>
+        <w:rPr>
+          <w:rFonts w:ascii="Consolas" w:eastAsia="Times New Roman" w:hAnsi="Consolas" w:cs="Times New Roman"/>
+          <w:color w:val="3B3B3B"/>
+          <w:kern w:val="0"/>
+          <w:sz w:val="21"/>
+          <w:szCs w:val="21"/>
+          <w14:ligatures w14:val="none"/>
+        </w:rPr>
+        <w:t>;</w:t>
+      </w:r>
+    </w:p>
+    <w:p>
+      <w:pPr>
+        <w:shd w:val="clear" w:color="auto" w:fill="FFFFFF"/>
+        <w:spacing w:after="0" w:line="285" w:lineRule="atLeast"/>
+        <w:rPr>
+          <w:rFonts w:ascii="Consolas" w:eastAsia="Times New Roman" w:hAnsi="Consolas" w:cs="Times New Roman"/>
+          <w:color w:val="3B3B3B"/>
+          <w:kern w:val="0"/>
+          <w:sz w:val="21"/>
+          <w:szCs w:val="21"/>
+          <w14:ligatures w14:val="none"/>
+        </w:rPr>
+      </w:pPr>
+      <w:r>
+        <w:rPr>
+          <w:rFonts w:ascii="Consolas" w:eastAsia="Times New Roman" w:hAnsi="Consolas" w:cs="Times New Roman"/>
+          <w:color w:val="3B3B3B"/>
+          <w:kern w:val="0"/>
+          <w:sz w:val="21"/>
+          <w:szCs w:val="21"/>
+          <w14:ligatures w14:val="none"/>
+        </w:rPr>
+        <w:t>    }</w:t>
+      </w:r>
+    </w:p>
+    <w:p>
+      <w:pPr>
+        <w:shd w:val="clear" w:color="auto" w:fill="FFFFFF"/>
+        <w:spacing w:after="0" w:line="285" w:lineRule="atLeast"/>
+        <w:rPr>
+          <w:rFonts w:ascii="Consolas" w:eastAsia="Times New Roman" w:hAnsi="Consolas" w:cs="Times New Roman"/>
+          <w:color w:val="3B3B3B"/>
+          <w:kern w:val="0"/>
+          <w:sz w:val="21"/>
+          <w:szCs w:val="21"/>
+          <w14:ligatures w14:val="none"/>
+        </w:rPr>
+      </w:pPr>
+      <w:r>
+        <w:rPr>
+          <w:rFonts w:ascii="Consolas" w:eastAsia="Times New Roman" w:hAnsi="Consolas" w:cs="Times New Roman"/>
+          <w:color w:val="3B3B3B"/>
+          <w:kern w:val="0"/>
+          <w:sz w:val="21"/>
+          <w:szCs w:val="21"/>
+          <w14:ligatures w14:val="none"/>
+        </w:rPr>
+        <w:t>}</w:t>
+      </w:r>
+    </w:p>
+    <w:p>
+      <w:pPr>
+        <w:ind w:left="720" w:firstLine="720"/>
+        <w:rPr>
+          <w:rFonts w:ascii="Sakkal Majalla" w:hAnsi="Sakkal Majalla" w:cs="Sakkal Majalla"/>
+          <w:sz w:val="28"/>
+          <w:szCs w:val="28"/>
+        </w:rPr>
+      </w:pPr>
+      <w:r>
+        <w:rPr>
+          <w:rFonts w:ascii="Sakkal Majalla" w:hAnsi="Sakkal Majalla" w:cs="Sakkal Majalla"/>
+          <w:sz w:val="28"/>
+          <w:szCs w:val="28"/>
+        </w:rPr>
+        <w:t>------------------------------------------------------------------------</w:t>
+      </w:r>
+    </w:p>
+    <w:p>
+      <w:pPr>
+        <w:rPr>
+          <w:rFonts w:ascii="Sakkal Majalla" w:hAnsi="Sakkal Majalla" w:cs="Sakkal Majalla"/>
+          <w:sz w:val="28"/>
+          <w:szCs w:val="28"/>
+        </w:rPr>
+      </w:pPr>
+    </w:p>
+    <w:p>
+      <w:pPr>
+        <w:rPr>
+          <w:rFonts w:ascii="Sakkal Majalla" w:hAnsi="Sakkal Majalla" w:cs="Sakkal Majalla"/>
+          <w:sz w:val="28"/>
+          <w:szCs w:val="28"/>
+        </w:rPr>
+      </w:pPr>
+    </w:p>
+    <w:p>
+      <w:pPr>
+        <w:rPr>
+          <w:rFonts w:ascii="Sakkal Majalla" w:hAnsi="Sakkal Majalla" w:cs="Sakkal Majalla"/>
+          <w:sz w:val="28"/>
+          <w:szCs w:val="28"/>
+        </w:rPr>
+      </w:pPr>
+    </w:p>
+    <w:p>
+      <w:pPr>
+        <w:rPr>
+          <w:rFonts w:ascii="Sakkal Majalla" w:hAnsi="Sakkal Majalla" w:cs="Sakkal Majalla"/>
+          <w:sz w:val="28"/>
+          <w:szCs w:val="28"/>
+        </w:rPr>
+      </w:pPr>
+    </w:p>
+    <w:p>
+      <w:pPr>
+        <w:rPr>
+          <w:rFonts w:ascii="Sakkal Majalla" w:hAnsi="Sakkal Majalla" w:cs="Sakkal Majalla"/>
+          <w:sz w:val="28"/>
+          <w:szCs w:val="28"/>
+        </w:rPr>
+      </w:pPr>
+      <w:r>
+        <w:rPr>
+          <w:rFonts w:ascii="Sakkal Majalla" w:hAnsi="Sakkal Majalla" w:cs="Sakkal Majalla"/>
+          <w:sz w:val="28"/>
+          <w:szCs w:val="28"/>
+        </w:rPr>
+        <w:lastRenderedPageBreak/>
+        <w:t>And for nested validation:</w:t>
+      </w:r>
+    </w:p>
+    <w:p>
+      <w:pPr>
+        <w:shd w:val="clear" w:color="auto" w:fill="FFFFFF"/>
+        <w:spacing w:after="0" w:line="285" w:lineRule="atLeast"/>
+        <w:rPr>
+          <w:rFonts w:ascii="Consolas" w:eastAsia="Times New Roman" w:hAnsi="Consolas" w:cs="Times New Roman"/>
+          <w:color w:val="3B3B3B"/>
+          <w:kern w:val="0"/>
+          <w:sz w:val="21"/>
+          <w:szCs w:val="21"/>
+          <w14:ligatures w14:val="none"/>
+        </w:rPr>
+      </w:pPr>
+      <w:r>
+        <w:rPr>
+          <w:rFonts w:ascii="Consolas" w:eastAsia="Times New Roman" w:hAnsi="Consolas" w:cs="Times New Roman"/>
+          <w:color w:val="0000FF"/>
+          <w:kern w:val="0"/>
+          <w:sz w:val="21"/>
+          <w:szCs w:val="21"/>
+          <w14:ligatures w14:val="none"/>
+        </w:rPr>
+        <w:t>import</w:t>
+      </w:r>
+      <w:r>
+        <w:rPr>
+          <w:rFonts w:ascii="Consolas" w:eastAsia="Times New Roman" w:hAnsi="Consolas" w:cs="Times New Roman"/>
+          <w:color w:val="3B3B3B"/>
+          <w:kern w:val="0"/>
+          <w:sz w:val="21"/>
+          <w:szCs w:val="21"/>
+          <w14:ligatures w14:val="none"/>
+        </w:rPr>
+        <w:t xml:space="preserve"> </w:t>
+      </w:r>
+      <w:proofErr w:type="gramStart"/>
+      <w:r>
+        <w:rPr>
+          <w:rFonts w:ascii="Consolas" w:eastAsia="Times New Roman" w:hAnsi="Consolas" w:cs="Times New Roman"/>
+          <w:color w:val="267F99"/>
+          <w:kern w:val="0"/>
+          <w:sz w:val="21"/>
+          <w:szCs w:val="21"/>
+          <w14:ligatures w14:val="none"/>
+        </w:rPr>
+        <w:t>jakarta</w:t>
+      </w:r>
+      <w:r>
+        <w:rPr>
+          <w:rFonts w:ascii="Consolas" w:eastAsia="Times New Roman" w:hAnsi="Consolas" w:cs="Times New Roman"/>
+          <w:color w:val="000000"/>
+          <w:kern w:val="0"/>
+          <w:sz w:val="21"/>
+          <w:szCs w:val="21"/>
+          <w14:ligatures w14:val="none"/>
+        </w:rPr>
+        <w:t>.</w:t>
+      </w:r>
+      <w:r>
+        <w:rPr>
+          <w:rFonts w:ascii="Consolas" w:eastAsia="Times New Roman" w:hAnsi="Consolas" w:cs="Times New Roman"/>
+          <w:color w:val="267F99"/>
+          <w:kern w:val="0"/>
+          <w:sz w:val="21"/>
+          <w:szCs w:val="21"/>
+          <w14:ligatures w14:val="none"/>
+        </w:rPr>
+        <w:t>validation</w:t>
+      </w:r>
+      <w:proofErr w:type="gramEnd"/>
+      <w:r>
+        <w:rPr>
+          <w:rFonts w:ascii="Consolas" w:eastAsia="Times New Roman" w:hAnsi="Consolas" w:cs="Times New Roman"/>
+          <w:color w:val="000000"/>
+          <w:kern w:val="0"/>
+          <w:sz w:val="21"/>
+          <w:szCs w:val="21"/>
+          <w14:ligatures w14:val="none"/>
+        </w:rPr>
+        <w:t>.</w:t>
+      </w:r>
+      <w:proofErr w:type="gramStart"/>
+      <w:r>
+        <w:rPr>
+          <w:rFonts w:ascii="Consolas" w:eastAsia="Times New Roman" w:hAnsi="Consolas" w:cs="Times New Roman"/>
+          <w:color w:val="267F99"/>
+          <w:kern w:val="0"/>
+          <w:sz w:val="21"/>
+          <w:szCs w:val="21"/>
+          <w14:ligatures w14:val="none"/>
+        </w:rPr>
+        <w:t>constraints</w:t>
+      </w:r>
+      <w:r>
+        <w:rPr>
+          <w:rFonts w:ascii="Consolas" w:eastAsia="Times New Roman" w:hAnsi="Consolas" w:cs="Times New Roman"/>
+          <w:color w:val="000000"/>
+          <w:kern w:val="0"/>
+          <w:sz w:val="21"/>
+          <w:szCs w:val="21"/>
+          <w14:ligatures w14:val="none"/>
+        </w:rPr>
+        <w:t>.</w:t>
+      </w:r>
+      <w:r>
+        <w:rPr>
+          <w:rFonts w:ascii="Consolas" w:eastAsia="Times New Roman" w:hAnsi="Consolas" w:cs="Times New Roman"/>
+          <w:color w:val="267F99"/>
+          <w:kern w:val="0"/>
+          <w:sz w:val="21"/>
+          <w:szCs w:val="21"/>
+          <w14:ligatures w14:val="none"/>
+        </w:rPr>
+        <w:t>Size</w:t>
+      </w:r>
+      <w:proofErr w:type="gramEnd"/>
+      <w:r>
+        <w:rPr>
+          <w:rFonts w:ascii="Consolas" w:eastAsia="Times New Roman" w:hAnsi="Consolas" w:cs="Times New Roman"/>
+          <w:color w:val="3B3B3B"/>
+          <w:kern w:val="0"/>
+          <w:sz w:val="21"/>
+          <w:szCs w:val="21"/>
+          <w14:ligatures w14:val="none"/>
+        </w:rPr>
+        <w:t>;</w:t>
+      </w:r>
+    </w:p>
+    <w:p>
+      <w:pPr>
+        <w:shd w:val="clear" w:color="auto" w:fill="FFFFFF"/>
+        <w:spacing w:after="0" w:line="285" w:lineRule="atLeast"/>
+        <w:rPr>
+          <w:rFonts w:ascii="Consolas" w:eastAsia="Times New Roman" w:hAnsi="Consolas" w:cs="Times New Roman"/>
+          <w:color w:val="3B3B3B"/>
+          <w:kern w:val="0"/>
+          <w:sz w:val="21"/>
+          <w:szCs w:val="21"/>
+          <w14:ligatures w14:val="none"/>
+        </w:rPr>
+      </w:pPr>
+    </w:p>
+    <w:p>
+      <w:pPr>
+        <w:shd w:val="clear" w:color="auto" w:fill="FFFFFF"/>
+        <w:spacing w:after="0" w:line="285" w:lineRule="atLeast"/>
+        <w:rPr>
+          <w:rFonts w:ascii="Consolas" w:eastAsia="Times New Roman" w:hAnsi="Consolas" w:cs="Times New Roman"/>
+          <w:color w:val="3B3B3B"/>
+          <w:kern w:val="0"/>
+          <w:sz w:val="21"/>
+          <w:szCs w:val="21"/>
+          <w14:ligatures w14:val="none"/>
+        </w:rPr>
+      </w:pPr>
+      <w:r>
+        <w:rPr>
+          <w:rFonts w:ascii="Consolas" w:eastAsia="Times New Roman" w:hAnsi="Consolas" w:cs="Times New Roman"/>
+          <w:color w:val="0000FF"/>
+          <w:kern w:val="0"/>
+          <w:sz w:val="21"/>
+          <w:szCs w:val="21"/>
+          <w14:ligatures w14:val="none"/>
+        </w:rPr>
+        <w:t>public</w:t>
+      </w:r>
+      <w:r>
+        <w:rPr>
+          <w:rFonts w:ascii="Consolas" w:eastAsia="Times New Roman" w:hAnsi="Consolas" w:cs="Times New Roman"/>
+          <w:color w:val="3B3B3B"/>
+          <w:kern w:val="0"/>
+          <w:sz w:val="21"/>
+          <w:szCs w:val="21"/>
+          <w14:ligatures w14:val="none"/>
+        </w:rPr>
+        <w:t xml:space="preserve"> </w:t>
+      </w:r>
+      <w:r>
+        <w:rPr>
+          <w:rFonts w:ascii="Consolas" w:eastAsia="Times New Roman" w:hAnsi="Consolas" w:cs="Times New Roman"/>
+          <w:color w:val="0000FF"/>
+          <w:kern w:val="0"/>
+          <w:sz w:val="21"/>
+          <w:szCs w:val="21"/>
+          <w14:ligatures w14:val="none"/>
+        </w:rPr>
+        <w:t>class</w:t>
+      </w:r>
+      <w:r>
+        <w:rPr>
+          <w:rFonts w:ascii="Consolas" w:eastAsia="Times New Roman" w:hAnsi="Consolas" w:cs="Times New Roman"/>
+          <w:color w:val="3B3B3B"/>
+          <w:kern w:val="0"/>
+          <w:sz w:val="21"/>
+          <w:szCs w:val="21"/>
+          <w14:ligatures w14:val="none"/>
+        </w:rPr>
+        <w:t xml:space="preserve"> </w:t>
+      </w:r>
+      <w:r>
+        <w:rPr>
+          <w:rFonts w:ascii="Consolas" w:eastAsia="Times New Roman" w:hAnsi="Consolas" w:cs="Times New Roman"/>
+          <w:color w:val="267F99"/>
+          <w:kern w:val="0"/>
+          <w:sz w:val="21"/>
+          <w:szCs w:val="21"/>
+          <w14:ligatures w14:val="none"/>
+        </w:rPr>
+        <w:t>Profile</w:t>
+      </w:r>
+      <w:r>
+        <w:rPr>
+          <w:rFonts w:ascii="Consolas" w:eastAsia="Times New Roman" w:hAnsi="Consolas" w:cs="Times New Roman"/>
+          <w:color w:val="3B3B3B"/>
+          <w:kern w:val="0"/>
+          <w:sz w:val="21"/>
+          <w:szCs w:val="21"/>
+          <w14:ligatures w14:val="none"/>
+        </w:rPr>
+        <w:t xml:space="preserve"> {</w:t>
+      </w:r>
+    </w:p>
+    <w:p>
+      <w:pPr>
+        <w:shd w:val="clear" w:color="auto" w:fill="FFFFFF"/>
+        <w:spacing w:after="0" w:line="285" w:lineRule="atLeast"/>
+        <w:rPr>
+          <w:rFonts w:ascii="Consolas" w:eastAsia="Times New Roman" w:hAnsi="Consolas" w:cs="Times New Roman"/>
+          <w:color w:val="3B3B3B"/>
+          <w:kern w:val="0"/>
+          <w:sz w:val="21"/>
+          <w:szCs w:val="21"/>
+          <w14:ligatures w14:val="none"/>
+        </w:rPr>
+      </w:pPr>
+      <w:r>
+        <w:rPr>
+          <w:rFonts w:ascii="Consolas" w:eastAsia="Times New Roman" w:hAnsi="Consolas" w:cs="Times New Roman"/>
+          <w:color w:val="3B3B3B"/>
+          <w:kern w:val="0"/>
+          <w:sz w:val="21"/>
+          <w:szCs w:val="21"/>
+          <w14:ligatures w14:val="none"/>
+        </w:rPr>
+        <w:t>    @</w:t>
+      </w:r>
+      <w:proofErr w:type="gramStart"/>
+      <w:r>
+        <w:rPr>
+          <w:rFonts w:ascii="Consolas" w:eastAsia="Times New Roman" w:hAnsi="Consolas" w:cs="Times New Roman"/>
+          <w:color w:val="267F99"/>
+          <w:kern w:val="0"/>
+          <w:sz w:val="21"/>
+          <w:szCs w:val="21"/>
+          <w14:ligatures w14:val="none"/>
+        </w:rPr>
+        <w:t>NotNull</w:t>
+      </w:r>
+      <w:r>
+        <w:rPr>
+          <w:rFonts w:ascii="Consolas" w:eastAsia="Times New Roman" w:hAnsi="Consolas" w:cs="Times New Roman"/>
+          <w:color w:val="3B3B3B"/>
+          <w:kern w:val="0"/>
+          <w:sz w:val="21"/>
+          <w:szCs w:val="21"/>
+          <w14:ligatures w14:val="none"/>
+        </w:rPr>
+        <w:t>(</w:t>
+      </w:r>
+      <w:proofErr w:type="gramEnd"/>
+      <w:r>
+        <w:rPr>
+          <w:rFonts w:ascii="Consolas" w:eastAsia="Times New Roman" w:hAnsi="Consolas" w:cs="Times New Roman"/>
+          <w:color w:val="795E26"/>
+          <w:kern w:val="0"/>
+          <w:sz w:val="21"/>
+          <w:szCs w:val="21"/>
+          <w14:ligatures w14:val="none"/>
+        </w:rPr>
+        <w:t>message</w:t>
+      </w:r>
+      <w:r>
+        <w:rPr>
+          <w:rFonts w:ascii="Consolas" w:eastAsia="Times New Roman" w:hAnsi="Consolas" w:cs="Times New Roman"/>
+          <w:color w:val="3B3B3B"/>
+          <w:kern w:val="0"/>
+          <w:sz w:val="21"/>
+          <w:szCs w:val="21"/>
+          <w14:ligatures w14:val="none"/>
+        </w:rPr>
+        <w:t xml:space="preserve"> </w:t>
+      </w:r>
+      <w:r>
+        <w:rPr>
+          <w:rFonts w:ascii="Consolas" w:eastAsia="Times New Roman" w:hAnsi="Consolas" w:cs="Times New Roman"/>
+          <w:color w:val="000000"/>
+          <w:kern w:val="0"/>
+          <w:sz w:val="21"/>
+          <w:szCs w:val="21"/>
+          <w14:ligatures w14:val="none"/>
+        </w:rPr>
+        <w:t>=</w:t>
+      </w:r>
+      <w:r>
+        <w:rPr>
+          <w:rFonts w:ascii="Consolas" w:eastAsia="Times New Roman" w:hAnsi="Consolas" w:cs="Times New Roman"/>
+          <w:color w:val="3B3B3B"/>
+          <w:kern w:val="0"/>
+          <w:sz w:val="21"/>
+          <w:szCs w:val="21"/>
+          <w14:ligatures w14:val="none"/>
+        </w:rPr>
+        <w:t xml:space="preserve"> </w:t>
+      </w:r>
+      <w:r>
+        <w:rPr>
+          <w:rFonts w:ascii="Consolas" w:eastAsia="Times New Roman" w:hAnsi="Consolas" w:cs="Times New Roman"/>
+          <w:color w:val="A31515"/>
+          <w:kern w:val="0"/>
+          <w:sz w:val="21"/>
+          <w:szCs w:val="21"/>
+          <w14:ligatures w14:val="none"/>
+        </w:rPr>
+        <w:t>"User can't be null"</w:t>
+      </w:r>
+      <w:r>
+        <w:rPr>
+          <w:rFonts w:ascii="Consolas" w:eastAsia="Times New Roman" w:hAnsi="Consolas" w:cs="Times New Roman"/>
+          <w:color w:val="3B3B3B"/>
+          <w:kern w:val="0"/>
+          <w:sz w:val="21"/>
+          <w:szCs w:val="21"/>
+          <w14:ligatures w14:val="none"/>
+        </w:rPr>
+        <w:t>)</w:t>
+      </w:r>
+    </w:p>
+    <w:p>
+      <w:pPr>
+        <w:shd w:val="clear" w:color="auto" w:fill="FFFFFF"/>
+        <w:spacing w:after="0" w:line="285" w:lineRule="atLeast"/>
+        <w:rPr>
+          <w:rFonts w:ascii="Consolas" w:eastAsia="Times New Roman" w:hAnsi="Consolas" w:cs="Times New Roman"/>
+          <w:color w:val="3B3B3B"/>
+          <w:kern w:val="0"/>
+          <w:sz w:val="21"/>
+          <w:szCs w:val="21"/>
+          <w14:ligatures w14:val="none"/>
+        </w:rPr>
+      </w:pPr>
+      <w:r>
+        <w:rPr>
+          <w:rFonts w:ascii="Consolas" w:eastAsia="Times New Roman" w:hAnsi="Consolas" w:cs="Times New Roman"/>
+          <w:color w:val="3B3B3B"/>
+          <w:kern w:val="0"/>
+          <w:sz w:val="21"/>
+          <w:szCs w:val="21"/>
+          <w14:ligatures w14:val="none"/>
+        </w:rPr>
+        <w:t>    @</w:t>
+      </w:r>
+      <w:r>
+        <w:rPr>
+          <w:rFonts w:ascii="Consolas" w:eastAsia="Times New Roman" w:hAnsi="Consolas" w:cs="Times New Roman"/>
+          <w:color w:val="267F99"/>
+          <w:kern w:val="0"/>
+          <w:sz w:val="21"/>
+          <w:szCs w:val="21"/>
+          <w14:ligatures w14:val="none"/>
+        </w:rPr>
+        <w:t>Valid</w:t>
+      </w:r>
+    </w:p>
+    <w:p>
+      <w:pPr>
+        <w:shd w:val="clear" w:color="auto" w:fill="FFFFFF"/>
+        <w:spacing w:after="0" w:line="285" w:lineRule="atLeast"/>
+        <w:rPr>
+          <w:rFonts w:ascii="Consolas" w:eastAsia="Times New Roman" w:hAnsi="Consolas" w:cs="Times New Roman"/>
+          <w:color w:val="3B3B3B"/>
+          <w:kern w:val="0"/>
+          <w:sz w:val="21"/>
+          <w:szCs w:val="21"/>
+          <w14:ligatures w14:val="none"/>
+        </w:rPr>
+      </w:pPr>
+      <w:r>
+        <w:rPr>
+          <w:rFonts w:ascii="Consolas" w:eastAsia="Times New Roman" w:hAnsi="Consolas" w:cs="Times New Roman"/>
+          <w:color w:val="3B3B3B"/>
+          <w:kern w:val="0"/>
+          <w:sz w:val="21"/>
+          <w:szCs w:val="21"/>
+          <w14:ligatures w14:val="none"/>
+        </w:rPr>
+        <w:t xml:space="preserve">    </w:t>
+      </w:r>
+      <w:r>
+        <w:rPr>
+          <w:rFonts w:ascii="Consolas" w:eastAsia="Times New Roman" w:hAnsi="Consolas" w:cs="Times New Roman"/>
+          <w:color w:val="0000FF"/>
+          <w:kern w:val="0"/>
+          <w:sz w:val="21"/>
+          <w:szCs w:val="21"/>
+          <w14:ligatures w14:val="none"/>
+        </w:rPr>
+        <w:t>private</w:t>
+      </w:r>
+      <w:r>
+        <w:rPr>
+          <w:rFonts w:ascii="Consolas" w:eastAsia="Times New Roman" w:hAnsi="Consolas" w:cs="Times New Roman"/>
+          <w:color w:val="3B3B3B"/>
+          <w:kern w:val="0"/>
+          <w:sz w:val="21"/>
+          <w:szCs w:val="21"/>
+          <w14:ligatures w14:val="none"/>
+        </w:rPr>
+        <w:t xml:space="preserve"> </w:t>
+      </w:r>
+      <w:r>
+        <w:rPr>
+          <w:rFonts w:ascii="Consolas" w:eastAsia="Times New Roman" w:hAnsi="Consolas" w:cs="Times New Roman"/>
+          <w:color w:val="267F99"/>
+          <w:kern w:val="0"/>
+          <w:sz w:val="21"/>
+          <w:szCs w:val="21"/>
+          <w14:ligatures w14:val="none"/>
+        </w:rPr>
+        <w:t>User</w:t>
+      </w:r>
+      <w:r>
+        <w:rPr>
+          <w:rFonts w:ascii="Consolas" w:eastAsia="Times New Roman" w:hAnsi="Consolas" w:cs="Times New Roman"/>
+          <w:color w:val="3B3B3B"/>
+          <w:kern w:val="0"/>
+          <w:sz w:val="21"/>
+          <w:szCs w:val="21"/>
+          <w14:ligatures w14:val="none"/>
+        </w:rPr>
+        <w:t xml:space="preserve"> </w:t>
+      </w:r>
+      <w:proofErr w:type="spellStart"/>
+      <w:r>
+        <w:rPr>
+          <w:rFonts w:ascii="Consolas" w:eastAsia="Times New Roman" w:hAnsi="Consolas" w:cs="Times New Roman"/>
+          <w:color w:val="001080"/>
+          <w:kern w:val="0"/>
+          <w:sz w:val="21"/>
+          <w:szCs w:val="21"/>
+          <w14:ligatures w14:val="none"/>
+        </w:rPr>
+        <w:t>user</w:t>
+      </w:r>
+      <w:proofErr w:type="spellEnd"/>
+      <w:r>
+        <w:rPr>
+          <w:rFonts w:ascii="Consolas" w:eastAsia="Times New Roman" w:hAnsi="Consolas" w:cs="Times New Roman"/>
+          <w:color w:val="3B3B3B"/>
+          <w:kern w:val="0"/>
+          <w:sz w:val="21"/>
+          <w:szCs w:val="21"/>
+          <w14:ligatures w14:val="none"/>
+        </w:rPr>
+        <w:t>;</w:t>
+      </w:r>
+    </w:p>
+    <w:p>
+      <w:pPr>
+        <w:shd w:val="clear" w:color="auto" w:fill="FFFFFF"/>
+        <w:spacing w:after="0" w:line="285" w:lineRule="atLeast"/>
+        <w:rPr>
+          <w:rFonts w:ascii="Consolas" w:eastAsia="Times New Roman" w:hAnsi="Consolas" w:cs="Times New Roman"/>
+          <w:color w:val="3B3B3B"/>
+          <w:kern w:val="0"/>
+          <w:sz w:val="21"/>
+          <w:szCs w:val="21"/>
+          <w14:ligatures w14:val="none"/>
+        </w:rPr>
+      </w:pPr>
+    </w:p>
+    <w:p>
+      <w:pPr>
+        <w:shd w:val="clear" w:color="auto" w:fill="FFFFFF"/>
+        <w:spacing w:after="0" w:line="285" w:lineRule="atLeast"/>
+        <w:rPr>
+          <w:rFonts w:ascii="Consolas" w:eastAsia="Times New Roman" w:hAnsi="Consolas" w:cs="Times New Roman"/>
+          <w:color w:val="3B3B3B"/>
+          <w:kern w:val="0"/>
+          <w:sz w:val="21"/>
+          <w:szCs w:val="21"/>
+          <w14:ligatures w14:val="none"/>
+        </w:rPr>
+      </w:pPr>
+      <w:r>
+        <w:rPr>
+          <w:rFonts w:ascii="Consolas" w:eastAsia="Times New Roman" w:hAnsi="Consolas" w:cs="Times New Roman"/>
+          <w:color w:val="3B3B3B"/>
+          <w:kern w:val="0"/>
+          <w:sz w:val="21"/>
+          <w:szCs w:val="21"/>
+          <w14:ligatures w14:val="none"/>
+        </w:rPr>
+        <w:t>    @</w:t>
+      </w:r>
+      <w:proofErr w:type="gramStart"/>
+      <w:r>
+        <w:rPr>
+          <w:rFonts w:ascii="Consolas" w:eastAsia="Times New Roman" w:hAnsi="Consolas" w:cs="Times New Roman"/>
+          <w:color w:val="267F99"/>
+          <w:kern w:val="0"/>
+          <w:sz w:val="21"/>
+          <w:szCs w:val="21"/>
+          <w14:ligatures w14:val="none"/>
+        </w:rPr>
+        <w:t>Size</w:t>
+      </w:r>
+      <w:r>
+        <w:rPr>
+          <w:rFonts w:ascii="Consolas" w:eastAsia="Times New Roman" w:hAnsi="Consolas" w:cs="Times New Roman"/>
+          <w:color w:val="3B3B3B"/>
+          <w:kern w:val="0"/>
+          <w:sz w:val="21"/>
+          <w:szCs w:val="21"/>
+          <w14:ligatures w14:val="none"/>
+        </w:rPr>
+        <w:t>(</w:t>
+      </w:r>
+      <w:proofErr w:type="gramEnd"/>
+      <w:r>
+        <w:rPr>
+          <w:rFonts w:ascii="Consolas" w:eastAsia="Times New Roman" w:hAnsi="Consolas" w:cs="Times New Roman"/>
+          <w:color w:val="795E26"/>
+          <w:kern w:val="0"/>
+          <w:sz w:val="21"/>
+          <w:szCs w:val="21"/>
+          <w14:ligatures w14:val="none"/>
+        </w:rPr>
+        <w:t>min</w:t>
+      </w:r>
+      <w:r>
+        <w:rPr>
+          <w:rFonts w:ascii="Consolas" w:eastAsia="Times New Roman" w:hAnsi="Consolas" w:cs="Times New Roman"/>
+          <w:color w:val="3B3B3B"/>
+          <w:kern w:val="0"/>
+          <w:sz w:val="21"/>
+          <w:szCs w:val="21"/>
+          <w14:ligatures w14:val="none"/>
+        </w:rPr>
+        <w:t xml:space="preserve"> </w:t>
+      </w:r>
+      <w:r>
+        <w:rPr>
+          <w:rFonts w:ascii="Consolas" w:eastAsia="Times New Roman" w:hAnsi="Consolas" w:cs="Times New Roman"/>
+          <w:color w:val="000000"/>
+          <w:kern w:val="0"/>
+          <w:sz w:val="21"/>
+          <w:szCs w:val="21"/>
+          <w14:ligatures w14:val="none"/>
+        </w:rPr>
+        <w:t>=</w:t>
+      </w:r>
+      <w:r>
+        <w:rPr>
+          <w:rFonts w:ascii="Consolas" w:eastAsia="Times New Roman" w:hAnsi="Consolas" w:cs="Times New Roman"/>
+          <w:color w:val="3B3B3B"/>
+          <w:kern w:val="0"/>
+          <w:sz w:val="21"/>
+          <w:szCs w:val="21"/>
+          <w14:ligatures w14:val="none"/>
+        </w:rPr>
+        <w:t xml:space="preserve"> </w:t>
+      </w:r>
+      <w:r>
+        <w:rPr>
+          <w:rFonts w:ascii="Consolas" w:eastAsia="Times New Roman" w:hAnsi="Consolas" w:cs="Times New Roman"/>
+          <w:color w:val="098658"/>
+          <w:kern w:val="0"/>
+          <w:sz w:val="21"/>
+          <w:szCs w:val="21"/>
+          <w14:ligatures w14:val="none"/>
+        </w:rPr>
+        <w:t>1</w:t>
+      </w:r>
+      <w:r>
+        <w:rPr>
+          <w:rFonts w:ascii="Consolas" w:eastAsia="Times New Roman" w:hAnsi="Consolas" w:cs="Times New Roman"/>
+          <w:color w:val="3B3B3B"/>
+          <w:kern w:val="0"/>
+          <w:sz w:val="21"/>
+          <w:szCs w:val="21"/>
+          <w14:ligatures w14:val="none"/>
+        </w:rPr>
+        <w:t xml:space="preserve">, </w:t>
+      </w:r>
+      <w:r>
+        <w:rPr>
+          <w:rFonts w:ascii="Consolas" w:eastAsia="Times New Roman" w:hAnsi="Consolas" w:cs="Times New Roman"/>
+          <w:color w:val="795E26"/>
+          <w:kern w:val="0"/>
+          <w:sz w:val="21"/>
+          <w:szCs w:val="21"/>
+          <w14:ligatures w14:val="none"/>
+        </w:rPr>
+        <w:t>max</w:t>
+      </w:r>
+      <w:r>
+        <w:rPr>
+          <w:rFonts w:ascii="Consolas" w:eastAsia="Times New Roman" w:hAnsi="Consolas" w:cs="Times New Roman"/>
+          <w:color w:val="000000"/>
+          <w:kern w:val="0"/>
+          <w:sz w:val="21"/>
+          <w:szCs w:val="21"/>
+          <w14:ligatures w14:val="none"/>
+        </w:rPr>
+        <w:t>=</w:t>
+      </w:r>
+      <w:r>
+        <w:rPr>
+          <w:rFonts w:ascii="Consolas" w:eastAsia="Times New Roman" w:hAnsi="Consolas" w:cs="Times New Roman"/>
+          <w:color w:val="3B3B3B"/>
+          <w:kern w:val="0"/>
+          <w:sz w:val="21"/>
+          <w:szCs w:val="21"/>
+          <w14:ligatures w14:val="none"/>
+        </w:rPr>
+        <w:t xml:space="preserve"> </w:t>
+      </w:r>
+      <w:r>
+        <w:rPr>
+          <w:rFonts w:ascii="Consolas" w:eastAsia="Times New Roman" w:hAnsi="Consolas" w:cs="Times New Roman"/>
+          <w:color w:val="098658"/>
+          <w:kern w:val="0"/>
+          <w:sz w:val="21"/>
+          <w:szCs w:val="21"/>
+          <w14:ligatures w14:val="none"/>
+        </w:rPr>
+        <w:t>5000</w:t>
+      </w:r>
+      <w:r>
+        <w:rPr>
+          <w:rFonts w:ascii="Consolas" w:eastAsia="Times New Roman" w:hAnsi="Consolas" w:cs="Times New Roman"/>
+          <w:color w:val="3B3B3B"/>
+          <w:kern w:val="0"/>
+          <w:sz w:val="21"/>
+          <w:szCs w:val="21"/>
+          <w14:ligatures w14:val="none"/>
+        </w:rPr>
+        <w:t>)</w:t>
+      </w:r>
+    </w:p>
+    <w:p>
+      <w:pPr>
+        <w:shd w:val="clear" w:color="auto" w:fill="FFFFFF"/>
+        <w:spacing w:after="0" w:line="285" w:lineRule="atLeast"/>
+        <w:rPr>
+          <w:rFonts w:ascii="Consolas" w:eastAsia="Times New Roman" w:hAnsi="Consolas" w:cs="Times New Roman"/>
+          <w:color w:val="3B3B3B"/>
+          <w:kern w:val="0"/>
+          <w:sz w:val="21"/>
+          <w:szCs w:val="21"/>
+          <w14:ligatures w14:val="none"/>
+        </w:rPr>
+      </w:pPr>
+      <w:r>
+        <w:rPr>
+          <w:rFonts w:ascii="Consolas" w:eastAsia="Times New Roman" w:hAnsi="Consolas" w:cs="Times New Roman"/>
+          <w:color w:val="3B3B3B"/>
+          <w:kern w:val="0"/>
+          <w:sz w:val="21"/>
+          <w:szCs w:val="21"/>
+          <w14:ligatures w14:val="none"/>
+        </w:rPr>
+        <w:t>    @</w:t>
+      </w:r>
+      <w:r>
+        <w:rPr>
+          <w:rFonts w:ascii="Consolas" w:eastAsia="Times New Roman" w:hAnsi="Consolas" w:cs="Times New Roman"/>
+          <w:color w:val="267F99"/>
+          <w:kern w:val="0"/>
+          <w:sz w:val="21"/>
+          <w:szCs w:val="21"/>
+          <w14:ligatures w14:val="none"/>
+        </w:rPr>
+        <w:t>Nullable</w:t>
+      </w:r>
+    </w:p>
+    <w:p>
+      <w:pPr>
+        <w:shd w:val="clear" w:color="auto" w:fill="FFFFFF"/>
+        <w:spacing w:after="0" w:line="285" w:lineRule="atLeast"/>
+        <w:rPr>
+          <w:rFonts w:ascii="Consolas" w:eastAsia="Times New Roman" w:hAnsi="Consolas" w:cs="Times New Roman"/>
+          <w:color w:val="3B3B3B"/>
+          <w:kern w:val="0"/>
+          <w:sz w:val="21"/>
+          <w:szCs w:val="21"/>
+          <w14:ligatures w14:val="none"/>
+        </w:rPr>
+      </w:pPr>
+      <w:r>
+        <w:rPr>
+          <w:rFonts w:ascii="Consolas" w:eastAsia="Times New Roman" w:hAnsi="Consolas" w:cs="Times New Roman"/>
+          <w:color w:val="3B3B3B"/>
+          <w:kern w:val="0"/>
+          <w:sz w:val="21"/>
+          <w:szCs w:val="21"/>
+          <w14:ligatures w14:val="none"/>
+        </w:rPr>
+        <w:t xml:space="preserve">    </w:t>
+      </w:r>
+      <w:r>
+        <w:rPr>
+          <w:rFonts w:ascii="Consolas" w:eastAsia="Times New Roman" w:hAnsi="Consolas" w:cs="Times New Roman"/>
+          <w:color w:val="0000FF"/>
+          <w:kern w:val="0"/>
+          <w:sz w:val="21"/>
+          <w:szCs w:val="21"/>
+          <w14:ligatures w14:val="none"/>
+        </w:rPr>
+        <w:t>private</w:t>
+      </w:r>
+      <w:r>
+        <w:rPr>
+          <w:rFonts w:ascii="Consolas" w:eastAsia="Times New Roman" w:hAnsi="Consolas" w:cs="Times New Roman"/>
+          <w:color w:val="3B3B3B"/>
+          <w:kern w:val="0"/>
+          <w:sz w:val="21"/>
+          <w:szCs w:val="21"/>
+          <w14:ligatures w14:val="none"/>
+        </w:rPr>
+        <w:t xml:space="preserve"> </w:t>
+      </w:r>
+      <w:r>
+        <w:rPr>
+          <w:rFonts w:ascii="Consolas" w:eastAsia="Times New Roman" w:hAnsi="Consolas" w:cs="Times New Roman"/>
+          <w:color w:val="267F99"/>
+          <w:kern w:val="0"/>
+          <w:sz w:val="21"/>
+          <w:szCs w:val="21"/>
+          <w14:ligatures w14:val="none"/>
+        </w:rPr>
+        <w:t>String</w:t>
+      </w:r>
+      <w:r>
+        <w:rPr>
+          <w:rFonts w:ascii="Consolas" w:eastAsia="Times New Roman" w:hAnsi="Consolas" w:cs="Times New Roman"/>
+          <w:color w:val="3B3B3B"/>
+          <w:kern w:val="0"/>
+          <w:sz w:val="21"/>
+          <w:szCs w:val="21"/>
+          <w14:ligatures w14:val="none"/>
+        </w:rPr>
+        <w:t xml:space="preserve"> </w:t>
+      </w:r>
+      <w:r>
+        <w:rPr>
+          <w:rFonts w:ascii="Consolas" w:eastAsia="Times New Roman" w:hAnsi="Consolas" w:cs="Times New Roman"/>
+          <w:color w:val="001080"/>
+          <w:kern w:val="0"/>
+          <w:sz w:val="21"/>
+          <w:szCs w:val="21"/>
+          <w14:ligatures w14:val="none"/>
+        </w:rPr>
+        <w:t>bio</w:t>
+      </w:r>
+      <w:r>
+        <w:rPr>
+          <w:rFonts w:ascii="Consolas" w:eastAsia="Times New Roman" w:hAnsi="Consolas" w:cs="Times New Roman"/>
+          <w:color w:val="3B3B3B"/>
+          <w:kern w:val="0"/>
+          <w:sz w:val="21"/>
+          <w:szCs w:val="21"/>
+          <w14:ligatures w14:val="none"/>
+        </w:rPr>
+        <w:t>;</w:t>
+      </w:r>
+    </w:p>
+    <w:p>
+      <w:pPr>
+        <w:shd w:val="clear" w:color="auto" w:fill="FFFFFF"/>
+        <w:spacing w:after="0" w:line="285" w:lineRule="atLeast"/>
+        <w:rPr>
+          <w:rFonts w:ascii="Consolas" w:eastAsia="Times New Roman" w:hAnsi="Consolas" w:cs="Times New Roman"/>
+          <w:color w:val="3B3B3B"/>
+          <w:kern w:val="0"/>
+          <w:sz w:val="21"/>
+          <w:szCs w:val="21"/>
+          <w14:ligatures w14:val="none"/>
+        </w:rPr>
+      </w:pPr>
+    </w:p>
+    <w:p>
+      <w:pPr>
+        <w:shd w:val="clear" w:color="auto" w:fill="FFFFFF"/>
+        <w:spacing w:after="0" w:line="285" w:lineRule="atLeast"/>
+        <w:rPr>
+          <w:rFonts w:ascii="Consolas" w:eastAsia="Times New Roman" w:hAnsi="Consolas" w:cs="Times New Roman"/>
+          <w:color w:val="3B3B3B"/>
+          <w:kern w:val="0"/>
+          <w:sz w:val="21"/>
+          <w:szCs w:val="21"/>
+          <w14:ligatures w14:val="none"/>
+        </w:rPr>
+      </w:pPr>
+      <w:r>
+        <w:rPr>
+          <w:rFonts w:ascii="Consolas" w:eastAsia="Times New Roman" w:hAnsi="Consolas" w:cs="Times New Roman"/>
+          <w:color w:val="3B3B3B"/>
+          <w:kern w:val="0"/>
+          <w:sz w:val="21"/>
+          <w:szCs w:val="21"/>
+          <w14:ligatures w14:val="none"/>
+        </w:rPr>
+        <w:t xml:space="preserve">    </w:t>
+      </w:r>
+      <w:r>
+        <w:rPr>
+          <w:rFonts w:ascii="Consolas" w:eastAsia="Times New Roman" w:hAnsi="Consolas" w:cs="Times New Roman"/>
+          <w:color w:val="008000"/>
+          <w:kern w:val="0"/>
+          <w:sz w:val="21"/>
+          <w:szCs w:val="21"/>
+          <w14:ligatures w14:val="none"/>
+        </w:rPr>
+        <w:t>// Constructors</w:t>
+      </w:r>
+    </w:p>
+    <w:p>
+      <w:pPr>
+        <w:shd w:val="clear" w:color="auto" w:fill="FFFFFF"/>
+        <w:spacing w:after="0" w:line="285" w:lineRule="atLeast"/>
+        <w:rPr>
+          <w:rFonts w:ascii="Consolas" w:eastAsia="Times New Roman" w:hAnsi="Consolas" w:cs="Times New Roman"/>
+          <w:color w:val="3B3B3B"/>
+          <w:kern w:val="0"/>
+          <w:sz w:val="21"/>
+          <w:szCs w:val="21"/>
+          <w14:ligatures w14:val="none"/>
+        </w:rPr>
+      </w:pPr>
+      <w:r>
+        <w:rPr>
+          <w:rFonts w:ascii="Consolas" w:eastAsia="Times New Roman" w:hAnsi="Consolas" w:cs="Times New Roman"/>
+          <w:color w:val="3B3B3B"/>
+          <w:kern w:val="0"/>
+          <w:sz w:val="21"/>
+          <w:szCs w:val="21"/>
+          <w14:ligatures w14:val="none"/>
+        </w:rPr>
+        <w:t xml:space="preserve">    </w:t>
+      </w:r>
+      <w:r>
+        <w:rPr>
+          <w:rFonts w:ascii="Consolas" w:eastAsia="Times New Roman" w:hAnsi="Consolas" w:cs="Times New Roman"/>
+          <w:color w:val="0000FF"/>
+          <w:kern w:val="0"/>
+          <w:sz w:val="21"/>
+          <w:szCs w:val="21"/>
+          <w14:ligatures w14:val="none"/>
+        </w:rPr>
+        <w:t>public</w:t>
+      </w:r>
+      <w:r>
+        <w:rPr>
+          <w:rFonts w:ascii="Consolas" w:eastAsia="Times New Roman" w:hAnsi="Consolas" w:cs="Times New Roman"/>
+          <w:color w:val="3B3B3B"/>
+          <w:kern w:val="0"/>
+          <w:sz w:val="21"/>
+          <w:szCs w:val="21"/>
+          <w14:ligatures w14:val="none"/>
+        </w:rPr>
+        <w:t xml:space="preserve"> </w:t>
+      </w:r>
+      <w:proofErr w:type="gramStart"/>
+      <w:r>
+        <w:rPr>
+          <w:rFonts w:ascii="Consolas" w:eastAsia="Times New Roman" w:hAnsi="Consolas" w:cs="Times New Roman"/>
+          <w:color w:val="795E26"/>
+          <w:kern w:val="0"/>
+          <w:sz w:val="21"/>
+          <w:szCs w:val="21"/>
+          <w14:ligatures w14:val="none"/>
+        </w:rPr>
+        <w:t>Profile</w:t>
+      </w:r>
+      <w:r>
+        <w:rPr>
+          <w:rFonts w:ascii="Consolas" w:eastAsia="Times New Roman" w:hAnsi="Consolas" w:cs="Times New Roman"/>
+          <w:color w:val="3B3B3B"/>
+          <w:kern w:val="0"/>
+          <w:sz w:val="21"/>
+          <w:szCs w:val="21"/>
+          <w14:ligatures w14:val="none"/>
+        </w:rPr>
+        <w:t>(</w:t>
+      </w:r>
+      <w:proofErr w:type="gramEnd"/>
+      <w:r>
+        <w:rPr>
+          <w:rFonts w:ascii="Consolas" w:eastAsia="Times New Roman" w:hAnsi="Consolas" w:cs="Times New Roman"/>
+          <w:color w:val="3B3B3B"/>
+          <w:kern w:val="0"/>
+          <w:sz w:val="21"/>
+          <w:szCs w:val="21"/>
+          <w14:ligatures w14:val="none"/>
+        </w:rPr>
+        <w:t>) {}</w:t>
+      </w:r>
+    </w:p>
+    <w:p>
+      <w:pPr>
+        <w:shd w:val="clear" w:color="auto" w:fill="FFFFFF"/>
+        <w:spacing w:after="0" w:line="285" w:lineRule="atLeast"/>
+        <w:rPr>
+          <w:rFonts w:ascii="Consolas" w:eastAsia="Times New Roman" w:hAnsi="Consolas" w:cs="Times New Roman"/>
+          <w:color w:val="3B3B3B"/>
+          <w:kern w:val="0"/>
+          <w:sz w:val="21"/>
+          <w:szCs w:val="21"/>
+          <w14:ligatures w14:val="none"/>
+        </w:rPr>
+      </w:pPr>
+      <w:r>
+        <w:rPr>
+          <w:rFonts w:ascii="Consolas" w:eastAsia="Times New Roman" w:hAnsi="Consolas" w:cs="Times New Roman"/>
+          <w:color w:val="3B3B3B"/>
+          <w:kern w:val="0"/>
+          <w:sz w:val="21"/>
+          <w:szCs w:val="21"/>
+          <w14:ligatures w14:val="none"/>
+        </w:rPr>
+        <w:t xml:space="preserve">    </w:t>
+      </w:r>
+    </w:p>
+    <w:p>
+      <w:pPr>
+        <w:shd w:val="clear" w:color="auto" w:fill="FFFFFF"/>
+        <w:spacing w:after="0" w:line="285" w:lineRule="atLeast"/>
+        <w:rPr>
+          <w:rFonts w:ascii="Consolas" w:eastAsia="Times New Roman" w:hAnsi="Consolas" w:cs="Times New Roman"/>
+          <w:color w:val="3B3B3B"/>
+          <w:kern w:val="0"/>
+          <w:sz w:val="21"/>
+          <w:szCs w:val="21"/>
+          <w14:ligatures w14:val="none"/>
+        </w:rPr>
+      </w:pPr>
+      <w:r>
+        <w:rPr>
+          <w:rFonts w:ascii="Consolas" w:eastAsia="Times New Roman" w:hAnsi="Consolas" w:cs="Times New Roman"/>
+          <w:color w:val="3B3B3B"/>
+          <w:kern w:val="0"/>
+          <w:sz w:val="21"/>
+          <w:szCs w:val="21"/>
+          <w14:ligatures w14:val="none"/>
+        </w:rPr>
+        <w:t xml:space="preserve">    </w:t>
+      </w:r>
+      <w:r>
+        <w:rPr>
+          <w:rFonts w:ascii="Consolas" w:eastAsia="Times New Roman" w:hAnsi="Consolas" w:cs="Times New Roman"/>
+          <w:color w:val="0000FF"/>
+          <w:kern w:val="0"/>
+          <w:sz w:val="21"/>
+          <w:szCs w:val="21"/>
+          <w14:ligatures w14:val="none"/>
+        </w:rPr>
+        <w:t>public</w:t>
+      </w:r>
+      <w:r>
+        <w:rPr>
+          <w:rFonts w:ascii="Consolas" w:eastAsia="Times New Roman" w:hAnsi="Consolas" w:cs="Times New Roman"/>
+          <w:color w:val="3B3B3B"/>
+          <w:kern w:val="0"/>
+          <w:sz w:val="21"/>
+          <w:szCs w:val="21"/>
+          <w14:ligatures w14:val="none"/>
+        </w:rPr>
+        <w:t xml:space="preserve"> </w:t>
+      </w:r>
+      <w:proofErr w:type="gramStart"/>
+      <w:r>
+        <w:rPr>
+          <w:rFonts w:ascii="Consolas" w:eastAsia="Times New Roman" w:hAnsi="Consolas" w:cs="Times New Roman"/>
+          <w:color w:val="795E26"/>
+          <w:kern w:val="0"/>
+          <w:sz w:val="21"/>
+          <w:szCs w:val="21"/>
+          <w14:ligatures w14:val="none"/>
+        </w:rPr>
+        <w:t>Profile</w:t>
+      </w:r>
+      <w:r>
+        <w:rPr>
+          <w:rFonts w:ascii="Consolas" w:eastAsia="Times New Roman" w:hAnsi="Consolas" w:cs="Times New Roman"/>
+          <w:color w:val="3B3B3B"/>
+          <w:kern w:val="0"/>
+          <w:sz w:val="21"/>
+          <w:szCs w:val="21"/>
+          <w14:ligatures w14:val="none"/>
+        </w:rPr>
+        <w:t>(</w:t>
+      </w:r>
+      <w:proofErr w:type="gramEnd"/>
+      <w:r>
+        <w:rPr>
+          <w:rFonts w:ascii="Consolas" w:eastAsia="Times New Roman" w:hAnsi="Consolas" w:cs="Times New Roman"/>
+          <w:color w:val="267F99"/>
+          <w:kern w:val="0"/>
+          <w:sz w:val="21"/>
+          <w:szCs w:val="21"/>
+          <w14:ligatures w14:val="none"/>
+        </w:rPr>
+        <w:t>User</w:t>
+      </w:r>
+      <w:r>
+        <w:rPr>
+          <w:rFonts w:ascii="Consolas" w:eastAsia="Times New Roman" w:hAnsi="Consolas" w:cs="Times New Roman"/>
+          <w:color w:val="3B3B3B"/>
+          <w:kern w:val="0"/>
+          <w:sz w:val="21"/>
+          <w:szCs w:val="21"/>
+          <w14:ligatures w14:val="none"/>
+        </w:rPr>
+        <w:t xml:space="preserve"> </w:t>
+      </w:r>
+      <w:proofErr w:type="spellStart"/>
+      <w:r>
+        <w:rPr>
+          <w:rFonts w:ascii="Consolas" w:eastAsia="Times New Roman" w:hAnsi="Consolas" w:cs="Times New Roman"/>
+          <w:color w:val="001080"/>
+          <w:kern w:val="0"/>
+          <w:sz w:val="21"/>
+          <w:szCs w:val="21"/>
+          <w14:ligatures w14:val="none"/>
+        </w:rPr>
+        <w:t>user</w:t>
+      </w:r>
+      <w:proofErr w:type="spellEnd"/>
+      <w:r>
+        <w:rPr>
+          <w:rFonts w:ascii="Consolas" w:eastAsia="Times New Roman" w:hAnsi="Consolas" w:cs="Times New Roman"/>
+          <w:color w:val="3B3B3B"/>
+          <w:kern w:val="0"/>
+          <w:sz w:val="21"/>
+          <w:szCs w:val="21"/>
+          <w14:ligatures w14:val="none"/>
+        </w:rPr>
+        <w:t xml:space="preserve">, </w:t>
+      </w:r>
+      <w:r>
+        <w:rPr>
+          <w:rFonts w:ascii="Consolas" w:eastAsia="Times New Roman" w:hAnsi="Consolas" w:cs="Times New Roman"/>
+          <w:color w:val="267F99"/>
+          <w:kern w:val="0"/>
+          <w:sz w:val="21"/>
+          <w:szCs w:val="21"/>
+          <w14:ligatures w14:val="none"/>
+        </w:rPr>
+        <w:t>String</w:t>
+      </w:r>
+      <w:r>
+        <w:rPr>
+          <w:rFonts w:ascii="Consolas" w:eastAsia="Times New Roman" w:hAnsi="Consolas" w:cs="Times New Roman"/>
+          <w:color w:val="3B3B3B"/>
+          <w:kern w:val="0"/>
+          <w:sz w:val="21"/>
+          <w:szCs w:val="21"/>
+          <w14:ligatures w14:val="none"/>
+        </w:rPr>
+        <w:t xml:space="preserve"> </w:t>
+      </w:r>
+      <w:r>
+        <w:rPr>
+          <w:rFonts w:ascii="Consolas" w:eastAsia="Times New Roman" w:hAnsi="Consolas" w:cs="Times New Roman"/>
+          <w:color w:val="001080"/>
+          <w:kern w:val="0"/>
+          <w:sz w:val="21"/>
+          <w:szCs w:val="21"/>
+          <w14:ligatures w14:val="none"/>
+        </w:rPr>
+        <w:t>bio</w:t>
+      </w:r>
+      <w:r>
+        <w:rPr>
+          <w:rFonts w:ascii="Consolas" w:eastAsia="Times New Roman" w:hAnsi="Consolas" w:cs="Times New Roman"/>
+          <w:color w:val="3B3B3B"/>
+          <w:kern w:val="0"/>
+          <w:sz w:val="21"/>
+          <w:szCs w:val="21"/>
+          <w14:ligatures w14:val="none"/>
+        </w:rPr>
+        <w:t>) {</w:t>
+      </w:r>
+    </w:p>
+    <w:p>
+      <w:pPr>
+        <w:shd w:val="clear" w:color="auto" w:fill="FFFFFF"/>
+        <w:spacing w:after="0" w:line="285" w:lineRule="atLeast"/>
+        <w:rPr>
+          <w:rFonts w:ascii="Consolas" w:eastAsia="Times New Roman" w:hAnsi="Consolas" w:cs="Times New Roman"/>
+          <w:color w:val="3B3B3B"/>
+          <w:kern w:val="0"/>
+          <w:sz w:val="21"/>
+          <w:szCs w:val="21"/>
+          <w14:ligatures w14:val="none"/>
+        </w:rPr>
+      </w:pPr>
+      <w:r>
+        <w:rPr>
+          <w:rFonts w:ascii="Consolas" w:eastAsia="Times New Roman" w:hAnsi="Consolas" w:cs="Times New Roman"/>
+          <w:color w:val="3B3B3B"/>
+          <w:kern w:val="0"/>
+          <w:sz w:val="21"/>
+          <w:szCs w:val="21"/>
+          <w14:ligatures w14:val="none"/>
+        </w:rPr>
+        <w:t xml:space="preserve">        </w:t>
+      </w:r>
+      <w:r>
+        <w:rPr>
+          <w:rFonts w:ascii="Consolas" w:eastAsia="Times New Roman" w:hAnsi="Consolas" w:cs="Times New Roman"/>
+          <w:color w:val="0000FF"/>
+          <w:kern w:val="0"/>
+          <w:sz w:val="21"/>
+          <w:szCs w:val="21"/>
+          <w14:ligatures w14:val="none"/>
+        </w:rPr>
+        <w:t>this</w:t>
+      </w:r>
+      <w:r>
+        <w:rPr>
+          <w:rFonts w:ascii="Consolas" w:eastAsia="Times New Roman" w:hAnsi="Consolas" w:cs="Times New Roman"/>
+          <w:color w:val="3B3B3B"/>
+          <w:kern w:val="0"/>
+          <w:sz w:val="21"/>
+          <w:szCs w:val="21"/>
+          <w14:ligatures w14:val="none"/>
+        </w:rPr>
+        <w:t>.</w:t>
+      </w:r>
+      <w:r>
+        <w:rPr>
+          <w:rFonts w:ascii="Consolas" w:eastAsia="Times New Roman" w:hAnsi="Consolas" w:cs="Times New Roman"/>
+          <w:color w:val="001080"/>
+          <w:kern w:val="0"/>
+          <w:sz w:val="21"/>
+          <w:szCs w:val="21"/>
+          <w14:ligatures w14:val="none"/>
+        </w:rPr>
+        <w:t>user</w:t>
+      </w:r>
+      <w:r>
+        <w:rPr>
+          <w:rFonts w:ascii="Consolas" w:eastAsia="Times New Roman" w:hAnsi="Consolas" w:cs="Times New Roman"/>
+          <w:color w:val="3B3B3B"/>
+          <w:kern w:val="0"/>
+          <w:sz w:val="21"/>
+          <w:szCs w:val="21"/>
+          <w14:ligatures w14:val="none"/>
+        </w:rPr>
+        <w:t xml:space="preserve"> </w:t>
+      </w:r>
+      <w:r>
+        <w:rPr>
+          <w:rFonts w:ascii="Consolas" w:eastAsia="Times New Roman" w:hAnsi="Consolas" w:cs="Times New Roman"/>
+          <w:color w:val="000000"/>
+          <w:kern w:val="0"/>
+          <w:sz w:val="21"/>
+          <w:szCs w:val="21"/>
+          <w14:ligatures w14:val="none"/>
+        </w:rPr>
+        <w:t>=</w:t>
+      </w:r>
+      <w:r>
+        <w:rPr>
+          <w:rFonts w:ascii="Consolas" w:eastAsia="Times New Roman" w:hAnsi="Consolas" w:cs="Times New Roman"/>
+          <w:color w:val="3B3B3B"/>
+          <w:kern w:val="0"/>
+          <w:sz w:val="21"/>
+          <w:szCs w:val="21"/>
+          <w14:ligatures w14:val="none"/>
+        </w:rPr>
+        <w:t xml:space="preserve"> </w:t>
+      </w:r>
+      <w:r>
+        <w:rPr>
+          <w:rFonts w:ascii="Consolas" w:eastAsia="Times New Roman" w:hAnsi="Consolas" w:cs="Times New Roman"/>
+          <w:color w:val="001080"/>
+          <w:kern w:val="0"/>
+          <w:sz w:val="21"/>
+          <w:szCs w:val="21"/>
+          <w14:ligatures w14:val="none"/>
+        </w:rPr>
+        <w:t>user</w:t>
+      </w:r>
+      <w:r>
+        <w:rPr>
+          <w:rFonts w:ascii="Consolas" w:eastAsia="Times New Roman" w:hAnsi="Consolas" w:cs="Times New Roman"/>
+          <w:color w:val="3B3B3B"/>
+          <w:kern w:val="0"/>
+          <w:sz w:val="21"/>
+          <w:szCs w:val="21"/>
+          <w14:ligatures w14:val="none"/>
+        </w:rPr>
+        <w:t>;</w:t>
+      </w:r>
+    </w:p>
+    <w:p>
+      <w:pPr>
+        <w:shd w:val="clear" w:color="auto" w:fill="FFFFFF"/>
+        <w:spacing w:after="0" w:line="285" w:lineRule="atLeast"/>
+        <w:rPr>
+          <w:rFonts w:ascii="Consolas" w:eastAsia="Times New Roman" w:hAnsi="Consolas" w:cs="Times New Roman"/>
+          <w:color w:val="3B3B3B"/>
+          <w:kern w:val="0"/>
+          <w:sz w:val="21"/>
+          <w:szCs w:val="21"/>
+          <w14:ligatures w14:val="none"/>
+        </w:rPr>
+      </w:pPr>
+      <w:r>
+        <w:rPr>
+          <w:rFonts w:ascii="Consolas" w:eastAsia="Times New Roman" w:hAnsi="Consolas" w:cs="Times New Roman"/>
+          <w:color w:val="3B3B3B"/>
+          <w:kern w:val="0"/>
+          <w:sz w:val="21"/>
+          <w:szCs w:val="21"/>
+          <w14:ligatures w14:val="none"/>
+        </w:rPr>
+        <w:t xml:space="preserve">        </w:t>
+      </w:r>
+      <w:r>
+        <w:rPr>
+          <w:rFonts w:ascii="Consolas" w:eastAsia="Times New Roman" w:hAnsi="Consolas" w:cs="Times New Roman"/>
+          <w:color w:val="0000FF"/>
+          <w:kern w:val="0"/>
+          <w:sz w:val="21"/>
+          <w:szCs w:val="21"/>
+          <w14:ligatures w14:val="none"/>
+        </w:rPr>
+        <w:t>this</w:t>
+      </w:r>
+      <w:r>
+        <w:rPr>
+          <w:rFonts w:ascii="Consolas" w:eastAsia="Times New Roman" w:hAnsi="Consolas" w:cs="Times New Roman"/>
+          <w:color w:val="3B3B3B"/>
+          <w:kern w:val="0"/>
+          <w:sz w:val="21"/>
+          <w:szCs w:val="21"/>
+          <w14:ligatures w14:val="none"/>
+        </w:rPr>
+        <w:t>.</w:t>
+      </w:r>
+      <w:r>
+        <w:rPr>
+          <w:rFonts w:ascii="Consolas" w:eastAsia="Times New Roman" w:hAnsi="Consolas" w:cs="Times New Roman"/>
+          <w:color w:val="001080"/>
+          <w:kern w:val="0"/>
+          <w:sz w:val="21"/>
+          <w:szCs w:val="21"/>
+          <w14:ligatures w14:val="none"/>
+        </w:rPr>
+        <w:t>bio</w:t>
+      </w:r>
+      <w:r>
+        <w:rPr>
+          <w:rFonts w:ascii="Consolas" w:eastAsia="Times New Roman" w:hAnsi="Consolas" w:cs="Times New Roman"/>
+          <w:color w:val="3B3B3B"/>
+          <w:kern w:val="0"/>
+          <w:sz w:val="21"/>
+          <w:szCs w:val="21"/>
+          <w14:ligatures w14:val="none"/>
+        </w:rPr>
+        <w:t xml:space="preserve"> </w:t>
+      </w:r>
+      <w:r>
+        <w:rPr>
+          <w:rFonts w:ascii="Consolas" w:eastAsia="Times New Roman" w:hAnsi="Consolas" w:cs="Times New Roman"/>
+          <w:color w:val="000000"/>
+          <w:kern w:val="0"/>
+          <w:sz w:val="21"/>
+          <w:szCs w:val="21"/>
+          <w14:ligatures w14:val="none"/>
+        </w:rPr>
+        <w:t>=</w:t>
+      </w:r>
+      <w:r>
+        <w:rPr>
+          <w:rFonts w:ascii="Consolas" w:eastAsia="Times New Roman" w:hAnsi="Consolas" w:cs="Times New Roman"/>
+          <w:color w:val="3B3B3B"/>
+          <w:kern w:val="0"/>
+          <w:sz w:val="21"/>
+          <w:szCs w:val="21"/>
+          <w14:ligatures w14:val="none"/>
+        </w:rPr>
+        <w:t xml:space="preserve"> </w:t>
+      </w:r>
+      <w:r>
+        <w:rPr>
+          <w:rFonts w:ascii="Consolas" w:eastAsia="Times New Roman" w:hAnsi="Consolas" w:cs="Times New Roman"/>
+          <w:color w:val="001080"/>
+          <w:kern w:val="0"/>
+          <w:sz w:val="21"/>
+          <w:szCs w:val="21"/>
+          <w14:ligatures w14:val="none"/>
+        </w:rPr>
+        <w:t>bio</w:t>
+      </w:r>
+      <w:r>
+        <w:rPr>
+          <w:rFonts w:ascii="Consolas" w:eastAsia="Times New Roman" w:hAnsi="Consolas" w:cs="Times New Roman"/>
+          <w:color w:val="3B3B3B"/>
+          <w:kern w:val="0"/>
+          <w:sz w:val="21"/>
+          <w:szCs w:val="21"/>
+          <w14:ligatures w14:val="none"/>
+        </w:rPr>
+        <w:t>;</w:t>
+      </w:r>
+    </w:p>
+    <w:p>
+      <w:pPr>
+        <w:shd w:val="clear" w:color="auto" w:fill="FFFFFF"/>
+        <w:spacing w:after="0" w:line="285" w:lineRule="atLeast"/>
+        <w:rPr>
+          <w:rFonts w:ascii="Consolas" w:eastAsia="Times New Roman" w:hAnsi="Consolas" w:cs="Times New Roman"/>
+          <w:color w:val="3B3B3B"/>
+          <w:kern w:val="0"/>
+          <w:sz w:val="21"/>
+          <w:szCs w:val="21"/>
+          <w14:ligatures w14:val="none"/>
+        </w:rPr>
+      </w:pPr>
+      <w:r>
+        <w:rPr>
+          <w:rFonts w:ascii="Consolas" w:eastAsia="Times New Roman" w:hAnsi="Consolas" w:cs="Times New Roman"/>
+          <w:color w:val="3B3B3B"/>
+          <w:kern w:val="0"/>
+          <w:sz w:val="21"/>
+          <w:szCs w:val="21"/>
+          <w14:ligatures w14:val="none"/>
+        </w:rPr>
+        <w:t xml:space="preserve">    </w:t>
+      </w:r>
+      <w:r>
+        <w:rPr>
+          <w:rFonts w:ascii="Consolas" w:eastAsia="Times New Roman" w:hAnsi="Consolas" w:cs="Times New Roman"/>
+          <w:color w:val="3B3B3B"/>
+          <w:kern w:val="0"/>
+          <w:sz w:val="21"/>
+          <w:szCs w:val="21"/>
+          <w14:ligatures w14:val="none"/>
+        </w:rPr>
+        <w:t>}</w:t>
+      </w:r>
+    </w:p>
+    <w:p>
+      <w:pPr>
+        <w:shd w:val="clear" w:color="auto" w:fill="FFFFFF"/>
+        <w:spacing w:after="0" w:line="285" w:lineRule="atLeast"/>
+        <w:rPr>
+          <w:rFonts w:ascii="Consolas" w:eastAsia="Times New Roman" w:hAnsi="Consolas" w:cs="Times New Roman"/>
+          <w:color w:val="3B3B3B"/>
+          <w:kern w:val="0"/>
+          <w:sz w:val="21"/>
+          <w:szCs w:val="21"/>
+          <w14:ligatures w14:val="none"/>
+        </w:rPr>
+      </w:pPr>
+      <w:r>
+        <w:rPr>
+          <w:rFonts w:ascii="Consolas" w:eastAsia="Times New Roman" w:hAnsi="Consolas" w:cs="Times New Roman"/>
+          <w:color w:val="3B3B3B"/>
+          <w:kern w:val="0"/>
+          <w:sz w:val="21"/>
+          <w:szCs w:val="21"/>
+          <w14:ligatures w14:val="none"/>
+        </w:rPr>
+        <w:t>}</w:t>
+      </w:r>
+    </w:p>
+    <w:p>
+      <w:pPr>
+        <w:ind w:left="720" w:firstLine="720"/>
+        <w:rPr>
+          <w:rFonts w:ascii="Sakkal Majalla" w:hAnsi="Sakkal Majalla" w:cs="Sakkal Majalla"/>
+          <w:sz w:val="28"/>
+          <w:szCs w:val="28"/>
+        </w:rPr>
+      </w:pPr>
+      <w:r>
+        <w:rPr>
+          <w:rFonts w:ascii="Sakkal Majalla" w:hAnsi="Sakkal Majalla" w:cs="Sakkal Majalla"/>
+          <w:sz w:val="28"/>
+          <w:szCs w:val="28"/>
+        </w:rPr>
+        <w:t>------------------------------------------------------------------------</w:t>
+      </w:r>
+    </w:p>
+    <w:p>
+      <w:pPr>
+        <w:rPr>
+          <w:rFonts w:ascii="Sakkal Majalla" w:hAnsi="Sakkal Majalla" w:cs="Sakkal Majalla"/>
+          <w:sz w:val="28"/>
+          <w:szCs w:val="28"/>
+        </w:rPr>
+      </w:pPr>
+      <w:r>
+        <w:rPr>
+          <w:rFonts w:ascii="Sakkal Majalla" w:hAnsi="Sakkal Majalla" w:cs="Sakkal Majalla"/>
+          <w:sz w:val="28"/>
+          <w:szCs w:val="28"/>
+        </w:rPr>
+        <w:t>And for Controller:</w:t>
+      </w:r>
+    </w:p>
+    <w:p>
+      <w:pPr>
+        <w:shd w:val="clear" w:color="auto" w:fill="FFFFFF"/>
+        <w:spacing w:after="0" w:line="285" w:lineRule="atLeast"/>
+        <w:rPr>
+          <w:rFonts w:ascii="Consolas" w:eastAsia="Times New Roman" w:hAnsi="Consolas" w:cs="Times New Roman"/>
+          <w:color w:val="3B3B3B"/>
+          <w:kern w:val="0"/>
+          <w:sz w:val="21"/>
+          <w:szCs w:val="21"/>
+          <w14:ligatures w14:val="none"/>
+        </w:rPr>
+      </w:pPr>
+      <w:r>
+        <w:rPr>
+          <w:rFonts w:ascii="Consolas" w:eastAsia="Times New Roman" w:hAnsi="Consolas" w:cs="Times New Roman"/>
+          <w:color w:val="3B3B3B"/>
+          <w:kern w:val="0"/>
+          <w:sz w:val="21"/>
+          <w:szCs w:val="21"/>
+          <w14:ligatures w14:val="none"/>
+        </w:rPr>
+        <w:t>@</w:t>
+      </w:r>
+      <w:r>
+        <w:rPr>
+          <w:rFonts w:ascii="Consolas" w:eastAsia="Times New Roman" w:hAnsi="Consolas" w:cs="Times New Roman"/>
+          <w:color w:val="267F99"/>
+          <w:kern w:val="0"/>
+          <w:sz w:val="21"/>
+          <w:szCs w:val="21"/>
+          <w14:ligatures w14:val="none"/>
+        </w:rPr>
+        <w:t>RestController</w:t>
+      </w:r>
+    </w:p>
+    <w:p>
+      <w:pPr>
+        <w:shd w:val="clear" w:color="auto" w:fill="FFFFFF"/>
+        <w:spacing w:after="0" w:line="285" w:lineRule="atLeast"/>
+        <w:rPr>
+          <w:rFonts w:ascii="Consolas" w:eastAsia="Times New Roman" w:hAnsi="Consolas" w:cs="Times New Roman"/>
+          <w:color w:val="3B3B3B"/>
+          <w:kern w:val="0"/>
+          <w:sz w:val="21"/>
+          <w:szCs w:val="21"/>
+          <w14:ligatures w14:val="none"/>
+        </w:rPr>
+      </w:pPr>
+      <w:r>
+        <w:rPr>
+          <w:rFonts w:ascii="Consolas" w:eastAsia="Times New Roman" w:hAnsi="Consolas" w:cs="Times New Roman"/>
+          <w:color w:val="3B3B3B"/>
+          <w:kern w:val="0"/>
+          <w:sz w:val="21"/>
+          <w:szCs w:val="21"/>
+          <w14:ligatures w14:val="none"/>
+        </w:rPr>
+        <w:t>@</w:t>
+      </w:r>
+      <w:r>
+        <w:rPr>
+          <w:rFonts w:ascii="Consolas" w:eastAsia="Times New Roman" w:hAnsi="Consolas" w:cs="Times New Roman"/>
+          <w:color w:val="267F99"/>
+          <w:kern w:val="0"/>
+          <w:sz w:val="21"/>
+          <w:szCs w:val="21"/>
+          <w14:ligatures w14:val="none"/>
+        </w:rPr>
+        <w:t>RequestMapping</w:t>
+      </w:r>
+      <w:r>
+        <w:rPr>
+          <w:rFonts w:ascii="Consolas" w:eastAsia="Times New Roman" w:hAnsi="Consolas" w:cs="Times New Roman"/>
+          <w:color w:val="3B3B3B"/>
+          <w:kern w:val="0"/>
+          <w:sz w:val="21"/>
+          <w:szCs w:val="21"/>
+          <w14:ligatures w14:val="none"/>
+        </w:rPr>
+        <w:t>(</w:t>
+      </w:r>
+      <w:r>
+        <w:rPr>
+          <w:rFonts w:ascii="Consolas" w:eastAsia="Times New Roman" w:hAnsi="Consolas" w:cs="Times New Roman"/>
+          <w:color w:val="A31515"/>
+          <w:kern w:val="0"/>
+          <w:sz w:val="21"/>
+          <w:szCs w:val="21"/>
+          <w14:ligatures w14:val="none"/>
+        </w:rPr>
+        <w:t>"/api"</w:t>
+      </w:r>
+      <w:r>
+        <w:rPr>
+          <w:rFonts w:ascii="Consolas" w:eastAsia="Times New Roman" w:hAnsi="Consolas" w:cs="Times New Roman"/>
+          <w:color w:val="3B3B3B"/>
+          <w:kern w:val="0"/>
+          <w:sz w:val="21"/>
+          <w:szCs w:val="21"/>
+          <w14:ligatures w14:val="none"/>
+        </w:rPr>
+        <w:t>)</w:t>
+      </w:r>
+    </w:p>
+    <w:p>
+      <w:pPr>
+        <w:shd w:val="clear" w:color="auto" w:fill="FFFFFF"/>
+        <w:spacing w:after="0" w:line="285" w:lineRule="atLeast"/>
+        <w:rPr>
+          <w:rFonts w:ascii="Consolas" w:eastAsia="Times New Roman" w:hAnsi="Consolas" w:cs="Times New Roman"/>
+          <w:color w:val="3B3B3B"/>
+          <w:kern w:val="0"/>
+          <w:sz w:val="21"/>
+          <w:szCs w:val="21"/>
+          <w14:ligatures w14:val="none"/>
+        </w:rPr>
+      </w:pPr>
+      <w:r>
+        <w:rPr>
+          <w:rFonts w:ascii="Consolas" w:eastAsia="Times New Roman" w:hAnsi="Consolas" w:cs="Times New Roman"/>
+          <w:color w:val="3B3B3B"/>
+          <w:kern w:val="0"/>
+          <w:sz w:val="21"/>
+          <w:szCs w:val="21"/>
+          <w14:ligatures w14:val="none"/>
+        </w:rPr>
+        <w:t>@</w:t>
+      </w:r>
+      <w:r>
+        <w:rPr>
+          <w:rFonts w:ascii="Consolas" w:eastAsia="Times New Roman" w:hAnsi="Consolas" w:cs="Times New Roman"/>
+          <w:color w:val="267F99"/>
+          <w:kern w:val="0"/>
+          <w:sz w:val="21"/>
+          <w:szCs w:val="21"/>
+          <w14:ligatures w14:val="none"/>
+        </w:rPr>
+        <w:t>Validated</w:t>
+      </w:r>
+    </w:p>
+    <w:p>
+      <w:pPr>
+        <w:shd w:val="clear" w:color="auto" w:fill="FFFFFF"/>
+        <w:spacing w:after="0" w:line="285" w:lineRule="atLeast"/>
+        <w:rPr>
+          <w:rFonts w:ascii="Consolas" w:eastAsia="Times New Roman" w:hAnsi="Consolas" w:cs="Times New Roman"/>
+          <w:color w:val="3B3B3B"/>
+          <w:kern w:val="0"/>
+          <w:sz w:val="21"/>
+          <w:szCs w:val="21"/>
+          <w14:ligatures w14:val="none"/>
+        </w:rPr>
+      </w:pPr>
+      <w:r>
+        <w:rPr>
+          <w:rFonts w:ascii="Consolas" w:eastAsia="Times New Roman" w:hAnsi="Consolas" w:cs="Times New Roman"/>
+          <w:color w:val="0000FF"/>
+          <w:kern w:val="0"/>
+          <w:sz w:val="21"/>
+          <w:szCs w:val="21"/>
+          <w14:ligatures w14:val="none"/>
+        </w:rPr>
+        <w:t>public</w:t>
+      </w:r>
+      <w:r>
+        <w:rPr>
+          <w:rFonts w:ascii="Consolas" w:eastAsia="Times New Roman" w:hAnsi="Consolas" w:cs="Times New Roman"/>
+          <w:color w:val="3B3B3B"/>
+          <w:kern w:val="0"/>
+          <w:sz w:val="21"/>
+          <w:szCs w:val="21"/>
+          <w14:ligatures w14:val="none"/>
+        </w:rPr>
+        <w:t xml:space="preserve"> </w:t>
+      </w:r>
+      <w:r>
+        <w:rPr>
+          <w:rFonts w:ascii="Consolas" w:eastAsia="Times New Roman" w:hAnsi="Consolas" w:cs="Times New Roman"/>
+          <w:color w:val="0000FF"/>
+          <w:kern w:val="0"/>
+          <w:sz w:val="21"/>
+          <w:szCs w:val="21"/>
+          <w14:ligatures w14:val="none"/>
+        </w:rPr>
+        <w:t>class</w:t>
+      </w:r>
+      <w:r>
+        <w:rPr>
+          <w:rFonts w:ascii="Consolas" w:eastAsia="Times New Roman" w:hAnsi="Consolas" w:cs="Times New Roman"/>
+          <w:color w:val="3B3B3B"/>
+          <w:kern w:val="0"/>
+          <w:sz w:val="21"/>
+          <w:szCs w:val="21"/>
+          <w14:ligatures w14:val="none"/>
+        </w:rPr>
+        <w:t xml:space="preserve"> </w:t>
+      </w:r>
+      <w:r>
+        <w:rPr>
+          <w:rFonts w:ascii="Consolas" w:eastAsia="Times New Roman" w:hAnsi="Consolas" w:cs="Times New Roman"/>
+          <w:color w:val="267F99"/>
+          <w:kern w:val="0"/>
+          <w:sz w:val="21"/>
+          <w:szCs w:val="21"/>
+          <w14:ligatures w14:val="none"/>
+        </w:rPr>
+        <w:t>TestController</w:t>
+      </w:r>
+      <w:r>
+        <w:rPr>
+          <w:rFonts w:ascii="Consolas" w:eastAsia="Times New Roman" w:hAnsi="Consolas" w:cs="Times New Roman"/>
+          <w:color w:val="3B3B3B"/>
+          <w:kern w:val="0"/>
+          <w:sz w:val="21"/>
+          <w:szCs w:val="21"/>
+          <w14:ligatures w14:val="none"/>
+        </w:rPr>
+        <w:t xml:space="preserve"> {</w:t>
+      </w:r>
+    </w:p>
+    <w:p>
+      <w:pPr>
+        <w:shd w:val="clear" w:color="auto" w:fill="FFFFFF"/>
+        <w:spacing w:after="0" w:line="285" w:lineRule="atLeast"/>
+        <w:rPr>
+          <w:rFonts w:ascii="Consolas" w:eastAsia="Times New Roman" w:hAnsi="Consolas" w:cs="Times New Roman"/>
+          <w:color w:val="3B3B3B"/>
+          <w:kern w:val="0"/>
+          <w:sz w:val="21"/>
+          <w:szCs w:val="21"/>
+          <w14:ligatures w14:val="none"/>
+        </w:rPr>
+      </w:pPr>
+      <w:r>
+        <w:rPr>
+          <w:rFonts w:ascii="Consolas" w:eastAsia="Times New Roman" w:hAnsi="Consolas" w:cs="Times New Roman"/>
+          <w:color w:val="3B3B3B"/>
+          <w:kern w:val="0"/>
+          <w:sz w:val="21"/>
+          <w:szCs w:val="21"/>
+          <w14:ligatures w14:val="none"/>
+        </w:rPr>
+        <w:t xml:space="preserve">    </w:t>
+      </w:r>
+    </w:p>
+    <w:p>
+      <w:pPr>
+        <w:shd w:val="clear" w:color="auto" w:fill="FFFFFF"/>
+        <w:spacing w:after="0" w:line="285" w:lineRule="atLeast"/>
+        <w:rPr>
+          <w:rFonts w:ascii="Consolas" w:eastAsia="Times New Roman" w:hAnsi="Consolas" w:cs="Times New Roman"/>
+          <w:color w:val="3B3B3B"/>
+          <w:kern w:val="0"/>
+          <w:sz w:val="21"/>
+          <w:szCs w:val="21"/>
+          <w14:ligatures w14:val="none"/>
+        </w:rPr>
+      </w:pPr>
+      <w:r>
+        <w:rPr>
+          <w:rFonts w:ascii="Consolas" w:eastAsia="Times New Roman" w:hAnsi="Consolas" w:cs="Times New Roman"/>
+          <w:color w:val="3B3B3B"/>
+          <w:kern w:val="0"/>
+          <w:sz w:val="21"/>
+          <w:szCs w:val="21"/>
+          <w14:ligatures w14:val="none"/>
+        </w:rPr>
+        <w:t>    @</w:t>
+      </w:r>
+      <w:r>
+        <w:rPr>
+          <w:rFonts w:ascii="Consolas" w:eastAsia="Times New Roman" w:hAnsi="Consolas" w:cs="Times New Roman"/>
+          <w:color w:val="267F99"/>
+          <w:kern w:val="0"/>
+          <w:sz w:val="21"/>
+          <w:szCs w:val="21"/>
+          <w14:ligatures w14:val="none"/>
+        </w:rPr>
+        <w:t>PostMapping</w:t>
+      </w:r>
+      <w:r>
+        <w:rPr>
+          <w:rFonts w:ascii="Consolas" w:eastAsia="Times New Roman" w:hAnsi="Consolas" w:cs="Times New Roman"/>
+          <w:color w:val="3B3B3B"/>
+          <w:kern w:val="0"/>
+          <w:sz w:val="21"/>
+          <w:szCs w:val="21"/>
+          <w14:ligatures w14:val="none"/>
+        </w:rPr>
+        <w:t>(</w:t>
+      </w:r>
+      <w:r>
+        <w:rPr>
+          <w:rFonts w:ascii="Consolas" w:eastAsia="Times New Roman" w:hAnsi="Consolas" w:cs="Times New Roman"/>
+          <w:color w:val="A31515"/>
+          <w:kern w:val="0"/>
+          <w:sz w:val="21"/>
+          <w:szCs w:val="21"/>
+          <w14:ligatures w14:val="none"/>
+        </w:rPr>
+        <w:t>"/create-user"</w:t>
+      </w:r>
+      <w:r>
+        <w:rPr>
+          <w:rFonts w:ascii="Consolas" w:eastAsia="Times New Roman" w:hAnsi="Consolas" w:cs="Times New Roman"/>
+          <w:color w:val="3B3B3B"/>
+          <w:kern w:val="0"/>
+          <w:sz w:val="21"/>
+          <w:szCs w:val="21"/>
+          <w14:ligatures w14:val="none"/>
+        </w:rPr>
+        <w:t>)</w:t>
+      </w:r>
+    </w:p>
+    <w:p>
+      <w:pPr>
+        <w:shd w:val="clear" w:color="auto" w:fill="FFFFFF"/>
+        <w:spacing w:after="0" w:line="285" w:lineRule="atLeast"/>
+        <w:rPr>
+          <w:rFonts w:ascii="Consolas" w:eastAsia="Times New Roman" w:hAnsi="Consolas" w:cs="Times New Roman"/>
+          <w:color w:val="3B3B3B"/>
+          <w:kern w:val="0"/>
+          <w:sz w:val="21"/>
+          <w:szCs w:val="21"/>
+          <w14:ligatures w14:val="none"/>
+        </w:rPr>
+      </w:pPr>
+      <w:r>
+        <w:rPr>
+          <w:rFonts w:ascii="Consolas" w:eastAsia="Times New Roman" w:hAnsi="Consolas" w:cs="Times New Roman"/>
+          <w:color w:val="3B3B3B"/>
+          <w:kern w:val="0"/>
+          <w:sz w:val="21"/>
+          <w:szCs w:val="21"/>
+          <w14:ligatures w14:val="none"/>
+        </w:rPr>
+        <w:t xml:space="preserve">    </w:t>
+      </w:r>
+      <w:r>
+        <w:rPr>
+          <w:rFonts w:ascii="Consolas" w:eastAsia="Times New Roman" w:hAnsi="Consolas" w:cs="Times New Roman"/>
+          <w:color w:val="0000FF"/>
+          <w:kern w:val="0"/>
+          <w:sz w:val="21"/>
+          <w:szCs w:val="21"/>
+          <w14:ligatures w14:val="none"/>
+        </w:rPr>
+        <w:t>public</w:t>
+      </w:r>
+      <w:r>
+        <w:rPr>
+          <w:rFonts w:ascii="Consolas" w:eastAsia="Times New Roman" w:hAnsi="Consolas" w:cs="Times New Roman"/>
+          <w:color w:val="3B3B3B"/>
+          <w:kern w:val="0"/>
+          <w:sz w:val="21"/>
+          <w:szCs w:val="21"/>
+          <w14:ligatures w14:val="none"/>
+        </w:rPr>
+        <w:t xml:space="preserve"> </w:t>
+      </w:r>
+      <w:r>
+        <w:rPr>
+          <w:rFonts w:ascii="Consolas" w:eastAsia="Times New Roman" w:hAnsi="Consolas" w:cs="Times New Roman"/>
+          <w:color w:val="267F99"/>
+          <w:kern w:val="0"/>
+          <w:sz w:val="21"/>
+          <w:szCs w:val="21"/>
+          <w14:ligatures w14:val="none"/>
+        </w:rPr>
+        <w:t>ResponseEntity</w:t>
+      </w:r>
+      <w:r>
+        <w:rPr>
+          <w:rFonts w:ascii="Consolas" w:eastAsia="Times New Roman" w:hAnsi="Consolas" w:cs="Times New Roman"/>
+          <w:color w:val="3B3B3B"/>
+          <w:kern w:val="0"/>
+          <w:sz w:val="21"/>
+          <w:szCs w:val="21"/>
+          <w14:ligatures w14:val="none"/>
+        </w:rPr>
+        <w:t>&lt;</w:t>
+      </w:r>
+      <w:r>
+        <w:rPr>
+          <w:rFonts w:ascii="Consolas" w:eastAsia="Times New Roman" w:hAnsi="Consolas" w:cs="Times New Roman"/>
+          <w:color w:val="267F99"/>
+          <w:kern w:val="0"/>
+          <w:sz w:val="21"/>
+          <w:szCs w:val="21"/>
+          <w14:ligatures w14:val="none"/>
+        </w:rPr>
+        <w:t>User</w:t>
+      </w:r>
+      <w:r>
+        <w:rPr>
+          <w:rFonts w:ascii="Consolas" w:eastAsia="Times New Roman" w:hAnsi="Consolas" w:cs="Times New Roman"/>
+          <w:color w:val="3B3B3B"/>
+          <w:kern w:val="0"/>
+          <w:sz w:val="21"/>
+          <w:szCs w:val="21"/>
+          <w14:ligatures w14:val="none"/>
+        </w:rPr>
+        <w:t xml:space="preserve">&gt; </w:t>
+      </w:r>
+      <w:proofErr w:type="gramStart"/>
+      <w:r>
+        <w:rPr>
+          <w:rFonts w:ascii="Consolas" w:eastAsia="Times New Roman" w:hAnsi="Consolas" w:cs="Times New Roman"/>
+          <w:color w:val="795E26"/>
+          <w:kern w:val="0"/>
+          <w:sz w:val="21"/>
+          <w:szCs w:val="21"/>
+          <w14:ligatures w14:val="none"/>
+        </w:rPr>
+        <w:t>postMethodName</w:t>
+      </w:r>
+      <w:r>
+        <w:rPr>
+          <w:rFonts w:ascii="Consolas" w:eastAsia="Times New Roman" w:hAnsi="Consolas" w:cs="Times New Roman"/>
+          <w:color w:val="3B3B3B"/>
+          <w:kern w:val="0"/>
+          <w:sz w:val="21"/>
+          <w:szCs w:val="21"/>
+          <w14:ligatures w14:val="none"/>
+        </w:rPr>
+        <w:t>(</w:t>
+      </w:r>
+      <w:proofErr w:type="gramEnd"/>
+      <w:r>
+        <w:rPr>
+          <w:rFonts w:ascii="Consolas" w:eastAsia="Times New Roman" w:hAnsi="Consolas" w:cs="Times New Roman"/>
+          <w:color w:val="3B3B3B"/>
+          <w:kern w:val="0"/>
+          <w:sz w:val="21"/>
+          <w:szCs w:val="21"/>
+          <w14:ligatures w14:val="none"/>
+        </w:rPr>
+        <w:t>@</w:t>
+      </w:r>
+      <w:r>
+        <w:rPr>
+          <w:rFonts w:ascii="Consolas" w:eastAsia="Times New Roman" w:hAnsi="Consolas" w:cs="Times New Roman"/>
+          <w:color w:val="267F99"/>
+          <w:kern w:val="0"/>
+          <w:sz w:val="21"/>
+          <w:szCs w:val="21"/>
+          <w14:ligatures w14:val="none"/>
+        </w:rPr>
+        <w:t>Valid</w:t>
+      </w:r>
+      <w:r>
+        <w:rPr>
+          <w:rFonts w:ascii="Consolas" w:eastAsia="Times New Roman" w:hAnsi="Consolas" w:cs="Times New Roman"/>
+          <w:color w:val="3B3B3B"/>
+          <w:kern w:val="0"/>
+          <w:sz w:val="21"/>
+          <w:szCs w:val="21"/>
+          <w14:ligatures w14:val="none"/>
+        </w:rPr>
+        <w:t xml:space="preserve"> @</w:t>
+      </w:r>
+      <w:r>
+        <w:rPr>
+          <w:rFonts w:ascii="Consolas" w:eastAsia="Times New Roman" w:hAnsi="Consolas" w:cs="Times New Roman"/>
+          <w:color w:val="267F99"/>
+          <w:kern w:val="0"/>
+          <w:sz w:val="21"/>
+          <w:szCs w:val="21"/>
+          <w14:ligatures w14:val="none"/>
+        </w:rPr>
+        <w:t>RequestBody</w:t>
+      </w:r>
+      <w:r>
+        <w:rPr>
+          <w:rFonts w:ascii="Consolas" w:eastAsia="Times New Roman" w:hAnsi="Consolas" w:cs="Times New Roman"/>
+          <w:color w:val="3B3B3B"/>
+          <w:kern w:val="0"/>
+          <w:sz w:val="21"/>
+          <w:szCs w:val="21"/>
+          <w14:ligatures w14:val="none"/>
+        </w:rPr>
+        <w:t xml:space="preserve"> </w:t>
+      </w:r>
+      <w:r>
+        <w:rPr>
+          <w:rFonts w:ascii="Consolas" w:eastAsia="Times New Roman" w:hAnsi="Consolas" w:cs="Times New Roman"/>
+          <w:color w:val="267F99"/>
+          <w:kern w:val="0"/>
+          <w:sz w:val="21"/>
+          <w:szCs w:val="21"/>
+          <w14:ligatures w14:val="none"/>
+        </w:rPr>
+        <w:t>User</w:t>
+      </w:r>
+      <w:r>
+        <w:rPr>
+          <w:rFonts w:ascii="Consolas" w:eastAsia="Times New Roman" w:hAnsi="Consolas" w:cs="Times New Roman"/>
+          <w:color w:val="3B3B3B"/>
+          <w:kern w:val="0"/>
+          <w:sz w:val="21"/>
+          <w:szCs w:val="21"/>
+          <w14:ligatures w14:val="none"/>
+        </w:rPr>
+        <w:t xml:space="preserve"> </w:t>
+      </w:r>
+      <w:r>
+        <w:rPr>
+          <w:rFonts w:ascii="Consolas" w:eastAsia="Times New Roman" w:hAnsi="Consolas" w:cs="Times New Roman"/>
+          <w:color w:val="001080"/>
+          <w:kern w:val="0"/>
+          <w:sz w:val="21"/>
+          <w:szCs w:val="21"/>
+          <w14:ligatures w14:val="none"/>
+        </w:rPr>
+        <w:t>user</w:t>
+      </w:r>
+      <w:r>
+        <w:rPr>
+          <w:rFonts w:ascii="Consolas" w:eastAsia="Times New Roman" w:hAnsi="Consolas" w:cs="Times New Roman"/>
+          <w:color w:val="3B3B3B"/>
+          <w:kern w:val="0"/>
+          <w:sz w:val="21"/>
+          <w:szCs w:val="21"/>
+          <w14:ligatures w14:val="none"/>
+        </w:rPr>
+        <w:t>) {</w:t>
+      </w:r>
+    </w:p>
+    <w:p>
+      <w:pPr>
+        <w:shd w:val="clear" w:color="auto" w:fill="FFFFFF"/>
+        <w:spacing w:after="0" w:line="285" w:lineRule="atLeast"/>
+        <w:rPr>
+          <w:rFonts w:ascii="Consolas" w:eastAsia="Times New Roman" w:hAnsi="Consolas" w:cs="Times New Roman"/>
+          <w:color w:val="3B3B3B"/>
+          <w:kern w:val="0"/>
+          <w:sz w:val="21"/>
+          <w:szCs w:val="21"/>
+          <w14:ligatures w14:val="none"/>
+        </w:rPr>
+      </w:pPr>
+      <w:r>
+        <w:rPr>
+          <w:rFonts w:ascii="Consolas" w:eastAsia="Times New Roman" w:hAnsi="Consolas" w:cs="Times New Roman"/>
+          <w:color w:val="3B3B3B"/>
+          <w:kern w:val="0"/>
+          <w:sz w:val="21"/>
+          <w:szCs w:val="21"/>
+          <w14:ligatures w14:val="none"/>
+        </w:rPr>
+        <w:t xml:space="preserve">        </w:t>
+      </w:r>
+      <w:r>
+        <w:rPr>
+          <w:rFonts w:ascii="Consolas" w:eastAsia="Times New Roman" w:hAnsi="Consolas" w:cs="Times New Roman"/>
+          <w:color w:val="AF00DB"/>
+          <w:kern w:val="0"/>
+          <w:sz w:val="21"/>
+          <w:szCs w:val="21"/>
+          <w14:ligatures w14:val="none"/>
+        </w:rPr>
+        <w:t>return</w:t>
+      </w:r>
+      <w:r>
+        <w:rPr>
+          <w:rFonts w:ascii="Consolas" w:eastAsia="Times New Roman" w:hAnsi="Consolas" w:cs="Times New Roman"/>
+          <w:color w:val="3B3B3B"/>
+          <w:kern w:val="0"/>
+          <w:sz w:val="21"/>
+          <w:szCs w:val="21"/>
+          <w14:ligatures w14:val="none"/>
+        </w:rPr>
+        <w:t xml:space="preserve"> </w:t>
+      </w:r>
+      <w:r>
+        <w:rPr>
+          <w:rFonts w:ascii="Consolas" w:eastAsia="Times New Roman" w:hAnsi="Consolas" w:cs="Times New Roman"/>
+          <w:color w:val="267F99"/>
+          <w:kern w:val="0"/>
+          <w:sz w:val="21"/>
+          <w:szCs w:val="21"/>
+          <w14:ligatures w14:val="none"/>
+        </w:rPr>
+        <w:t>ResponseEntity</w:t>
+      </w:r>
+      <w:r>
+        <w:rPr>
+          <w:rFonts w:ascii="Consolas" w:eastAsia="Times New Roman" w:hAnsi="Consolas" w:cs="Times New Roman"/>
+          <w:color w:val="3B3B3B"/>
+          <w:kern w:val="0"/>
+          <w:sz w:val="21"/>
+          <w:szCs w:val="21"/>
+          <w14:ligatures w14:val="none"/>
+        </w:rPr>
+        <w:t>.</w:t>
+      </w:r>
+      <w:r>
+        <w:rPr>
+          <w:rFonts w:ascii="Consolas" w:eastAsia="Times New Roman" w:hAnsi="Consolas" w:cs="Times New Roman"/>
+          <w:color w:val="795E26"/>
+          <w:kern w:val="0"/>
+          <w:sz w:val="21"/>
+          <w:szCs w:val="21"/>
+          <w14:ligatures w14:val="none"/>
+        </w:rPr>
+        <w:t>ok</w:t>
+      </w:r>
+      <w:r>
+        <w:rPr>
+          <w:rFonts w:ascii="Consolas" w:eastAsia="Times New Roman" w:hAnsi="Consolas" w:cs="Times New Roman"/>
+          <w:color w:val="3B3B3B"/>
+          <w:kern w:val="0"/>
+          <w:sz w:val="21"/>
+          <w:szCs w:val="21"/>
+          <w14:ligatures w14:val="none"/>
+        </w:rPr>
+        <w:t>(</w:t>
+      </w:r>
+      <w:r>
+        <w:rPr>
+          <w:rFonts w:ascii="Consolas" w:eastAsia="Times New Roman" w:hAnsi="Consolas" w:cs="Times New Roman"/>
+          <w:color w:val="001080"/>
+          <w:kern w:val="0"/>
+          <w:sz w:val="21"/>
+          <w:szCs w:val="21"/>
+          <w14:ligatures w14:val="none"/>
+        </w:rPr>
+        <w:t>user</w:t>
+      </w:r>
+      <w:r>
+        <w:rPr>
+          <w:rFonts w:ascii="Consolas" w:eastAsia="Times New Roman" w:hAnsi="Consolas" w:cs="Times New Roman"/>
+          <w:color w:val="3B3B3B"/>
+          <w:kern w:val="0"/>
+          <w:sz w:val="21"/>
+          <w:szCs w:val="21"/>
+          <w14:ligatures w14:val="none"/>
+        </w:rPr>
+        <w:t>);</w:t>
+      </w:r>
+    </w:p>
+    <w:p>
+      <w:pPr>
+        <w:shd w:val="clear" w:color="auto" w:fill="FFFFFF"/>
+        <w:spacing w:after="0" w:line="285" w:lineRule="atLeast"/>
+        <w:rPr>
+          <w:rFonts w:ascii="Consolas" w:eastAsia="Times New Roman" w:hAnsi="Consolas" w:cs="Times New Roman"/>
+          <w:color w:val="3B3B3B"/>
+          <w:kern w:val="0"/>
+          <w:sz w:val="21"/>
+          <w:szCs w:val="21"/>
+          <w14:ligatures w14:val="none"/>
+        </w:rPr>
+      </w:pPr>
+      <w:r>
+        <w:rPr>
+          <w:rFonts w:ascii="Consolas" w:eastAsia="Times New Roman" w:hAnsi="Consolas" w:cs="Times New Roman"/>
+          <w:color w:val="3B3B3B"/>
+          <w:kern w:val="0"/>
+          <w:sz w:val="21"/>
+          <w:szCs w:val="21"/>
+          <w14:ligatures w14:val="none"/>
+        </w:rPr>
+        <w:t>    }</w:t>
+      </w:r>
+    </w:p>
+    <w:p>
+      <w:pPr>
+        <w:shd w:val="clear" w:color="auto" w:fill="FFFFFF"/>
+        <w:spacing w:after="0" w:line="285" w:lineRule="atLeast"/>
+        <w:rPr>
+          <w:rFonts w:ascii="Consolas" w:eastAsia="Times New Roman" w:hAnsi="Consolas" w:cs="Times New Roman"/>
+          <w:color w:val="3B3B3B"/>
+          <w:kern w:val="0"/>
+          <w:sz w:val="21"/>
+          <w:szCs w:val="21"/>
+          <w14:ligatures w14:val="none"/>
+        </w:rPr>
+      </w:pPr>
+    </w:p>
+    <w:p>
+      <w:pPr>
+        <w:shd w:val="clear" w:color="auto" w:fill="FFFFFF"/>
+        <w:spacing w:after="0" w:line="285" w:lineRule="atLeast"/>
+        <w:rPr>
+          <w:rFonts w:ascii="Consolas" w:eastAsia="Times New Roman" w:hAnsi="Consolas" w:cs="Times New Roman"/>
+          <w:color w:val="3B3B3B"/>
+          <w:kern w:val="0"/>
+          <w:sz w:val="21"/>
+          <w:szCs w:val="21"/>
+          <w14:ligatures w14:val="none"/>
+        </w:rPr>
+      </w:pPr>
+      <w:r>
+        <w:rPr>
+          <w:rFonts w:ascii="Consolas" w:eastAsia="Times New Roman" w:hAnsi="Consolas" w:cs="Times New Roman"/>
+          <w:color w:val="3B3B3B"/>
+          <w:kern w:val="0"/>
+          <w:sz w:val="21"/>
+          <w:szCs w:val="21"/>
+          <w14:ligatures w14:val="none"/>
+        </w:rPr>
+        <w:t>    @</w:t>
+      </w:r>
+      <w:r>
+        <w:rPr>
+          <w:rFonts w:ascii="Consolas" w:eastAsia="Times New Roman" w:hAnsi="Consolas" w:cs="Times New Roman"/>
+          <w:color w:val="267F99"/>
+          <w:kern w:val="0"/>
+          <w:sz w:val="21"/>
+          <w:szCs w:val="21"/>
+          <w14:ligatures w14:val="none"/>
+        </w:rPr>
+        <w:t>PostMapping</w:t>
+      </w:r>
+      <w:r>
+        <w:rPr>
+          <w:rFonts w:ascii="Consolas" w:eastAsia="Times New Roman" w:hAnsi="Consolas" w:cs="Times New Roman"/>
+          <w:color w:val="3B3B3B"/>
+          <w:kern w:val="0"/>
+          <w:sz w:val="21"/>
+          <w:szCs w:val="21"/>
+          <w14:ligatures w14:val="none"/>
+        </w:rPr>
+        <w:t>(</w:t>
+      </w:r>
+      <w:r>
+        <w:rPr>
+          <w:rFonts w:ascii="Consolas" w:eastAsia="Times New Roman" w:hAnsi="Consolas" w:cs="Times New Roman"/>
+          <w:color w:val="A31515"/>
+          <w:kern w:val="0"/>
+          <w:sz w:val="21"/>
+          <w:szCs w:val="21"/>
+          <w14:ligatures w14:val="none"/>
+        </w:rPr>
+        <w:t>"/create-profile"</w:t>
+      </w:r>
+      <w:r>
+        <w:rPr>
+          <w:rFonts w:ascii="Consolas" w:eastAsia="Times New Roman" w:hAnsi="Consolas" w:cs="Times New Roman"/>
+          <w:color w:val="3B3B3B"/>
+          <w:kern w:val="0"/>
+          <w:sz w:val="21"/>
+          <w:szCs w:val="21"/>
+          <w14:ligatures w14:val="none"/>
+        </w:rPr>
+        <w:t>)</w:t>
+      </w:r>
+    </w:p>
+    <w:p>
+      <w:pPr>
+        <w:shd w:val="clear" w:color="auto" w:fill="FFFFFF"/>
+        <w:spacing w:after="0" w:line="285" w:lineRule="atLeast"/>
+        <w:rPr>
+          <w:rFonts w:ascii="Consolas" w:eastAsia="Times New Roman" w:hAnsi="Consolas" w:cs="Times New Roman"/>
+          <w:color w:val="3B3B3B"/>
+          <w:kern w:val="0"/>
+          <w:sz w:val="21"/>
+          <w:szCs w:val="21"/>
+          <w14:ligatures w14:val="none"/>
+        </w:rPr>
+      </w:pPr>
+      <w:r>
+        <w:rPr>
+          <w:rFonts w:ascii="Consolas" w:eastAsia="Times New Roman" w:hAnsi="Consolas" w:cs="Times New Roman"/>
+          <w:color w:val="3B3B3B"/>
+          <w:kern w:val="0"/>
+          <w:sz w:val="21"/>
+          <w:szCs w:val="21"/>
+          <w14:ligatures w14:val="none"/>
+        </w:rPr>
+        <w:t xml:space="preserve">    </w:t>
+      </w:r>
+      <w:r>
+        <w:rPr>
+          <w:rFonts w:ascii="Consolas" w:eastAsia="Times New Roman" w:hAnsi="Consolas" w:cs="Times New Roman"/>
+          <w:color w:val="0000FF"/>
+          <w:kern w:val="0"/>
+          <w:sz w:val="21"/>
+          <w:szCs w:val="21"/>
+          <w14:ligatures w14:val="none"/>
+        </w:rPr>
+        <w:t>public</w:t>
+      </w:r>
+      <w:r>
+        <w:rPr>
+          <w:rFonts w:ascii="Consolas" w:eastAsia="Times New Roman" w:hAnsi="Consolas" w:cs="Times New Roman"/>
+          <w:color w:val="3B3B3B"/>
+          <w:kern w:val="0"/>
+          <w:sz w:val="21"/>
+          <w:szCs w:val="21"/>
+          <w14:ligatures w14:val="none"/>
+        </w:rPr>
+        <w:t xml:space="preserve"> </w:t>
+      </w:r>
+      <w:r>
+        <w:rPr>
+          <w:rFonts w:ascii="Consolas" w:eastAsia="Times New Roman" w:hAnsi="Consolas" w:cs="Times New Roman"/>
+          <w:color w:val="267F99"/>
+          <w:kern w:val="0"/>
+          <w:sz w:val="21"/>
+          <w:szCs w:val="21"/>
+          <w14:ligatures w14:val="none"/>
+        </w:rPr>
+        <w:t>ResponseEntity</w:t>
+      </w:r>
+      <w:r>
+        <w:rPr>
+          <w:rFonts w:ascii="Consolas" w:eastAsia="Times New Roman" w:hAnsi="Consolas" w:cs="Times New Roman"/>
+          <w:color w:val="3B3B3B"/>
+          <w:kern w:val="0"/>
+          <w:sz w:val="21"/>
+          <w:szCs w:val="21"/>
+          <w14:ligatures w14:val="none"/>
+        </w:rPr>
+        <w:t>&lt;</w:t>
+      </w:r>
+      <w:r>
+        <w:rPr>
+          <w:rFonts w:ascii="Consolas" w:eastAsia="Times New Roman" w:hAnsi="Consolas" w:cs="Times New Roman"/>
+          <w:color w:val="267F99"/>
+          <w:kern w:val="0"/>
+          <w:sz w:val="21"/>
+          <w:szCs w:val="21"/>
+          <w14:ligatures w14:val="none"/>
+        </w:rPr>
+        <w:t>Profile</w:t>
+      </w:r>
+      <w:r>
+        <w:rPr>
+          <w:rFonts w:ascii="Consolas" w:eastAsia="Times New Roman" w:hAnsi="Consolas" w:cs="Times New Roman"/>
+          <w:color w:val="3B3B3B"/>
+          <w:kern w:val="0"/>
+          <w:sz w:val="21"/>
+          <w:szCs w:val="21"/>
+          <w14:ligatures w14:val="none"/>
+        </w:rPr>
+        <w:t xml:space="preserve">&gt; </w:t>
+      </w:r>
+      <w:r>
+        <w:rPr>
+          <w:rFonts w:ascii="Consolas" w:eastAsia="Times New Roman" w:hAnsi="Consolas" w:cs="Times New Roman"/>
+          <w:color w:val="795E26"/>
+          <w:kern w:val="0"/>
+          <w:sz w:val="21"/>
+          <w:szCs w:val="21"/>
+          <w14:ligatures w14:val="none"/>
+        </w:rPr>
+        <w:t>postMethodName</w:t>
+      </w:r>
+      <w:r>
+        <w:rPr>
+          <w:rFonts w:ascii="Consolas" w:eastAsia="Times New Roman" w:hAnsi="Consolas" w:cs="Times New Roman"/>
+          <w:color w:val="3B3B3B"/>
+          <w:kern w:val="0"/>
+          <w:sz w:val="21"/>
+          <w:szCs w:val="21"/>
+          <w14:ligatures w14:val="none"/>
+        </w:rPr>
+        <w:t>(@</w:t>
+      </w:r>
+      <w:r>
+        <w:rPr>
+          <w:rFonts w:ascii="Consolas" w:eastAsia="Times New Roman" w:hAnsi="Consolas" w:cs="Times New Roman"/>
+          <w:color w:val="267F99"/>
+          <w:kern w:val="0"/>
+          <w:sz w:val="21"/>
+          <w:szCs w:val="21"/>
+          <w14:ligatures w14:val="none"/>
+        </w:rPr>
+        <w:t>Valid</w:t>
+      </w:r>
+      <w:r>
+        <w:rPr>
+          <w:rFonts w:ascii="Consolas" w:eastAsia="Times New Roman" w:hAnsi="Consolas" w:cs="Times New Roman"/>
+          <w:color w:val="3B3B3B"/>
+          <w:kern w:val="0"/>
+          <w:sz w:val="21"/>
+          <w:szCs w:val="21"/>
+          <w14:ligatures w14:val="none"/>
+        </w:rPr>
+        <w:t xml:space="preserve"> @</w:t>
+      </w:r>
+      <w:r>
+        <w:rPr>
+          <w:rFonts w:ascii="Consolas" w:eastAsia="Times New Roman" w:hAnsi="Consolas" w:cs="Times New Roman"/>
+          <w:color w:val="267F99"/>
+          <w:kern w:val="0"/>
+          <w:sz w:val="21"/>
+          <w:szCs w:val="21"/>
+          <w14:ligatures w14:val="none"/>
+        </w:rPr>
+        <w:t>RequestBody</w:t>
+      </w:r>
+      <w:r>
+        <w:rPr>
+          <w:rFonts w:ascii="Consolas" w:eastAsia="Times New Roman" w:hAnsi="Consolas" w:cs="Times New Roman"/>
+          <w:color w:val="3B3B3B"/>
+          <w:kern w:val="0"/>
+          <w:sz w:val="21"/>
+          <w:szCs w:val="21"/>
+          <w14:ligatures w14:val="none"/>
+        </w:rPr>
+        <w:t xml:space="preserve"> </w:t>
+      </w:r>
+      <w:r>
+        <w:rPr>
+          <w:rFonts w:ascii="Consolas" w:eastAsia="Times New Roman" w:hAnsi="Consolas" w:cs="Times New Roman"/>
+          <w:color w:val="267F99"/>
+          <w:kern w:val="0"/>
+          <w:sz w:val="21"/>
+          <w:szCs w:val="21"/>
+          <w14:ligatures w14:val="none"/>
+        </w:rPr>
+        <w:t>Profile</w:t>
+      </w:r>
+      <w:r>
+        <w:rPr>
+          <w:rFonts w:ascii="Consolas" w:eastAsia="Times New Roman" w:hAnsi="Consolas" w:cs="Times New Roman"/>
+          <w:color w:val="3B3B3B"/>
+          <w:kern w:val="0"/>
+          <w:sz w:val="21"/>
+          <w:szCs w:val="21"/>
+          <w14:ligatures w14:val="none"/>
+        </w:rPr>
+        <w:t xml:space="preserve"> </w:t>
+      </w:r>
+      <w:r>
+        <w:rPr>
+          <w:rFonts w:ascii="Consolas" w:eastAsia="Times New Roman" w:hAnsi="Consolas" w:cs="Times New Roman"/>
+          <w:color w:val="001080"/>
+          <w:kern w:val="0"/>
+          <w:sz w:val="21"/>
+          <w:szCs w:val="21"/>
+          <w14:ligatures w14:val="none"/>
+        </w:rPr>
+        <w:t>profile</w:t>
+      </w:r>
+      <w:r>
+        <w:rPr>
+          <w:rFonts w:ascii="Consolas" w:eastAsia="Times New Roman" w:hAnsi="Consolas" w:cs="Times New Roman"/>
+          <w:color w:val="3B3B3B"/>
+          <w:kern w:val="0"/>
+          <w:sz w:val="21"/>
+          <w:szCs w:val="21"/>
+          <w14:ligatures w14:val="none"/>
+        </w:rPr>
+        <w:t>) {        </w:t>
+      </w:r>
+    </w:p>
+    <w:p>
+      <w:pPr>
+        <w:shd w:val="clear" w:color="auto" w:fill="FFFFFF"/>
+        <w:spacing w:after="0" w:line="285" w:lineRule="atLeast"/>
+        <w:rPr>
+          <w:rFonts w:ascii="Consolas" w:eastAsia="Times New Roman" w:hAnsi="Consolas" w:cs="Times New Roman"/>
+          <w:color w:val="3B3B3B"/>
+          <w:kern w:val="0"/>
+          <w:sz w:val="21"/>
+          <w:szCs w:val="21"/>
+          <w14:ligatures w14:val="none"/>
+        </w:rPr>
+      </w:pPr>
+      <w:r>
+        <w:rPr>
+          <w:rFonts w:ascii="Consolas" w:eastAsia="Times New Roman" w:hAnsi="Consolas" w:cs="Times New Roman"/>
+          <w:color w:val="3B3B3B"/>
+          <w:kern w:val="0"/>
+          <w:sz w:val="21"/>
+          <w:szCs w:val="21"/>
+          <w14:ligatures w14:val="none"/>
+        </w:rPr>
+        <w:t xml:space="preserve">        </w:t>
+      </w:r>
+      <w:r>
+        <w:rPr>
+          <w:rFonts w:ascii="Consolas" w:eastAsia="Times New Roman" w:hAnsi="Consolas" w:cs="Times New Roman"/>
+          <w:color w:val="AF00DB"/>
+          <w:kern w:val="0"/>
+          <w:sz w:val="21"/>
+          <w:szCs w:val="21"/>
+          <w14:ligatures w14:val="none"/>
+        </w:rPr>
+        <w:t>return</w:t>
+      </w:r>
+      <w:r>
+        <w:rPr>
+          <w:rFonts w:ascii="Consolas" w:eastAsia="Times New Roman" w:hAnsi="Consolas" w:cs="Times New Roman"/>
+          <w:color w:val="3B3B3B"/>
+          <w:kern w:val="0"/>
+          <w:sz w:val="21"/>
+          <w:szCs w:val="21"/>
+          <w14:ligatures w14:val="none"/>
+        </w:rPr>
+        <w:t xml:space="preserve"> </w:t>
+      </w:r>
+      <w:r>
+        <w:rPr>
+          <w:rFonts w:ascii="Consolas" w:eastAsia="Times New Roman" w:hAnsi="Consolas" w:cs="Times New Roman"/>
+          <w:color w:val="267F99"/>
+          <w:kern w:val="0"/>
+          <w:sz w:val="21"/>
+          <w:szCs w:val="21"/>
+          <w14:ligatures w14:val="none"/>
+        </w:rPr>
+        <w:t>ResponseEntity</w:t>
+      </w:r>
+      <w:r>
+        <w:rPr>
+          <w:rFonts w:ascii="Consolas" w:eastAsia="Times New Roman" w:hAnsi="Consolas" w:cs="Times New Roman"/>
+          <w:color w:val="3B3B3B"/>
+          <w:kern w:val="0"/>
+          <w:sz w:val="21"/>
+          <w:szCs w:val="21"/>
+          <w14:ligatures w14:val="none"/>
+        </w:rPr>
+        <w:t>.</w:t>
+      </w:r>
+      <w:r>
+        <w:rPr>
+          <w:rFonts w:ascii="Consolas" w:eastAsia="Times New Roman" w:hAnsi="Consolas" w:cs="Times New Roman"/>
+          <w:color w:val="795E26"/>
+          <w:kern w:val="0"/>
+          <w:sz w:val="21"/>
+          <w:szCs w:val="21"/>
+          <w14:ligatures w14:val="none"/>
+        </w:rPr>
+        <w:t>ok</w:t>
+      </w:r>
+      <w:r>
+        <w:rPr>
+          <w:rFonts w:ascii="Consolas" w:eastAsia="Times New Roman" w:hAnsi="Consolas" w:cs="Times New Roman"/>
+          <w:color w:val="3B3B3B"/>
+          <w:kern w:val="0"/>
+          <w:sz w:val="21"/>
+          <w:szCs w:val="21"/>
+          <w14:ligatures w14:val="none"/>
+        </w:rPr>
+        <w:t>(</w:t>
+      </w:r>
+      <w:r>
+        <w:rPr>
+          <w:rFonts w:ascii="Consolas" w:eastAsia="Times New Roman" w:hAnsi="Consolas" w:cs="Times New Roman"/>
+          <w:color w:val="001080"/>
+          <w:kern w:val="0"/>
+          <w:sz w:val="21"/>
+          <w:szCs w:val="21"/>
+          <w14:ligatures w14:val="none"/>
+        </w:rPr>
+        <w:t>profile</w:t>
+      </w:r>
+      <w:r>
+        <w:rPr>
+          <w:rFonts w:ascii="Consolas" w:eastAsia="Times New Roman" w:hAnsi="Consolas" w:cs="Times New Roman"/>
+          <w:color w:val="3B3B3B"/>
+          <w:kern w:val="0"/>
+          <w:sz w:val="21"/>
+          <w:szCs w:val="21"/>
+          <w14:ligatures w14:val="none"/>
+        </w:rPr>
+        <w:t>);</w:t>
+      </w:r>
+    </w:p>
+    <w:p>
+      <w:pPr>
+        <w:shd w:val="clear" w:color="auto" w:fill="FFFFFF"/>
+        <w:spacing w:after="0" w:line="285" w:lineRule="atLeast"/>
+        <w:rPr>
+          <w:rFonts w:ascii="Consolas" w:eastAsia="Times New Roman" w:hAnsi="Consolas" w:cs="Times New Roman"/>
+          <w:color w:val="3B3B3B"/>
+          <w:kern w:val="0"/>
+          <w:sz w:val="21"/>
+          <w:szCs w:val="21"/>
+          <w14:ligatures w14:val="none"/>
+        </w:rPr>
+      </w:pPr>
+      <w:r>
+        <w:rPr>
+          <w:rFonts w:ascii="Consolas" w:eastAsia="Times New Roman" w:hAnsi="Consolas" w:cs="Times New Roman"/>
+          <w:color w:val="3B3B3B"/>
+          <w:kern w:val="0"/>
+          <w:sz w:val="21"/>
+          <w:szCs w:val="21"/>
+          <w14:ligatures w14:val="none"/>
+        </w:rPr>
+        <w:t>    }</w:t>
+      </w:r>
+    </w:p>
+    <w:p>
+      <w:pPr>
+        <w:shd w:val="clear" w:color="auto" w:fill="FFFFFF"/>
+        <w:spacing w:after="0" w:line="285" w:lineRule="atLeast"/>
+        <w:rPr>
+          <w:rFonts w:ascii="Consolas" w:eastAsia="Times New Roman" w:hAnsi="Consolas" w:cs="Times New Roman"/>
+          <w:color w:val="3B3B3B"/>
+          <w:kern w:val="0"/>
+          <w:sz w:val="21"/>
+          <w:szCs w:val="21"/>
+          <w14:ligatures w14:val="none"/>
+        </w:rPr>
+      </w:pPr>
+      <w:r>
+        <w:rPr>
+          <w:rFonts w:ascii="Consolas" w:eastAsia="Times New Roman" w:hAnsi="Consolas" w:cs="Times New Roman"/>
+          <w:color w:val="3B3B3B"/>
+          <w:kern w:val="0"/>
+          <w:sz w:val="21"/>
+          <w:szCs w:val="21"/>
+          <w14:ligatures w14:val="none"/>
+        </w:rPr>
+        <w:t>}</w:t>
+      </w:r>
+    </w:p>
+    <w:p>
+      <w:pPr>
+        <w:ind w:left="720" w:firstLine="720"/>
+        <w:rPr>
+          <w:rFonts w:ascii="Sakkal Majalla" w:hAnsi="Sakkal Majalla" w:cs="Sakkal Majalla"/>
+          <w:sz w:val="28"/>
+          <w:szCs w:val="28"/>
+        </w:rPr>
+      </w:pPr>
+      <w:r>
+        <w:rPr>
+          <w:rFonts w:ascii="Sakkal Majalla" w:hAnsi="Sakkal Majalla" w:cs="Sakkal Majalla"/>
+          <w:sz w:val="28"/>
+          <w:szCs w:val="28"/>
+        </w:rPr>
+        <w:t>------------------------------------------------------------------------</w:t>
+      </w:r>
+    </w:p>
+    <w:p>
+      <w:pPr>
+        <w:rPr>
+          <w:rFonts w:ascii="Sakkal Majalla" w:hAnsi="Sakkal Majalla" w:cs="Sakkal Majalla"/>
+          <w:sz w:val="28"/>
+          <w:szCs w:val="28"/>
+        </w:rPr>
+      </w:pPr>
+    </w:p>
+    <w:p>
+      <w:pPr>
+        <w:rPr>
+          <w:rFonts w:ascii="Sakkal Majalla" w:hAnsi="Sakkal Majalla" w:cs="Sakkal Majalla"/>
+          <w:sz w:val="28"/>
+          <w:szCs w:val="28"/>
+        </w:rPr>
+      </w:pPr>
+      <w:r>
+        <w:rPr>
+          <w:rFonts w:ascii="Sakkal Majalla" w:hAnsi="Sakkal Majalla" w:cs="Sakkal Majalla"/>
+          <w:sz w:val="28"/>
+          <w:szCs w:val="28"/>
+        </w:rPr>
+        <w:lastRenderedPageBreak/>
+        <w:t>And for Exception handler of validation errors:</w:t>
+      </w:r>
+    </w:p>
+    <w:p>
+      <w:pPr>
+        <w:shd w:val="clear" w:color="auto" w:fill="FFFFFF"/>
+        <w:spacing w:after="0" w:line="285" w:lineRule="atLeast"/>
+        <w:rPr>
+          <w:rFonts w:ascii="Consolas" w:eastAsia="Times New Roman" w:hAnsi="Consolas" w:cs="Times New Roman"/>
+          <w:color w:val="3B3B3B"/>
+          <w:kern w:val="0"/>
+          <w:sz w:val="21"/>
+          <w:szCs w:val="21"/>
+          <w14:ligatures w14:val="none"/>
+        </w:rPr>
+      </w:pPr>
+      <w:r>
+        <w:rPr>
+          <w:rFonts w:ascii="Consolas" w:eastAsia="Times New Roman" w:hAnsi="Consolas" w:cs="Times New Roman"/>
+          <w:color w:val="3B3B3B"/>
+          <w:kern w:val="0"/>
+          <w:sz w:val="21"/>
+          <w:szCs w:val="21"/>
+          <w14:ligatures w14:val="none"/>
+        </w:rPr>
+        <w:t>@</w:t>
+      </w:r>
+      <w:r>
+        <w:rPr>
+          <w:rFonts w:ascii="Consolas" w:eastAsia="Times New Roman" w:hAnsi="Consolas" w:cs="Times New Roman"/>
+          <w:color w:val="267F99"/>
+          <w:kern w:val="0"/>
+          <w:sz w:val="21"/>
+          <w:szCs w:val="21"/>
+          <w14:ligatures w14:val="none"/>
+        </w:rPr>
+        <w:t>RestControllerAdvice</w:t>
+      </w:r>
+    </w:p>
+    <w:p>
+      <w:pPr>
+        <w:shd w:val="clear" w:color="auto" w:fill="FFFFFF"/>
+        <w:spacing w:after="0" w:line="285" w:lineRule="atLeast"/>
+        <w:rPr>
+          <w:rFonts w:ascii="Consolas" w:eastAsia="Times New Roman" w:hAnsi="Consolas" w:cs="Times New Roman"/>
+          <w:color w:val="3B3B3B"/>
+          <w:kern w:val="0"/>
+          <w:sz w:val="21"/>
+          <w:szCs w:val="21"/>
+          <w14:ligatures w14:val="none"/>
+        </w:rPr>
+      </w:pPr>
+      <w:r>
+        <w:rPr>
+          <w:rFonts w:ascii="Consolas" w:eastAsia="Times New Roman" w:hAnsi="Consolas" w:cs="Times New Roman"/>
+          <w:color w:val="0000FF"/>
+          <w:kern w:val="0"/>
+          <w:sz w:val="21"/>
+          <w:szCs w:val="21"/>
+          <w14:ligatures w14:val="none"/>
+        </w:rPr>
+        <w:t>public</w:t>
+      </w:r>
+      <w:r>
+        <w:rPr>
+          <w:rFonts w:ascii="Consolas" w:eastAsia="Times New Roman" w:hAnsi="Consolas" w:cs="Times New Roman"/>
+          <w:color w:val="3B3B3B"/>
+          <w:kern w:val="0"/>
+          <w:sz w:val="21"/>
+          <w:szCs w:val="21"/>
+          <w14:ligatures w14:val="none"/>
+        </w:rPr>
+        <w:t xml:space="preserve"> </w:t>
+      </w:r>
+      <w:r>
+        <w:rPr>
+          <w:rFonts w:ascii="Consolas" w:eastAsia="Times New Roman" w:hAnsi="Consolas" w:cs="Times New Roman"/>
+          <w:color w:val="0000FF"/>
+          <w:kern w:val="0"/>
+          <w:sz w:val="21"/>
+          <w:szCs w:val="21"/>
+          <w14:ligatures w14:val="none"/>
+        </w:rPr>
+        <w:t>class</w:t>
+      </w:r>
+      <w:r>
+        <w:rPr>
+          <w:rFonts w:ascii="Consolas" w:eastAsia="Times New Roman" w:hAnsi="Consolas" w:cs="Times New Roman"/>
+          <w:color w:val="3B3B3B"/>
+          <w:kern w:val="0"/>
+          <w:sz w:val="21"/>
+          <w:szCs w:val="21"/>
+          <w14:ligatures w14:val="none"/>
+        </w:rPr>
+        <w:t xml:space="preserve"> </w:t>
+      </w:r>
+      <w:r>
+        <w:rPr>
+          <w:rFonts w:ascii="Consolas" w:eastAsia="Times New Roman" w:hAnsi="Consolas" w:cs="Times New Roman"/>
+          <w:color w:val="267F99"/>
+          <w:kern w:val="0"/>
+          <w:sz w:val="21"/>
+          <w:szCs w:val="21"/>
+          <w14:ligatures w14:val="none"/>
+        </w:rPr>
+        <w:t>ValidationExceptionHandler</w:t>
+      </w:r>
+      <w:r>
+        <w:rPr>
+          <w:rFonts w:ascii="Consolas" w:eastAsia="Times New Roman" w:hAnsi="Consolas" w:cs="Times New Roman"/>
+          <w:color w:val="3B3B3B"/>
+          <w:kern w:val="0"/>
+          <w:sz w:val="21"/>
+          <w:szCs w:val="21"/>
+          <w14:ligatures w14:val="none"/>
+        </w:rPr>
+        <w:t xml:space="preserve"> {</w:t>
+      </w:r>
+    </w:p>
+    <w:p>
+      <w:pPr>
+        <w:shd w:val="clear" w:color="auto" w:fill="FFFFFF"/>
+        <w:spacing w:after="0" w:line="285" w:lineRule="atLeast"/>
+        <w:rPr>
+          <w:rFonts w:ascii="Consolas" w:eastAsia="Times New Roman" w:hAnsi="Consolas" w:cs="Times New Roman"/>
+          <w:color w:val="3B3B3B"/>
+          <w:kern w:val="0"/>
+          <w:sz w:val="21"/>
+          <w:szCs w:val="21"/>
+          <w14:ligatures w14:val="none"/>
+        </w:rPr>
+      </w:pPr>
+      <w:r>
+        <w:rPr>
+          <w:rFonts w:ascii="Consolas" w:eastAsia="Times New Roman" w:hAnsi="Consolas" w:cs="Times New Roman"/>
+          <w:color w:val="3B3B3B"/>
+          <w:kern w:val="0"/>
+          <w:sz w:val="21"/>
+          <w:szCs w:val="21"/>
+          <w14:ligatures w14:val="none"/>
+        </w:rPr>
+        <w:t xml:space="preserve">    </w:t>
+      </w:r>
+    </w:p>
+    <w:p>
+      <w:pPr>
+        <w:shd w:val="clear" w:color="auto" w:fill="FFFFFF"/>
+        <w:spacing w:after="0" w:line="285" w:lineRule="atLeast"/>
+        <w:rPr>
+          <w:rFonts w:ascii="Consolas" w:eastAsia="Times New Roman" w:hAnsi="Consolas" w:cs="Times New Roman"/>
+          <w:color w:val="3B3B3B"/>
+          <w:kern w:val="0"/>
+          <w:sz w:val="21"/>
+          <w:szCs w:val="21"/>
+          <w14:ligatures w14:val="none"/>
+        </w:rPr>
+      </w:pPr>
+      <w:r>
+        <w:rPr>
+          <w:rFonts w:ascii="Consolas" w:eastAsia="Times New Roman" w:hAnsi="Consolas" w:cs="Times New Roman"/>
+          <w:color w:val="3B3B3B"/>
+          <w:kern w:val="0"/>
+          <w:sz w:val="21"/>
+          <w:szCs w:val="21"/>
+          <w14:ligatures w14:val="none"/>
+        </w:rPr>
+        <w:t>    @</w:t>
+      </w:r>
+      <w:proofErr w:type="gramStart"/>
+      <w:r>
+        <w:rPr>
+          <w:rFonts w:ascii="Consolas" w:eastAsia="Times New Roman" w:hAnsi="Consolas" w:cs="Times New Roman"/>
+          <w:color w:val="267F99"/>
+          <w:kern w:val="0"/>
+          <w:sz w:val="21"/>
+          <w:szCs w:val="21"/>
+          <w14:ligatures w14:val="none"/>
+        </w:rPr>
+        <w:t>ExceptionHandler</w:t>
+      </w:r>
+      <w:r>
+        <w:rPr>
+          <w:rFonts w:ascii="Consolas" w:eastAsia="Times New Roman" w:hAnsi="Consolas" w:cs="Times New Roman"/>
+          <w:color w:val="3B3B3B"/>
+          <w:kern w:val="0"/>
+          <w:sz w:val="21"/>
+          <w:szCs w:val="21"/>
+          <w14:ligatures w14:val="none"/>
+        </w:rPr>
+        <w:t>(</w:t>
+      </w:r>
+      <w:proofErr w:type="gramEnd"/>
+      <w:r>
+        <w:rPr>
+          <w:rFonts w:ascii="Consolas" w:eastAsia="Times New Roman" w:hAnsi="Consolas" w:cs="Times New Roman"/>
+          <w:color w:val="267F99"/>
+          <w:kern w:val="0"/>
+          <w:sz w:val="21"/>
+          <w:szCs w:val="21"/>
+          <w14:ligatures w14:val="none"/>
+        </w:rPr>
+        <w:t>MethodArgumentNotValidException</w:t>
+      </w:r>
+      <w:r>
+        <w:rPr>
+          <w:rFonts w:ascii="Consolas" w:eastAsia="Times New Roman" w:hAnsi="Consolas" w:cs="Times New Roman"/>
+          <w:color w:val="3B3B3B"/>
+          <w:kern w:val="0"/>
+          <w:sz w:val="21"/>
+          <w:szCs w:val="21"/>
+          <w14:ligatures w14:val="none"/>
+        </w:rPr>
+        <w:t>.</w:t>
+      </w:r>
+      <w:r>
+        <w:rPr>
+          <w:rFonts w:ascii="Consolas" w:eastAsia="Times New Roman" w:hAnsi="Consolas" w:cs="Times New Roman"/>
+          <w:color w:val="AF00DB"/>
+          <w:kern w:val="0"/>
+          <w:sz w:val="21"/>
+          <w:szCs w:val="21"/>
+          <w14:ligatures w14:val="none"/>
+        </w:rPr>
+        <w:t>class</w:t>
+      </w:r>
+      <w:r>
+        <w:rPr>
+          <w:rFonts w:ascii="Consolas" w:eastAsia="Times New Roman" w:hAnsi="Consolas" w:cs="Times New Roman"/>
+          <w:color w:val="3B3B3B"/>
+          <w:kern w:val="0"/>
+          <w:sz w:val="21"/>
+          <w:szCs w:val="21"/>
+          <w14:ligatures w14:val="none"/>
+        </w:rPr>
+        <w:t>)</w:t>
+      </w:r>
+    </w:p>
+    <w:p>
+      <w:pPr>
+        <w:shd w:val="clear" w:color="auto" w:fill="FFFFFF"/>
+        <w:spacing w:after="0" w:line="285" w:lineRule="atLeast"/>
+        <w:rPr>
+          <w:rFonts w:ascii="Consolas" w:eastAsia="Times New Roman" w:hAnsi="Consolas" w:cs="Times New Roman"/>
+          <w:color w:val="3B3B3B"/>
+          <w:kern w:val="0"/>
+          <w:sz w:val="21"/>
+          <w:szCs w:val="21"/>
+          <w14:ligatures w14:val="none"/>
+        </w:rPr>
+      </w:pPr>
+      <w:r>
+        <w:rPr>
+          <w:rFonts w:ascii="Consolas" w:eastAsia="Times New Roman" w:hAnsi="Consolas" w:cs="Times New Roman"/>
+          <w:color w:val="3B3B3B"/>
+          <w:kern w:val="0"/>
+          <w:sz w:val="21"/>
+          <w:szCs w:val="21"/>
+          <w14:ligatures w14:val="none"/>
+        </w:rPr>
+        <w:t xml:space="preserve">    </w:t>
+      </w:r>
+      <w:r>
+        <w:rPr>
+          <w:rFonts w:ascii="Consolas" w:eastAsia="Times New Roman" w:hAnsi="Consolas" w:cs="Times New Roman"/>
+          <w:color w:val="0000FF"/>
+          <w:kern w:val="0"/>
+          <w:sz w:val="21"/>
+          <w:szCs w:val="21"/>
+          <w14:ligatures w14:val="none"/>
+        </w:rPr>
+        <w:t>public</w:t>
+      </w:r>
+      <w:r>
+        <w:rPr>
+          <w:rFonts w:ascii="Consolas" w:eastAsia="Times New Roman" w:hAnsi="Consolas" w:cs="Times New Roman"/>
+          <w:color w:val="3B3B3B"/>
+          <w:kern w:val="0"/>
+          <w:sz w:val="21"/>
+          <w:szCs w:val="21"/>
+          <w14:ligatures w14:val="none"/>
+        </w:rPr>
+        <w:t xml:space="preserve"> </w:t>
+      </w:r>
+      <w:r>
+        <w:rPr>
+          <w:rFonts w:ascii="Consolas" w:eastAsia="Times New Roman" w:hAnsi="Consolas" w:cs="Times New Roman"/>
+          <w:color w:val="267F99"/>
+          <w:kern w:val="0"/>
+          <w:sz w:val="21"/>
+          <w:szCs w:val="21"/>
+          <w14:ligatures w14:val="none"/>
+        </w:rPr>
+        <w:t>ResponseEntity</w:t>
+      </w:r>
+      <w:r>
+        <w:rPr>
+          <w:rFonts w:ascii="Consolas" w:eastAsia="Times New Roman" w:hAnsi="Consolas" w:cs="Times New Roman"/>
+          <w:color w:val="3B3B3B"/>
+          <w:kern w:val="0"/>
+          <w:sz w:val="21"/>
+          <w:szCs w:val="21"/>
+          <w14:ligatures w14:val="none"/>
+        </w:rPr>
+        <w:t>&lt;</w:t>
+      </w:r>
+      <w:r>
+        <w:rPr>
+          <w:rFonts w:ascii="Consolas" w:eastAsia="Times New Roman" w:hAnsi="Consolas" w:cs="Times New Roman"/>
+          <w:color w:val="267F99"/>
+          <w:kern w:val="0"/>
+          <w:sz w:val="21"/>
+          <w:szCs w:val="21"/>
+          <w14:ligatures w14:val="none"/>
+        </w:rPr>
+        <w:t>Map</w:t>
+      </w:r>
+      <w:r>
+        <w:rPr>
+          <w:rFonts w:ascii="Consolas" w:eastAsia="Times New Roman" w:hAnsi="Consolas" w:cs="Times New Roman"/>
+          <w:color w:val="3B3B3B"/>
+          <w:kern w:val="0"/>
+          <w:sz w:val="21"/>
+          <w:szCs w:val="21"/>
+          <w14:ligatures w14:val="none"/>
+        </w:rPr>
+        <w:t>&lt;</w:t>
+      </w:r>
+      <w:r>
+        <w:rPr>
+          <w:rFonts w:ascii="Consolas" w:eastAsia="Times New Roman" w:hAnsi="Consolas" w:cs="Times New Roman"/>
+          <w:color w:val="267F99"/>
+          <w:kern w:val="0"/>
+          <w:sz w:val="21"/>
+          <w:szCs w:val="21"/>
+          <w14:ligatures w14:val="none"/>
+        </w:rPr>
+        <w:t>String</w:t>
+      </w:r>
+      <w:r>
+        <w:rPr>
+          <w:rFonts w:ascii="Consolas" w:eastAsia="Times New Roman" w:hAnsi="Consolas" w:cs="Times New Roman"/>
+          <w:color w:val="3B3B3B"/>
+          <w:kern w:val="0"/>
+          <w:sz w:val="21"/>
+          <w:szCs w:val="21"/>
+          <w14:ligatures w14:val="none"/>
+        </w:rPr>
+        <w:t xml:space="preserve">, </w:t>
+      </w:r>
+      <w:r>
+        <w:rPr>
+          <w:rFonts w:ascii="Consolas" w:eastAsia="Times New Roman" w:hAnsi="Consolas" w:cs="Times New Roman"/>
+          <w:color w:val="267F99"/>
+          <w:kern w:val="0"/>
+          <w:sz w:val="21"/>
+          <w:szCs w:val="21"/>
+          <w14:ligatures w14:val="none"/>
+        </w:rPr>
+        <w:t>String</w:t>
+      </w:r>
+      <w:r>
+        <w:rPr>
+          <w:rFonts w:ascii="Consolas" w:eastAsia="Times New Roman" w:hAnsi="Consolas" w:cs="Times New Roman"/>
+          <w:color w:val="3B3B3B"/>
+          <w:kern w:val="0"/>
+          <w:sz w:val="21"/>
+          <w:szCs w:val="21"/>
+          <w14:ligatures w14:val="none"/>
+        </w:rPr>
+        <w:t xml:space="preserve">&gt;&gt; </w:t>
+      </w:r>
+    </w:p>
+    <w:p>
+      <w:pPr>
+        <w:shd w:val="clear" w:color="auto" w:fill="FFFFFF"/>
+        <w:spacing w:after="0" w:line="285" w:lineRule="atLeast"/>
+        <w:rPr>
+          <w:rFonts w:ascii="Consolas" w:eastAsia="Times New Roman" w:hAnsi="Consolas" w:cs="Times New Roman"/>
+          <w:color w:val="3B3B3B"/>
+          <w:kern w:val="0"/>
+          <w:sz w:val="21"/>
+          <w:szCs w:val="21"/>
+          <w14:ligatures w14:val="none"/>
+        </w:rPr>
+      </w:pPr>
+      <w:r>
+        <w:rPr>
+          <w:rFonts w:ascii="Consolas" w:eastAsia="Times New Roman" w:hAnsi="Consolas" w:cs="Times New Roman"/>
+          <w:color w:val="3B3B3B"/>
+          <w:kern w:val="0"/>
+          <w:sz w:val="21"/>
+          <w:szCs w:val="21"/>
+          <w14:ligatures w14:val="none"/>
+        </w:rPr>
+        <w:t xml:space="preserve">        </w:t>
+      </w:r>
+      <w:proofErr w:type="gramStart"/>
+      <w:r>
+        <w:rPr>
+          <w:rFonts w:ascii="Consolas" w:eastAsia="Times New Roman" w:hAnsi="Consolas" w:cs="Times New Roman"/>
+          <w:color w:val="795E26"/>
+          <w:kern w:val="0"/>
+          <w:sz w:val="21"/>
+          <w:szCs w:val="21"/>
+          <w14:ligatures w14:val="none"/>
+        </w:rPr>
+        <w:t>handleValidationExceptions</w:t>
+      </w:r>
+      <w:r>
+        <w:rPr>
+          <w:rFonts w:ascii="Consolas" w:eastAsia="Times New Roman" w:hAnsi="Consolas" w:cs="Times New Roman"/>
+          <w:color w:val="3B3B3B"/>
+          <w:kern w:val="0"/>
+          <w:sz w:val="21"/>
+          <w:szCs w:val="21"/>
+          <w14:ligatures w14:val="none"/>
+        </w:rPr>
+        <w:t>(</w:t>
+      </w:r>
+      <w:proofErr w:type="gramEnd"/>
+      <w:r>
+        <w:rPr>
+          <w:rFonts w:ascii="Consolas" w:eastAsia="Times New Roman" w:hAnsi="Consolas" w:cs="Times New Roman"/>
+          <w:color w:val="267F99"/>
+          <w:kern w:val="0"/>
+          <w:sz w:val="21"/>
+          <w:szCs w:val="21"/>
+          <w14:ligatures w14:val="none"/>
+        </w:rPr>
+        <w:t>MethodArgumentNotValidException</w:t>
+      </w:r>
+      <w:r>
+        <w:rPr>
+          <w:rFonts w:ascii="Consolas" w:eastAsia="Times New Roman" w:hAnsi="Consolas" w:cs="Times New Roman"/>
+          <w:color w:val="3B3B3B"/>
+          <w:kern w:val="0"/>
+          <w:sz w:val="21"/>
+          <w:szCs w:val="21"/>
+          <w14:ligatures w14:val="none"/>
+        </w:rPr>
+        <w:t xml:space="preserve"> </w:t>
+      </w:r>
+      <w:r>
+        <w:rPr>
+          <w:rFonts w:ascii="Consolas" w:eastAsia="Times New Roman" w:hAnsi="Consolas" w:cs="Times New Roman"/>
+          <w:color w:val="001080"/>
+          <w:kern w:val="0"/>
+          <w:sz w:val="21"/>
+          <w:szCs w:val="21"/>
+          <w14:ligatures w14:val="none"/>
+        </w:rPr>
+        <w:t>ex</w:t>
+      </w:r>
+      <w:r>
+        <w:rPr>
+          <w:rFonts w:ascii="Consolas" w:eastAsia="Times New Roman" w:hAnsi="Consolas" w:cs="Times New Roman"/>
+          <w:color w:val="3B3B3B"/>
+          <w:kern w:val="0"/>
+          <w:sz w:val="21"/>
+          <w:szCs w:val="21"/>
+          <w14:ligatures w14:val="none"/>
+        </w:rPr>
+        <w:t>) {</w:t>
+      </w:r>
+    </w:p>
+    <w:p>
+      <w:pPr>
+        <w:shd w:val="clear" w:color="auto" w:fill="FFFFFF"/>
+        <w:spacing w:after="0" w:line="285" w:lineRule="atLeast"/>
+        <w:rPr>
+          <w:rFonts w:ascii="Consolas" w:eastAsia="Times New Roman" w:hAnsi="Consolas" w:cs="Times New Roman"/>
+          <w:color w:val="3B3B3B"/>
+          <w:kern w:val="0"/>
+          <w:sz w:val="21"/>
+          <w:szCs w:val="21"/>
+          <w14:ligatures w14:val="none"/>
+        </w:rPr>
+      </w:pPr>
+      <w:r>
+        <w:rPr>
+          <w:rFonts w:ascii="Consolas" w:eastAsia="Times New Roman" w:hAnsi="Consolas" w:cs="Times New Roman"/>
+          <w:color w:val="3B3B3B"/>
+          <w:kern w:val="0"/>
+          <w:sz w:val="21"/>
+          <w:szCs w:val="21"/>
+          <w14:ligatures w14:val="none"/>
+        </w:rPr>
+        <w:t xml:space="preserve">        </w:t>
+      </w:r>
+      <w:r>
+        <w:rPr>
+          <w:rFonts w:ascii="Consolas" w:eastAsia="Times New Roman" w:hAnsi="Consolas" w:cs="Times New Roman"/>
+          <w:color w:val="267F99"/>
+          <w:kern w:val="0"/>
+          <w:sz w:val="21"/>
+          <w:szCs w:val="21"/>
+          <w14:ligatures w14:val="none"/>
+        </w:rPr>
+        <w:t>Map</w:t>
+      </w:r>
+      <w:r>
+        <w:rPr>
+          <w:rFonts w:ascii="Consolas" w:eastAsia="Times New Roman" w:hAnsi="Consolas" w:cs="Times New Roman"/>
+          <w:color w:val="3B3B3B"/>
+          <w:kern w:val="0"/>
+          <w:sz w:val="21"/>
+          <w:szCs w:val="21"/>
+          <w14:ligatures w14:val="none"/>
+        </w:rPr>
+        <w:t>&lt;</w:t>
+      </w:r>
+      <w:r>
+        <w:rPr>
+          <w:rFonts w:ascii="Consolas" w:eastAsia="Times New Roman" w:hAnsi="Consolas" w:cs="Times New Roman"/>
+          <w:color w:val="267F99"/>
+          <w:kern w:val="0"/>
+          <w:sz w:val="21"/>
+          <w:szCs w:val="21"/>
+          <w14:ligatures w14:val="none"/>
+        </w:rPr>
+        <w:t>String</w:t>
+      </w:r>
+      <w:r>
+        <w:rPr>
+          <w:rFonts w:ascii="Consolas" w:eastAsia="Times New Roman" w:hAnsi="Consolas" w:cs="Times New Roman"/>
+          <w:color w:val="3B3B3B"/>
+          <w:kern w:val="0"/>
+          <w:sz w:val="21"/>
+          <w:szCs w:val="21"/>
+          <w14:ligatures w14:val="none"/>
+        </w:rPr>
+        <w:t xml:space="preserve">, </w:t>
+      </w:r>
+      <w:r>
+        <w:rPr>
+          <w:rFonts w:ascii="Consolas" w:eastAsia="Times New Roman" w:hAnsi="Consolas" w:cs="Times New Roman"/>
+          <w:color w:val="267F99"/>
+          <w:kern w:val="0"/>
+          <w:sz w:val="21"/>
+          <w:szCs w:val="21"/>
+          <w14:ligatures w14:val="none"/>
+        </w:rPr>
+        <w:t>String</w:t>
+      </w:r>
+      <w:r>
+        <w:rPr>
+          <w:rFonts w:ascii="Consolas" w:eastAsia="Times New Roman" w:hAnsi="Consolas" w:cs="Times New Roman"/>
+          <w:color w:val="3B3B3B"/>
+          <w:kern w:val="0"/>
+          <w:sz w:val="21"/>
+          <w:szCs w:val="21"/>
+          <w14:ligatures w14:val="none"/>
+        </w:rPr>
+        <w:t xml:space="preserve">&gt; </w:t>
+      </w:r>
+      <w:r>
+        <w:rPr>
+          <w:rFonts w:ascii="Consolas" w:eastAsia="Times New Roman" w:hAnsi="Consolas" w:cs="Times New Roman"/>
+          <w:color w:val="001080"/>
+          <w:kern w:val="0"/>
+          <w:sz w:val="21"/>
+          <w:szCs w:val="21"/>
+          <w14:ligatures w14:val="none"/>
+        </w:rPr>
+        <w:t>errors</w:t>
+      </w:r>
+      <w:r>
+        <w:rPr>
+          <w:rFonts w:ascii="Consolas" w:eastAsia="Times New Roman" w:hAnsi="Consolas" w:cs="Times New Roman"/>
+          <w:color w:val="3B3B3B"/>
+          <w:kern w:val="0"/>
+          <w:sz w:val="21"/>
+          <w:szCs w:val="21"/>
+          <w14:ligatures w14:val="none"/>
+        </w:rPr>
+        <w:t xml:space="preserve"> </w:t>
+      </w:r>
+      <w:r>
+        <w:rPr>
+          <w:rFonts w:ascii="Consolas" w:eastAsia="Times New Roman" w:hAnsi="Consolas" w:cs="Times New Roman"/>
+          <w:color w:val="000000"/>
+          <w:kern w:val="0"/>
+          <w:sz w:val="21"/>
+          <w:szCs w:val="21"/>
+          <w14:ligatures w14:val="none"/>
+        </w:rPr>
+        <w:t>=</w:t>
+      </w:r>
+      <w:r>
+        <w:rPr>
+          <w:rFonts w:ascii="Consolas" w:eastAsia="Times New Roman" w:hAnsi="Consolas" w:cs="Times New Roman"/>
+          <w:color w:val="3B3B3B"/>
+          <w:kern w:val="0"/>
+          <w:sz w:val="21"/>
+          <w:szCs w:val="21"/>
+          <w14:ligatures w14:val="none"/>
+        </w:rPr>
+        <w:t xml:space="preserve"> </w:t>
+      </w:r>
+      <w:r>
+        <w:rPr>
+          <w:rFonts w:ascii="Consolas" w:eastAsia="Times New Roman" w:hAnsi="Consolas" w:cs="Times New Roman"/>
+          <w:color w:val="AF00DB"/>
+          <w:kern w:val="0"/>
+          <w:sz w:val="21"/>
+          <w:szCs w:val="21"/>
+          <w14:ligatures w14:val="none"/>
+        </w:rPr>
+        <w:t>new</w:t>
+      </w:r>
+      <w:r>
+        <w:rPr>
+          <w:rFonts w:ascii="Consolas" w:eastAsia="Times New Roman" w:hAnsi="Consolas" w:cs="Times New Roman"/>
+          <w:color w:val="3B3B3B"/>
+          <w:kern w:val="0"/>
+          <w:sz w:val="21"/>
+          <w:szCs w:val="21"/>
+          <w14:ligatures w14:val="none"/>
+        </w:rPr>
+        <w:t xml:space="preserve"> </w:t>
+      </w:r>
+      <w:r>
+        <w:rPr>
+          <w:rFonts w:ascii="Consolas" w:eastAsia="Times New Roman" w:hAnsi="Consolas" w:cs="Times New Roman"/>
+          <w:color w:val="795E26"/>
+          <w:kern w:val="0"/>
+          <w:sz w:val="21"/>
+          <w:szCs w:val="21"/>
+          <w14:ligatures w14:val="none"/>
+        </w:rPr>
+        <w:t>HashMap</w:t>
+      </w:r>
+      <w:r>
+        <w:rPr>
+          <w:rFonts w:ascii="Consolas" w:eastAsia="Times New Roman" w:hAnsi="Consolas" w:cs="Times New Roman"/>
+          <w:color w:val="3B3B3B"/>
+          <w:kern w:val="0"/>
+          <w:sz w:val="21"/>
+          <w:szCs w:val="21"/>
+          <w14:ligatures w14:val="none"/>
+        </w:rPr>
+        <w:t>&lt;</w:t>
+      </w:r>
+      <w:proofErr w:type="gramStart"/>
+      <w:r>
+        <w:rPr>
+          <w:rFonts w:ascii="Consolas" w:eastAsia="Times New Roman" w:hAnsi="Consolas" w:cs="Times New Roman"/>
+          <w:color w:val="3B3B3B"/>
+          <w:kern w:val="0"/>
+          <w:sz w:val="21"/>
+          <w:szCs w:val="21"/>
+          <w14:ligatures w14:val="none"/>
+        </w:rPr>
+        <w:t>&gt;(</w:t>
+      </w:r>
+      <w:proofErr w:type="gramEnd"/>
+      <w:r>
+        <w:rPr>
+          <w:rFonts w:ascii="Consolas" w:eastAsia="Times New Roman" w:hAnsi="Consolas" w:cs="Times New Roman"/>
+          <w:color w:val="3B3B3B"/>
+          <w:kern w:val="0"/>
+          <w:sz w:val="21"/>
+          <w:szCs w:val="21"/>
+          <w14:ligatures w14:val="none"/>
+        </w:rPr>
+        <w:t>);</w:t>
+      </w:r>
+    </w:p>
+    <w:p>
+      <w:pPr>
+        <w:shd w:val="clear" w:color="auto" w:fill="FFFFFF"/>
+        <w:spacing w:after="0" w:line="285" w:lineRule="atLeast"/>
+        <w:rPr>
+          <w:rFonts w:ascii="Consolas" w:eastAsia="Times New Roman" w:hAnsi="Consolas" w:cs="Times New Roman"/>
+          <w:color w:val="3B3B3B"/>
+          <w:kern w:val="0"/>
+          <w:sz w:val="21"/>
+          <w:szCs w:val="21"/>
+          <w14:ligatures w14:val="none"/>
+        </w:rPr>
+      </w:pPr>
+      <w:r>
+        <w:rPr>
+          <w:rFonts w:ascii="Consolas" w:eastAsia="Times New Roman" w:hAnsi="Consolas" w:cs="Times New Roman"/>
+          <w:color w:val="3B3B3B"/>
+          <w:kern w:val="0"/>
+          <w:sz w:val="21"/>
+          <w:szCs w:val="21"/>
+          <w14:ligatures w14:val="none"/>
+        </w:rPr>
+        <w:t xml:space="preserve">        </w:t>
+      </w:r>
+      <w:proofErr w:type="gramStart"/>
+      <w:r>
+        <w:rPr>
+          <w:rFonts w:ascii="Consolas" w:eastAsia="Times New Roman" w:hAnsi="Consolas" w:cs="Times New Roman"/>
+          <w:color w:val="001080"/>
+          <w:kern w:val="0"/>
+          <w:sz w:val="21"/>
+          <w:szCs w:val="21"/>
+          <w14:ligatures w14:val="none"/>
+        </w:rPr>
+        <w:t>ex</w:t>
+      </w:r>
+      <w:r>
+        <w:rPr>
+          <w:rFonts w:ascii="Consolas" w:eastAsia="Times New Roman" w:hAnsi="Consolas" w:cs="Times New Roman"/>
+          <w:color w:val="3B3B3B"/>
+          <w:kern w:val="0"/>
+          <w:sz w:val="21"/>
+          <w:szCs w:val="21"/>
+          <w14:ligatures w14:val="none"/>
+        </w:rPr>
+        <w:t>.</w:t>
+      </w:r>
+      <w:r>
+        <w:rPr>
+          <w:rFonts w:ascii="Consolas" w:eastAsia="Times New Roman" w:hAnsi="Consolas" w:cs="Times New Roman"/>
+          <w:color w:val="795E26"/>
+          <w:kern w:val="0"/>
+          <w:sz w:val="21"/>
+          <w:szCs w:val="21"/>
+          <w14:ligatures w14:val="none"/>
+        </w:rPr>
+        <w:t>getBindingResult</w:t>
+      </w:r>
+      <w:proofErr w:type="gramEnd"/>
+      <w:r>
+        <w:rPr>
+          <w:rFonts w:ascii="Consolas" w:eastAsia="Times New Roman" w:hAnsi="Consolas" w:cs="Times New Roman"/>
+          <w:color w:val="3B3B3B"/>
+          <w:kern w:val="0"/>
+          <w:sz w:val="21"/>
+          <w:szCs w:val="21"/>
+          <w14:ligatures w14:val="none"/>
+        </w:rPr>
+        <w:t>(</w:t>
+      </w:r>
+      <w:proofErr w:type="gramStart"/>
+      <w:r>
+        <w:rPr>
+          <w:rFonts w:ascii="Consolas" w:eastAsia="Times New Roman" w:hAnsi="Consolas" w:cs="Times New Roman"/>
+          <w:color w:val="3B3B3B"/>
+          <w:kern w:val="0"/>
+          <w:sz w:val="21"/>
+          <w:szCs w:val="21"/>
+          <w14:ligatures w14:val="none"/>
+        </w:rPr>
+        <w:t>).</w:t>
+      </w:r>
+      <w:r>
+        <w:rPr>
+          <w:rFonts w:ascii="Consolas" w:eastAsia="Times New Roman" w:hAnsi="Consolas" w:cs="Times New Roman"/>
+          <w:color w:val="795E26"/>
+          <w:kern w:val="0"/>
+          <w:sz w:val="21"/>
+          <w:szCs w:val="21"/>
+          <w14:ligatures w14:val="none"/>
+        </w:rPr>
+        <w:t>getFieldErrors</w:t>
+      </w:r>
+      <w:proofErr w:type="gramEnd"/>
+      <w:r>
+        <w:rPr>
+          <w:rFonts w:ascii="Consolas" w:eastAsia="Times New Roman" w:hAnsi="Consolas" w:cs="Times New Roman"/>
+          <w:color w:val="3B3B3B"/>
+          <w:kern w:val="0"/>
+          <w:sz w:val="21"/>
+          <w:szCs w:val="21"/>
+          <w14:ligatures w14:val="none"/>
+        </w:rPr>
+        <w:t>(</w:t>
+      </w:r>
+      <w:proofErr w:type="gramStart"/>
+      <w:r>
+        <w:rPr>
+          <w:rFonts w:ascii="Consolas" w:eastAsia="Times New Roman" w:hAnsi="Consolas" w:cs="Times New Roman"/>
+          <w:color w:val="3B3B3B"/>
+          <w:kern w:val="0"/>
+          <w:sz w:val="21"/>
+          <w:szCs w:val="21"/>
+          <w14:ligatures w14:val="none"/>
+        </w:rPr>
+        <w:t>).</w:t>
+      </w:r>
+      <w:r>
+        <w:rPr>
+          <w:rFonts w:ascii="Consolas" w:eastAsia="Times New Roman" w:hAnsi="Consolas" w:cs="Times New Roman"/>
+          <w:color w:val="795E26"/>
+          <w:kern w:val="0"/>
+          <w:sz w:val="21"/>
+          <w:szCs w:val="21"/>
+          <w14:ligatures w14:val="none"/>
+        </w:rPr>
+        <w:t>forEach</w:t>
+      </w:r>
+      <w:proofErr w:type="gramEnd"/>
+      <w:r>
+        <w:rPr>
+          <w:rFonts w:ascii="Consolas" w:eastAsia="Times New Roman" w:hAnsi="Consolas" w:cs="Times New Roman"/>
+          <w:color w:val="3B3B3B"/>
+          <w:kern w:val="0"/>
+          <w:sz w:val="21"/>
+          <w:szCs w:val="21"/>
+          <w14:ligatures w14:val="none"/>
+        </w:rPr>
+        <w:t>(</w:t>
+      </w:r>
+    </w:p>
+    <w:p>
+      <w:pPr>
+        <w:shd w:val="clear" w:color="auto" w:fill="FFFFFF"/>
+        <w:spacing w:after="0" w:line="285" w:lineRule="atLeast"/>
+        <w:rPr>
+          <w:rFonts w:ascii="Consolas" w:eastAsia="Times New Roman" w:hAnsi="Consolas" w:cs="Times New Roman"/>
+          <w:color w:val="3B3B3B"/>
+          <w:kern w:val="0"/>
+          <w:sz w:val="21"/>
+          <w:szCs w:val="21"/>
+          <w14:ligatures w14:val="none"/>
+        </w:rPr>
+      </w:pPr>
+      <w:r>
+        <w:rPr>
+          <w:rFonts w:ascii="Consolas" w:eastAsia="Times New Roman" w:hAnsi="Consolas" w:cs="Times New Roman"/>
+          <w:color w:val="3B3B3B"/>
+          <w:kern w:val="0"/>
+          <w:sz w:val="21"/>
+          <w:szCs w:val="21"/>
+          <w14:ligatures w14:val="none"/>
+        </w:rPr>
+        <w:t xml:space="preserve">            </w:t>
+      </w:r>
+      <w:r>
+        <w:rPr>
+          <w:rFonts w:ascii="Consolas" w:eastAsia="Times New Roman" w:hAnsi="Consolas" w:cs="Times New Roman"/>
+          <w:color w:val="001080"/>
+          <w:kern w:val="0"/>
+          <w:sz w:val="21"/>
+          <w:szCs w:val="21"/>
+          <w14:ligatures w14:val="none"/>
+        </w:rPr>
+        <w:t>error</w:t>
+      </w:r>
+      <w:r>
+        <w:rPr>
+          <w:rFonts w:ascii="Consolas" w:eastAsia="Times New Roman" w:hAnsi="Consolas" w:cs="Times New Roman"/>
+          <w:color w:val="3B3B3B"/>
+          <w:kern w:val="0"/>
+          <w:sz w:val="21"/>
+          <w:szCs w:val="21"/>
+          <w14:ligatures w14:val="none"/>
+        </w:rPr>
+        <w:t xml:space="preserve"> </w:t>
+      </w:r>
+      <w:r>
+        <w:rPr>
+          <w:rFonts w:ascii="Consolas" w:eastAsia="Times New Roman" w:hAnsi="Consolas" w:cs="Times New Roman"/>
+          <w:color w:val="0000FF"/>
+          <w:kern w:val="0"/>
+          <w:sz w:val="21"/>
+          <w:szCs w:val="21"/>
+          <w14:ligatures w14:val="none"/>
+        </w:rPr>
+        <w:t>-&gt;</w:t>
+      </w:r>
+      <w:r>
+        <w:rPr>
+          <w:rFonts w:ascii="Consolas" w:eastAsia="Times New Roman" w:hAnsi="Consolas" w:cs="Times New Roman"/>
+          <w:color w:val="3B3B3B"/>
+          <w:kern w:val="0"/>
+          <w:sz w:val="21"/>
+          <w:szCs w:val="21"/>
+          <w14:ligatures w14:val="none"/>
+        </w:rPr>
+        <w:t xml:space="preserve"> </w:t>
+      </w:r>
+      <w:proofErr w:type="gramStart"/>
+      <w:r>
+        <w:rPr>
+          <w:rFonts w:ascii="Consolas" w:eastAsia="Times New Roman" w:hAnsi="Consolas" w:cs="Times New Roman"/>
+          <w:color w:val="001080"/>
+          <w:kern w:val="0"/>
+          <w:sz w:val="21"/>
+          <w:szCs w:val="21"/>
+          <w14:ligatures w14:val="none"/>
+        </w:rPr>
+        <w:t>errors</w:t>
+      </w:r>
+      <w:r>
+        <w:rPr>
+          <w:rFonts w:ascii="Consolas" w:eastAsia="Times New Roman" w:hAnsi="Consolas" w:cs="Times New Roman"/>
+          <w:color w:val="3B3B3B"/>
+          <w:kern w:val="0"/>
+          <w:sz w:val="21"/>
+          <w:szCs w:val="21"/>
+          <w14:ligatures w14:val="none"/>
+        </w:rPr>
+        <w:t>.</w:t>
+      </w:r>
+      <w:r>
+        <w:rPr>
+          <w:rFonts w:ascii="Consolas" w:eastAsia="Times New Roman" w:hAnsi="Consolas" w:cs="Times New Roman"/>
+          <w:color w:val="795E26"/>
+          <w:kern w:val="0"/>
+          <w:sz w:val="21"/>
+          <w:szCs w:val="21"/>
+          <w14:ligatures w14:val="none"/>
+        </w:rPr>
+        <w:t>put</w:t>
+      </w:r>
+      <w:r>
+        <w:rPr>
+          <w:rFonts w:ascii="Consolas" w:eastAsia="Times New Roman" w:hAnsi="Consolas" w:cs="Times New Roman"/>
+          <w:color w:val="3B3B3B"/>
+          <w:kern w:val="0"/>
+          <w:sz w:val="21"/>
+          <w:szCs w:val="21"/>
+          <w14:ligatures w14:val="none"/>
+        </w:rPr>
+        <w:t>(</w:t>
+      </w:r>
+      <w:proofErr w:type="gramEnd"/>
+    </w:p>
+    <w:p>
+      <w:pPr>
+        <w:shd w:val="clear" w:color="auto" w:fill="FFFFFF"/>
+        <w:spacing w:after="0" w:line="285" w:lineRule="atLeast"/>
+        <w:rPr>
+          <w:rFonts w:ascii="Consolas" w:eastAsia="Times New Roman" w:hAnsi="Consolas" w:cs="Times New Roman"/>
+          <w:color w:val="3B3B3B"/>
+          <w:kern w:val="0"/>
+          <w:sz w:val="21"/>
+          <w:szCs w:val="21"/>
+          <w14:ligatures w14:val="none"/>
+        </w:rPr>
+      </w:pPr>
+      <w:r>
+        <w:rPr>
+          <w:rFonts w:ascii="Consolas" w:eastAsia="Times New Roman" w:hAnsi="Consolas" w:cs="Times New Roman"/>
+          <w:color w:val="3B3B3B"/>
+          <w:kern w:val="0"/>
+          <w:sz w:val="21"/>
+          <w:szCs w:val="21"/>
+          <w14:ligatures w14:val="none"/>
+        </w:rPr>
+        <w:t xml:space="preserve">                </w:t>
+      </w:r>
+      <w:proofErr w:type="gramStart"/>
+      <w:r>
+        <w:rPr>
+          <w:rFonts w:ascii="Consolas" w:eastAsia="Times New Roman" w:hAnsi="Consolas" w:cs="Times New Roman"/>
+          <w:color w:val="001080"/>
+          <w:kern w:val="0"/>
+          <w:sz w:val="21"/>
+          <w:szCs w:val="21"/>
+          <w14:ligatures w14:val="none"/>
+        </w:rPr>
+        <w:t>error</w:t>
+      </w:r>
+      <w:r>
+        <w:rPr>
+          <w:rFonts w:ascii="Consolas" w:eastAsia="Times New Roman" w:hAnsi="Consolas" w:cs="Times New Roman"/>
+          <w:color w:val="3B3B3B"/>
+          <w:kern w:val="0"/>
+          <w:sz w:val="21"/>
+          <w:szCs w:val="21"/>
+          <w14:ligatures w14:val="none"/>
+        </w:rPr>
+        <w:t>.</w:t>
+      </w:r>
+      <w:r>
+        <w:rPr>
+          <w:rFonts w:ascii="Consolas" w:eastAsia="Times New Roman" w:hAnsi="Consolas" w:cs="Times New Roman"/>
+          <w:color w:val="795E26"/>
+          <w:kern w:val="0"/>
+          <w:sz w:val="21"/>
+          <w:szCs w:val="21"/>
+          <w14:ligatures w14:val="none"/>
+        </w:rPr>
+        <w:t>getField</w:t>
+      </w:r>
+      <w:proofErr w:type="gramEnd"/>
+      <w:r>
+        <w:rPr>
+          <w:rFonts w:ascii="Consolas" w:eastAsia="Times New Roman" w:hAnsi="Consolas" w:cs="Times New Roman"/>
+          <w:color w:val="3B3B3B"/>
+          <w:kern w:val="0"/>
+          <w:sz w:val="21"/>
+          <w:szCs w:val="21"/>
+          <w14:ligatures w14:val="none"/>
+        </w:rPr>
+        <w:t xml:space="preserve">(), </w:t>
+      </w:r>
+    </w:p>
+    <w:p>
+      <w:pPr>
+        <w:shd w:val="clear" w:color="auto" w:fill="FFFFFF"/>
+        <w:spacing w:after="0" w:line="285" w:lineRule="atLeast"/>
+        <w:rPr>
+          <w:rFonts w:ascii="Consolas" w:eastAsia="Times New Roman" w:hAnsi="Consolas" w:cs="Times New Roman"/>
+          <w:color w:val="3B3B3B"/>
+          <w:kern w:val="0"/>
+          <w:sz w:val="21"/>
+          <w:szCs w:val="21"/>
+          <w14:ligatures w14:val="none"/>
+        </w:rPr>
+      </w:pPr>
+      <w:r>
+        <w:rPr>
+          <w:rFonts w:ascii="Consolas" w:eastAsia="Times New Roman" w:hAnsi="Consolas" w:cs="Times New Roman"/>
+          <w:color w:val="3B3B3B"/>
+          <w:kern w:val="0"/>
+          <w:sz w:val="21"/>
+          <w:szCs w:val="21"/>
+          <w14:ligatures w14:val="none"/>
+        </w:rPr>
+        <w:t xml:space="preserve">                </w:t>
+      </w:r>
+      <w:proofErr w:type="gramStart"/>
+      <w:r>
+        <w:rPr>
+          <w:rFonts w:ascii="Consolas" w:eastAsia="Times New Roman" w:hAnsi="Consolas" w:cs="Times New Roman"/>
+          <w:color w:val="001080"/>
+          <w:kern w:val="0"/>
+          <w:sz w:val="21"/>
+          <w:szCs w:val="21"/>
+          <w14:ligatures w14:val="none"/>
+        </w:rPr>
+        <w:t>error</w:t>
+      </w:r>
+      <w:r>
+        <w:rPr>
+          <w:rFonts w:ascii="Consolas" w:eastAsia="Times New Roman" w:hAnsi="Consolas" w:cs="Times New Roman"/>
+          <w:color w:val="3B3B3B"/>
+          <w:kern w:val="0"/>
+          <w:sz w:val="21"/>
+          <w:szCs w:val="21"/>
+          <w14:ligatures w14:val="none"/>
+        </w:rPr>
+        <w:t>.</w:t>
+      </w:r>
+      <w:r>
+        <w:rPr>
+          <w:rFonts w:ascii="Consolas" w:eastAsia="Times New Roman" w:hAnsi="Consolas" w:cs="Times New Roman"/>
+          <w:color w:val="795E26"/>
+          <w:kern w:val="0"/>
+          <w:sz w:val="21"/>
+          <w:szCs w:val="21"/>
+          <w14:ligatures w14:val="none"/>
+        </w:rPr>
+        <w:t>getDefaultMessage</w:t>
+      </w:r>
+      <w:proofErr w:type="gramEnd"/>
+      <w:r>
+        <w:rPr>
+          <w:rFonts w:ascii="Consolas" w:eastAsia="Times New Roman" w:hAnsi="Consolas" w:cs="Times New Roman"/>
+          <w:color w:val="3B3B3B"/>
+          <w:kern w:val="0"/>
+          <w:sz w:val="21"/>
+          <w:szCs w:val="21"/>
+          <w14:ligatures w14:val="none"/>
+        </w:rPr>
+        <w:t>()</w:t>
+      </w:r>
+    </w:p>
+    <w:p>
+      <w:pPr>
+        <w:shd w:val="clear" w:color="auto" w:fill="FFFFFF"/>
+        <w:spacing w:after="0" w:line="285" w:lineRule="atLeast"/>
+        <w:rPr>
+          <w:rFonts w:ascii="Consolas" w:eastAsia="Times New Roman" w:hAnsi="Consolas" w:cs="Times New Roman"/>
+          <w:color w:val="3B3B3B"/>
+          <w:kern w:val="0"/>
+          <w:sz w:val="21"/>
+          <w:szCs w:val="21"/>
+          <w14:ligatures w14:val="none"/>
+        </w:rPr>
+      </w:pPr>
+      <w:r>
+        <w:rPr>
+          <w:rFonts w:ascii="Consolas" w:eastAsia="Times New Roman" w:hAnsi="Consolas" w:cs="Times New Roman"/>
+          <w:color w:val="3B3B3B"/>
+          <w:kern w:val="0"/>
+          <w:sz w:val="21"/>
+          <w:szCs w:val="21"/>
+          <w14:ligatures w14:val="none"/>
+        </w:rPr>
+        <w:t>            )</w:t>
+      </w:r>
+    </w:p>
+    <w:p>
+      <w:pPr>
+        <w:shd w:val="clear" w:color="auto" w:fill="FFFFFF"/>
+        <w:spacing w:after="0" w:line="285" w:lineRule="atLeast"/>
+        <w:rPr>
+          <w:rFonts w:ascii="Consolas" w:eastAsia="Times New Roman" w:hAnsi="Consolas" w:cs="Times New Roman"/>
+          <w:color w:val="3B3B3B"/>
+          <w:kern w:val="0"/>
+          <w:sz w:val="21"/>
+          <w:szCs w:val="21"/>
+          <w14:ligatures w14:val="none"/>
+        </w:rPr>
+      </w:pPr>
+      <w:r>
+        <w:rPr>
+          <w:rFonts w:ascii="Consolas" w:eastAsia="Times New Roman" w:hAnsi="Consolas" w:cs="Times New Roman"/>
+          <w:color w:val="3B3B3B"/>
+          <w:kern w:val="0"/>
+          <w:sz w:val="21"/>
+          <w:szCs w:val="21"/>
+          <w14:ligatures w14:val="none"/>
+        </w:rPr>
+        <w:t>        );</w:t>
+      </w:r>
+    </w:p>
+    <w:p>
+      <w:pPr>
+        <w:shd w:val="clear" w:color="auto" w:fill="FFFFFF"/>
+        <w:spacing w:after="0" w:line="285" w:lineRule="atLeast"/>
+        <w:rPr>
+          <w:rFonts w:ascii="Consolas" w:eastAsia="Times New Roman" w:hAnsi="Consolas" w:cs="Times New Roman"/>
+          <w:color w:val="3B3B3B"/>
+          <w:kern w:val="0"/>
+          <w:sz w:val="21"/>
+          <w:szCs w:val="21"/>
+          <w14:ligatures w14:val="none"/>
+        </w:rPr>
+      </w:pPr>
+      <w:r>
+        <w:rPr>
+          <w:rFonts w:ascii="Consolas" w:eastAsia="Times New Roman" w:hAnsi="Consolas" w:cs="Times New Roman"/>
+          <w:color w:val="3B3B3B"/>
+          <w:kern w:val="0"/>
+          <w:sz w:val="21"/>
+          <w:szCs w:val="21"/>
+          <w14:ligatures w14:val="none"/>
+        </w:rPr>
+        <w:t xml:space="preserve">        </w:t>
+      </w:r>
+      <w:r>
+        <w:rPr>
+          <w:rFonts w:ascii="Consolas" w:eastAsia="Times New Roman" w:hAnsi="Consolas" w:cs="Times New Roman"/>
+          <w:color w:val="AF00DB"/>
+          <w:kern w:val="0"/>
+          <w:sz w:val="21"/>
+          <w:szCs w:val="21"/>
+          <w14:ligatures w14:val="none"/>
+        </w:rPr>
+        <w:t>return</w:t>
+      </w:r>
+      <w:r>
+        <w:rPr>
+          <w:rFonts w:ascii="Consolas" w:eastAsia="Times New Roman" w:hAnsi="Consolas" w:cs="Times New Roman"/>
+          <w:color w:val="3B3B3B"/>
+          <w:kern w:val="0"/>
+          <w:sz w:val="21"/>
+          <w:szCs w:val="21"/>
+          <w14:ligatures w14:val="none"/>
+        </w:rPr>
+        <w:t xml:space="preserve"> </w:t>
+      </w:r>
+      <w:r>
+        <w:rPr>
+          <w:rFonts w:ascii="Consolas" w:eastAsia="Times New Roman" w:hAnsi="Consolas" w:cs="Times New Roman"/>
+          <w:color w:val="AF00DB"/>
+          <w:kern w:val="0"/>
+          <w:sz w:val="21"/>
+          <w:szCs w:val="21"/>
+          <w14:ligatures w14:val="none"/>
+        </w:rPr>
+        <w:t>new</w:t>
+      </w:r>
+      <w:r>
+        <w:rPr>
+          <w:rFonts w:ascii="Consolas" w:eastAsia="Times New Roman" w:hAnsi="Consolas" w:cs="Times New Roman"/>
+          <w:color w:val="3B3B3B"/>
+          <w:kern w:val="0"/>
+          <w:sz w:val="21"/>
+          <w:szCs w:val="21"/>
+          <w14:ligatures w14:val="none"/>
+        </w:rPr>
+        <w:t xml:space="preserve"> </w:t>
+      </w:r>
+      <w:r>
+        <w:rPr>
+          <w:rFonts w:ascii="Consolas" w:eastAsia="Times New Roman" w:hAnsi="Consolas" w:cs="Times New Roman"/>
+          <w:color w:val="795E26"/>
+          <w:kern w:val="0"/>
+          <w:sz w:val="21"/>
+          <w:szCs w:val="21"/>
+          <w14:ligatures w14:val="none"/>
+        </w:rPr>
+        <w:t>ResponseEntity</w:t>
+      </w:r>
+      <w:r>
+        <w:rPr>
+          <w:rFonts w:ascii="Consolas" w:eastAsia="Times New Roman" w:hAnsi="Consolas" w:cs="Times New Roman"/>
+          <w:color w:val="3B3B3B"/>
+          <w:kern w:val="0"/>
+          <w:sz w:val="21"/>
+          <w:szCs w:val="21"/>
+          <w14:ligatures w14:val="none"/>
+        </w:rPr>
+        <w:t>&lt;</w:t>
+      </w:r>
+      <w:proofErr w:type="gramStart"/>
+      <w:r>
+        <w:rPr>
+          <w:rFonts w:ascii="Consolas" w:eastAsia="Times New Roman" w:hAnsi="Consolas" w:cs="Times New Roman"/>
+          <w:color w:val="3B3B3B"/>
+          <w:kern w:val="0"/>
+          <w:sz w:val="21"/>
+          <w:szCs w:val="21"/>
+          <w14:ligatures w14:val="none"/>
+        </w:rPr>
+        <w:t>&gt;(</w:t>
+      </w:r>
+      <w:proofErr w:type="gramEnd"/>
+      <w:r>
+        <w:rPr>
+          <w:rFonts w:ascii="Consolas" w:eastAsia="Times New Roman" w:hAnsi="Consolas" w:cs="Times New Roman"/>
+          <w:color w:val="001080"/>
+          <w:kern w:val="0"/>
+          <w:sz w:val="21"/>
+          <w:szCs w:val="21"/>
+          <w14:ligatures w14:val="none"/>
+        </w:rPr>
+        <w:t>errors</w:t>
+      </w:r>
+      <w:r>
+        <w:rPr>
+          <w:rFonts w:ascii="Consolas" w:eastAsia="Times New Roman" w:hAnsi="Consolas" w:cs="Times New Roman"/>
+          <w:color w:val="3B3B3B"/>
+          <w:kern w:val="0"/>
+          <w:sz w:val="21"/>
+          <w:szCs w:val="21"/>
+          <w14:ligatures w14:val="none"/>
+        </w:rPr>
+        <w:t xml:space="preserve">, </w:t>
+      </w:r>
+      <w:r>
+        <w:rPr>
+          <w:rFonts w:ascii="Consolas" w:eastAsia="Times New Roman" w:hAnsi="Consolas" w:cs="Times New Roman"/>
+          <w:color w:val="267F99"/>
+          <w:kern w:val="0"/>
+          <w:sz w:val="21"/>
+          <w:szCs w:val="21"/>
+          <w14:ligatures w14:val="none"/>
+        </w:rPr>
+        <w:t>HttpStatus</w:t>
+      </w:r>
+      <w:r>
+        <w:rPr>
+          <w:rFonts w:ascii="Consolas" w:eastAsia="Times New Roman" w:hAnsi="Consolas" w:cs="Times New Roman"/>
+          <w:color w:val="3B3B3B"/>
+          <w:kern w:val="0"/>
+          <w:sz w:val="21"/>
+          <w:szCs w:val="21"/>
+          <w14:ligatures w14:val="none"/>
+        </w:rPr>
+        <w:t>.</w:t>
+      </w:r>
+      <w:r>
+        <w:rPr>
+          <w:rFonts w:ascii="Consolas" w:eastAsia="Times New Roman" w:hAnsi="Consolas" w:cs="Times New Roman"/>
+          <w:color w:val="0070C1"/>
+          <w:kern w:val="0"/>
+          <w:sz w:val="21"/>
+          <w:szCs w:val="21"/>
+          <w14:ligatures w14:val="none"/>
+        </w:rPr>
+        <w:t>BAD_REQUEST</w:t>
+      </w:r>
+      <w:r>
+        <w:rPr>
+          <w:rFonts w:ascii="Consolas" w:eastAsia="Times New Roman" w:hAnsi="Consolas" w:cs="Times New Roman"/>
+          <w:color w:val="3B3B3B"/>
+          <w:kern w:val="0"/>
+          <w:sz w:val="21"/>
+          <w:szCs w:val="21"/>
+          <w14:ligatures w14:val="none"/>
+        </w:rPr>
+        <w:t>);</w:t>
+      </w:r>
+    </w:p>
+    <w:p>
+      <w:pPr>
+        <w:shd w:val="clear" w:color="auto" w:fill="FFFFFF"/>
+        <w:spacing w:after="0" w:line="285" w:lineRule="atLeast"/>
+        <w:rPr>
+          <w:rFonts w:ascii="Consolas" w:eastAsia="Times New Roman" w:hAnsi="Consolas" w:cs="Times New Roman"/>
+          <w:color w:val="3B3B3B"/>
+          <w:kern w:val="0"/>
+          <w:sz w:val="21"/>
+          <w:szCs w:val="21"/>
+          <w14:ligatures w14:val="none"/>
+        </w:rPr>
+      </w:pPr>
+      <w:r>
+        <w:rPr>
+          <w:rFonts w:ascii="Consolas" w:eastAsia="Times New Roman" w:hAnsi="Consolas" w:cs="Times New Roman"/>
+          <w:color w:val="3B3B3B"/>
+          <w:kern w:val="0"/>
+          <w:sz w:val="21"/>
+          <w:szCs w:val="21"/>
+          <w14:ligatures w14:val="none"/>
+        </w:rPr>
+        <w:t>    }</w:t>
+      </w:r>
+    </w:p>
+    <w:p>
+      <w:pPr>
+        <w:shd w:val="clear" w:color="auto" w:fill="FFFFFF"/>
+        <w:spacing w:after="0" w:line="285" w:lineRule="atLeast"/>
+        <w:rPr>
+          <w:rFonts w:ascii="Consolas" w:eastAsia="Times New Roman" w:hAnsi="Consolas" w:cs="Times New Roman"/>
+          <w:color w:val="3B3B3B"/>
+          <w:kern w:val="0"/>
+          <w:sz w:val="21"/>
+          <w:szCs w:val="21"/>
+          <w14:ligatures w14:val="none"/>
+        </w:rPr>
+      </w:pPr>
+      <w:r>
+        <w:rPr>
+          <w:rFonts w:ascii="Consolas" w:eastAsia="Times New Roman" w:hAnsi="Consolas" w:cs="Times New Roman"/>
+          <w:color w:val="3B3B3B"/>
+          <w:kern w:val="0"/>
+          <w:sz w:val="21"/>
+          <w:szCs w:val="21"/>
+          <w14:ligatures w14:val="none"/>
+        </w:rPr>
+        <w:t>}</w:t>
+      </w:r>
+    </w:p>
+    <w:p>
+      <w:pPr>
+        <w:rPr>
+          <w:rFonts w:ascii="Sakkal Majalla" w:hAnsi="Sakkal Majalla" w:cs="Sakkal Majalla"/>
+          <w:sz w:val="28"/>
+          <w:szCs w:val="28"/>
+        </w:rPr>
+      </w:pPr>
+      <w:r>
+        <w:rPr>
+          <w:rFonts w:ascii="Sakkal Majalla" w:hAnsi="Sakkal Majalla" w:cs="Sakkal Majalla"/>
+          <w:sz w:val="28"/>
+          <w:szCs w:val="28"/>
+        </w:rPr>
+        <w:tab/>
+      </w:r>
+      <w:r>
+        <w:rPr>
+          <w:rFonts w:ascii="Sakkal Majalla" w:hAnsi="Sakkal Majalla" w:cs="Sakkal Majalla"/>
+          <w:sz w:val="28"/>
+          <w:szCs w:val="28"/>
+        </w:rPr>
+        <w:tab/>
+        <w:t>**************************************************************</w:t>
+      </w:r>
+    </w:p>
     <w:p>
       <w:pPr>
         <w:rPr>
@@ -19,6 +5984,103 @@
     </w:sectPr>
   </w:body>
 </w:document>
+</file>
+
+<file path=word/numbering.xml><?xml version="1.0" encoding="utf-8"?>
+<w:numbering xmlns:wpc="http://schemas.microsoft.com/office/word/2010/wordprocessingCanvas" xmlns:cx="http://schemas.microsoft.com/office/drawing/2014/chartex" xmlns:cx1="http://schemas.microsoft.com/office/drawing/2015/9/8/chartex" xmlns:cx2="http://schemas.microsoft.com/office/drawing/2015/10/21/chartex" xmlns:cx3="http://schemas.microsoft.com/office/drawing/2016/5/9/chartex" xmlns:cx4="http://schemas.microsoft.com/office/drawing/2016/5/10/chartex" xmlns:cx5="http://schemas.microsoft.com/office/drawing/2016/5/11/chartex" xmlns:cx6="http://schemas.microsoft.com/office/drawing/2016/5/12/chartex" xmlns:cx7="http://schemas.microsoft.com/office/drawing/2016/5/13/chartex" xmlns:cx8="http://schemas.microsoft.com/office/drawing/2016/5/14/chartex" xmlns:mc="http://schemas.openxmlformats.org/markup-compatibility/2006" xmlns:aink="http://schemas.microsoft.com/office/drawing/2016/ink" xmlns:am3d="http://schemas.microsoft.com/office/drawing/2017/model3d" xmlns:o="urn:schemas-microsoft-com:office:office" xmlns:oel="http://schemas.microsoft.com/office/2019/extlst" xmlns:r="http://schemas.openxmlformats.org/officeDocument/2006/relationships" xmlns:m="http://schemas.openxmlformats.org/officeDocument/2006/math" xmlns:v="urn:schemas-microsoft-com:vml" xmlns:wp14="http://schemas.microsoft.com/office/word/2010/wordprocessingDrawing" xmlns:wp="http://schemas.openxmlformats.org/drawingml/2006/wordprocessingDrawing" xmlns:w10="urn:schemas-microsoft-com:office:word" xmlns:w="http://schemas.openxmlformats.org/wordprocessingml/2006/main" xmlns:w14="http://schemas.microsoft.com/office/word/2010/wordml" xmlns:w15="http://schemas.microsoft.com/office/word/2012/wordml" xmlns:w16cex="http://schemas.microsoft.com/office/word/2018/wordml/cex" xmlns:w16cid="http://schemas.microsoft.com/office/word/2016/wordml/cid" xmlns:w16="http://schemas.microsoft.com/office/word/2018/wordml" xmlns:w16du="http://schemas.microsoft.com/office/word/2023/wordml/word16du" xmlns:w16sdtdh="http://schemas.microsoft.com/office/word/2020/wordml/sdtdatahash" xmlns:w16sdtfl="http://schemas.microsoft.com/office/word/2024/wordml/sdtformatlock" xmlns:w16se="http://schemas.microsoft.com/office/word/2015/wordml/symex" xmlns:wpg="http://schemas.microsoft.com/office/word/2010/wordprocessingGroup" xmlns:wpi="http://schemas.microsoft.com/office/word/2010/wordprocessingInk" xmlns:wne="http://schemas.microsoft.com/office/word/2006/wordml" xmlns:wps="http://schemas.microsoft.com/office/word/2010/wordprocessingShape" mc:Ignorable="w14 w15 w16se w16cid w16 w16cex w16sdtdh w16sdtfl w16du wp14">
+  <w:abstractNum w:abstractNumId="0" w15:restartNumberingAfterBreak="0">
+    <w:nsid w:val="55421E45"/>
+    <w:multiLevelType w:val="hybridMultilevel"/>
+    <w:tmpl w:val="8C9CA0B0"/>
+    <w:lvl w:ilvl="0" w:tplc="0409000F">
+      <w:start w:val="1"/>
+      <w:numFmt w:val="decimal"/>
+      <w:lvlText w:val="%1."/>
+      <w:lvlJc w:val="left"/>
+      <w:pPr>
+        <w:ind w:left="720" w:hanging="360"/>
+      </w:pPr>
+      <w:rPr>
+        <w:rFonts w:hint="default"/>
+      </w:rPr>
+    </w:lvl>
+    <w:lvl w:ilvl="1" w:tplc="04090019" w:tentative="1">
+      <w:start w:val="1"/>
+      <w:numFmt w:val="lowerLetter"/>
+      <w:lvlText w:val="%2."/>
+      <w:lvlJc w:val="left"/>
+      <w:pPr>
+        <w:ind w:left="1440" w:hanging="360"/>
+      </w:pPr>
+    </w:lvl>
+    <w:lvl w:ilvl="2" w:tplc="0409001B" w:tentative="1">
+      <w:start w:val="1"/>
+      <w:numFmt w:val="lowerRoman"/>
+      <w:lvlText w:val="%3."/>
+      <w:lvlJc w:val="right"/>
+      <w:pPr>
+        <w:ind w:left="2160" w:hanging="180"/>
+      </w:pPr>
+    </w:lvl>
+    <w:lvl w:ilvl="3" w:tplc="0409000F" w:tentative="1">
+      <w:start w:val="1"/>
+      <w:numFmt w:val="decimal"/>
+      <w:lvlText w:val="%4."/>
+      <w:lvlJc w:val="left"/>
+      <w:pPr>
+        <w:ind w:left="2880" w:hanging="360"/>
+      </w:pPr>
+    </w:lvl>
+    <w:lvl w:ilvl="4" w:tplc="04090019" w:tentative="1">
+      <w:start w:val="1"/>
+      <w:numFmt w:val="lowerLetter"/>
+      <w:lvlText w:val="%5."/>
+      <w:lvlJc w:val="left"/>
+      <w:pPr>
+        <w:ind w:left="3600" w:hanging="360"/>
+      </w:pPr>
+    </w:lvl>
+    <w:lvl w:ilvl="5" w:tplc="0409001B" w:tentative="1">
+      <w:start w:val="1"/>
+      <w:numFmt w:val="lowerRoman"/>
+      <w:lvlText w:val="%6."/>
+      <w:lvlJc w:val="right"/>
+      <w:pPr>
+        <w:ind w:left="4320" w:hanging="180"/>
+      </w:pPr>
+    </w:lvl>
+    <w:lvl w:ilvl="6" w:tplc="0409000F" w:tentative="1">
+      <w:start w:val="1"/>
+      <w:numFmt w:val="decimal"/>
+      <w:lvlText w:val="%7."/>
+      <w:lvlJc w:val="left"/>
+      <w:pPr>
+        <w:ind w:left="5040" w:hanging="360"/>
+      </w:pPr>
+    </w:lvl>
+    <w:lvl w:ilvl="7" w:tplc="04090019" w:tentative="1">
+      <w:start w:val="1"/>
+      <w:numFmt w:val="lowerLetter"/>
+      <w:lvlText w:val="%8."/>
+      <w:lvlJc w:val="left"/>
+      <w:pPr>
+        <w:ind w:left="5760" w:hanging="360"/>
+      </w:pPr>
+    </w:lvl>
+    <w:lvl w:ilvl="8" w:tplc="0409001B" w:tentative="1">
+      <w:start w:val="1"/>
+      <w:numFmt w:val="lowerRoman"/>
+      <w:lvlText w:val="%9."/>
+      <w:lvlJc w:val="right"/>
+      <w:pPr>
+        <w:ind w:left="6480" w:hanging="180"/>
+      </w:pPr>
+    </w:lvl>
+  </w:abstractNum>
+  <w:num w:numId="1" w16cid:durableId="1504277386">
+    <w:abstractNumId w:val="0"/>
+  </w:num>
+</w:numbering>
 </file>
 
 <file path=word/styles.xml><?xml version="1.0" encoding="utf-8"?>
@@ -624,7 +6686,6 @@
   <w:style w:type="character" w:default="1" w:styleId="DefaultParagraphFont">
     <w:name w:val="Default Paragraph Font"/>
     <w:uiPriority w:val="1"/>
-    <w:semiHidden/>
     <w:unhideWhenUsed/>
   </w:style>
   <w:style w:type="table" w:default="1" w:styleId="TableNormal">
